--- a/Modulo_1_Python/Teoria/Python_B.docx
+++ b/Modulo_1_Python/Teoria/Python_B.docx
@@ -266,7 +266,7 @@
           <wp:inline distB="114300" distT="114300" distL="114300" distR="114300">
             <wp:extent cx="2486978" cy="1206206"/>
             <wp:effectExtent b="0" l="0" r="0" t="0"/>
-            <wp:docPr id="2" name="image2.png"/>
+            <wp:docPr id="3" name="image2.png"/>
             <a:graphic>
               <a:graphicData uri="http://schemas.openxmlformats.org/drawingml/2006/picture">
                 <pic:pic>
@@ -313,12 +313,12 @@
             <wp:extent cx="3141980" cy="2574925"/>
             <wp:effectExtent b="0" l="0" r="0" t="0"/>
             <wp:wrapSquare wrapText="bothSides" distB="0" distT="0" distL="114300" distR="114300"/>
-            <wp:docPr id="6" name="image3.png"/>
+            <wp:docPr id="15" name="image1.png"/>
             <a:graphic>
               <a:graphicData uri="http://schemas.openxmlformats.org/drawingml/2006/picture">
                 <pic:pic>
                   <pic:nvPicPr>
-                    <pic:cNvPr id="0" name="image3.png"/>
+                    <pic:cNvPr id="0" name="image1.png"/>
                     <pic:cNvPicPr preferRelativeResize="0"/>
                   </pic:nvPicPr>
                   <pic:blipFill>
@@ -2686,12 +2686,12 @@
           <wp:inline distB="0" distT="0" distL="0" distR="0">
             <wp:extent cx="3108650" cy="907299"/>
             <wp:effectExtent b="0" l="0" r="0" t="0"/>
-            <wp:docPr id="3" name="image1.png"/>
+            <wp:docPr id="5" name="image5.png"/>
             <a:graphic>
               <a:graphicData uri="http://schemas.openxmlformats.org/drawingml/2006/picture">
                 <pic:pic>
                   <pic:nvPicPr>
-                    <pic:cNvPr id="0" name="image1.png"/>
+                    <pic:cNvPr id="0" name="image5.png"/>
                     <pic:cNvPicPr preferRelativeResize="0"/>
                   </pic:nvPicPr>
                   <pic:blipFill>
@@ -3006,12 +3006,12 @@
           <wp:inline distB="114300" distT="114300" distL="114300" distR="114300">
             <wp:extent cx="3696653" cy="593290"/>
             <wp:effectExtent b="0" l="0" r="0" t="0"/>
-            <wp:docPr id="4" name="image6.png"/>
+            <wp:docPr id="7" name="image16.png"/>
             <a:graphic>
               <a:graphicData uri="http://schemas.openxmlformats.org/drawingml/2006/picture">
                 <pic:pic>
                   <pic:nvPicPr>
-                    <pic:cNvPr id="0" name="image6.png"/>
+                    <pic:cNvPr id="0" name="image16.png"/>
                     <pic:cNvPicPr preferRelativeResize="0"/>
                   </pic:nvPicPr>
                   <pic:blipFill>
@@ -3159,12 +3159,12 @@
           <wp:inline distB="114300" distT="114300" distL="114300" distR="114300">
             <wp:extent cx="5399730" cy="1816100"/>
             <wp:effectExtent b="0" l="0" r="0" t="0"/>
-            <wp:docPr id="7" name="image5.png"/>
+            <wp:docPr id="17" name="image10.png"/>
             <a:graphic>
               <a:graphicData uri="http://schemas.openxmlformats.org/drawingml/2006/picture">
                 <pic:pic>
                   <pic:nvPicPr>
-                    <pic:cNvPr id="0" name="image5.png"/>
+                    <pic:cNvPr id="0" name="image10.png"/>
                     <pic:cNvPicPr preferRelativeResize="0"/>
                   </pic:nvPicPr>
                   <pic:blipFill>
@@ -3485,17 +3485,29 @@
         <w:rPr/>
       </w:pPr>
       <w:r>
+        <w:rPr>
+          <w:rtl w:val="0"/>
+        </w:rPr>
+        <w:t xml:space="preserve">readlines lee todas las lineas y devuelve lista de lineas</w:t>
+      </w:r>
+    </w:p>
+    <w:p>
+      <w:pPr>
+        <w:spacing w:line="240" w:lineRule="auto"/>
+        <w:rPr/>
+      </w:pPr>
+      <w:r>
         <w:rPr/>
         <w:drawing>
           <wp:inline distB="114300" distT="114300" distL="114300" distR="114300">
             <wp:extent cx="4671499" cy="2351639"/>
             <wp:effectExtent b="0" l="0" r="0" t="0"/>
-            <wp:docPr id="5" name="image4.png"/>
+            <wp:docPr id="14" name="image9.png"/>
             <a:graphic>
               <a:graphicData uri="http://schemas.openxmlformats.org/drawingml/2006/picture">
                 <pic:pic>
                   <pic:nvPicPr>
-                    <pic:cNvPr id="0" name="image4.png"/>
+                    <pic:cNvPr id="0" name="image9.png"/>
                     <pic:cNvPicPr preferRelativeResize="0"/>
                   </pic:nvPicPr>
                   <pic:blipFill>
@@ -3792,18 +3804,6265 @@
     <w:p>
       <w:pPr>
         <w:spacing w:line="240" w:lineRule="auto"/>
-        <w:rPr/>
-      </w:pPr>
-      <w:r>
-        <w:rPr>
-          <w:rtl w:val="0"/>
-        </w:rPr>
-      </w:r>
-    </w:p>
-    <w:p>
-      <w:pPr>
-        <w:spacing w:line="240" w:lineRule="auto"/>
-        <w:rPr/>
+        <w:ind w:left="0" w:firstLine="0"/>
+        <w:rPr>
+          <w:b w:val="1"/>
+        </w:rPr>
+      </w:pPr>
+      <w:r>
+        <w:rPr>
+          <w:b w:val="1"/>
+          <w:rtl w:val="0"/>
+        </w:rPr>
+        <w:t xml:space="preserve">ARCHIVOS EN INTERNET</w:t>
+      </w:r>
+    </w:p>
+    <w:p>
+      <w:pPr>
+        <w:spacing w:line="240" w:lineRule="auto"/>
+        <w:ind w:left="0" w:firstLine="0"/>
+        <w:rPr>
+          <w:b w:val="1"/>
+        </w:rPr>
+      </w:pPr>
+      <w:r>
+        <w:rPr>
+          <w:b w:val="1"/>
+        </w:rPr>
+        <w:drawing>
+          <wp:inline distB="114300" distT="114300" distL="114300" distR="114300">
+            <wp:extent cx="4344353" cy="2385767"/>
+            <wp:effectExtent b="0" l="0" r="0" t="0"/>
+            <wp:docPr id="13" name="image3.png"/>
+            <a:graphic>
+              <a:graphicData uri="http://schemas.openxmlformats.org/drawingml/2006/picture">
+                <pic:pic>
+                  <pic:nvPicPr>
+                    <pic:cNvPr id="0" name="image3.png"/>
+                    <pic:cNvPicPr preferRelativeResize="0"/>
+                  </pic:nvPicPr>
+                  <pic:blipFill>
+                    <a:blip r:embed="rId13"/>
+                    <a:srcRect b="0" l="0" r="0" t="0"/>
+                    <a:stretch>
+                      <a:fillRect/>
+                    </a:stretch>
+                  </pic:blipFill>
+                  <pic:spPr>
+                    <a:xfrm>
+                      <a:off x="0" y="0"/>
+                      <a:ext cx="4344353" cy="2385767"/>
+                    </a:xfrm>
+                    <a:prstGeom prst="rect"/>
+                    <a:ln/>
+                  </pic:spPr>
+                </pic:pic>
+              </a:graphicData>
+            </a:graphic>
+          </wp:inline>
+        </w:drawing>
+      </w:r>
+      <w:r>
+        <w:rPr>
+          <w:rtl w:val="0"/>
+        </w:rPr>
+      </w:r>
+    </w:p>
+    <w:p>
+      <w:pPr>
+        <w:spacing w:line="240" w:lineRule="auto"/>
+        <w:ind w:left="0" w:firstLine="0"/>
+        <w:rPr>
+          <w:b w:val="1"/>
+        </w:rPr>
+      </w:pPr>
+      <w:r>
+        <w:rPr>
+          <w:rtl w:val="0"/>
+        </w:rPr>
+      </w:r>
+    </w:p>
+    <w:p>
+      <w:pPr>
+        <w:spacing w:line="240" w:lineRule="auto"/>
+        <w:ind w:left="0" w:firstLine="0"/>
+        <w:rPr>
+          <w:b w:val="1"/>
+        </w:rPr>
+      </w:pPr>
+      <w:r>
+        <w:rPr>
+          <w:b w:val="1"/>
+          <w:rtl w:val="0"/>
+        </w:rPr>
+        <w:t xml:space="preserve">DATOS MUTABLES E INMUTABLES</w:t>
+      </w:r>
+    </w:p>
+    <w:p>
+      <w:pPr>
+        <w:spacing w:line="240" w:lineRule="auto"/>
+        <w:ind w:left="0" w:firstLine="0"/>
+        <w:rPr/>
+      </w:pPr>
+      <w:r>
+        <w:rPr>
+          <w:b w:val="1"/>
+          <w:rtl w:val="0"/>
+        </w:rPr>
+        <w:t xml:space="preserve">id(): </w:t>
+      </w:r>
+      <w:r>
+        <w:rPr>
+          <w:rtl w:val="0"/>
+        </w:rPr>
+        <w:t xml:space="preserve">Para ver la direccion de memoria</w:t>
+      </w:r>
+    </w:p>
+    <w:p>
+      <w:pPr>
+        <w:spacing w:line="240" w:lineRule="auto"/>
+        <w:ind w:left="0" w:firstLine="0"/>
+        <w:rPr/>
+      </w:pPr>
+      <w:r>
+        <w:rPr>
+          <w:rtl w:val="0"/>
+        </w:rPr>
+        <w:t xml:space="preserve">Las posiciones de memoria de las listas son inmutables, en cambio, las variables por ejemplo tipo int no, las variables si cambiamos su contenido desaparece esa variable y se crea una nueva en otra direccion de memoria.</w:t>
+      </w:r>
+    </w:p>
+    <w:p>
+      <w:pPr>
+        <w:spacing w:line="240" w:lineRule="auto"/>
+        <w:ind w:left="0" w:firstLine="0"/>
+        <w:rPr/>
+      </w:pPr>
+      <w:r>
+        <w:rPr>
+          <w:rtl w:val="0"/>
+        </w:rPr>
+        <w:t xml:space="preserve">Si se pasan como referencia en una funcion, no cambia su valor de memoria ya que se crea una nueva dentro de la funcion pero se devuelve en la misma como referencia.</w:t>
+      </w:r>
+    </w:p>
+    <w:p>
+      <w:pPr>
+        <w:spacing w:line="240" w:lineRule="auto"/>
+        <w:ind w:left="0" w:firstLine="0"/>
+        <w:rPr/>
+      </w:pPr>
+      <w:r>
+        <w:rPr>
+          <w:rtl w:val="0"/>
+        </w:rPr>
+      </w:r>
+    </w:p>
+    <w:p>
+      <w:pPr>
+        <w:spacing w:line="240" w:lineRule="auto"/>
+        <w:ind w:left="0" w:firstLine="0"/>
+        <w:rPr>
+          <w:b w:val="1"/>
+        </w:rPr>
+      </w:pPr>
+      <w:r>
+        <w:rPr>
+          <w:b w:val="1"/>
+          <w:rtl w:val="0"/>
+        </w:rPr>
+        <w:t xml:space="preserve">CUIDADO</w:t>
+      </w:r>
+      <w:r>
+        <w:drawing>
+          <wp:anchor allowOverlap="1" behindDoc="0" distB="114300" distT="114300" distL="114300" distR="114300" hidden="0" layoutInCell="1" locked="0" relativeHeight="0" simplePos="0">
+            <wp:simplePos x="0" y="0"/>
+            <wp:positionH relativeFrom="column">
+              <wp:posOffset>19051</wp:posOffset>
+            </wp:positionH>
+            <wp:positionV relativeFrom="paragraph">
+              <wp:posOffset>291182</wp:posOffset>
+            </wp:positionV>
+            <wp:extent cx="1925003" cy="1250982"/>
+            <wp:effectExtent b="0" l="0" r="0" t="0"/>
+            <wp:wrapSquare wrapText="bothSides" distB="114300" distT="114300" distL="114300" distR="114300"/>
+            <wp:docPr id="6" name="image4.png"/>
+            <a:graphic>
+              <a:graphicData uri="http://schemas.openxmlformats.org/drawingml/2006/picture">
+                <pic:pic>
+                  <pic:nvPicPr>
+                    <pic:cNvPr id="0" name="image4.png"/>
+                    <pic:cNvPicPr preferRelativeResize="0"/>
+                  </pic:nvPicPr>
+                  <pic:blipFill>
+                    <a:blip r:embed="rId14"/>
+                    <a:srcRect b="0" l="0" r="0" t="0"/>
+                    <a:stretch>
+                      <a:fillRect/>
+                    </a:stretch>
+                  </pic:blipFill>
+                  <pic:spPr>
+                    <a:xfrm>
+                      <a:off x="0" y="0"/>
+                      <a:ext cx="1925003" cy="1250982"/>
+                    </a:xfrm>
+                    <a:prstGeom prst="rect"/>
+                    <a:ln/>
+                  </pic:spPr>
+                </pic:pic>
+              </a:graphicData>
+            </a:graphic>
+          </wp:anchor>
+        </w:drawing>
+      </w:r>
+    </w:p>
+    <w:p>
+      <w:pPr>
+        <w:spacing w:line="240" w:lineRule="auto"/>
+        <w:ind w:left="0" w:firstLine="0"/>
+        <w:rPr/>
+      </w:pPr>
+      <w:r>
+        <w:rPr>
+          <w:rtl w:val="0"/>
+        </w:rPr>
+        <w:t xml:space="preserve">Ambas han cambiado aunque solo se haya hecho implícitamente una, por que se iguala el puntero y la dirección de memoria. En un entero no pasaría. Para hacerlo mejor hacer:</w:t>
+      </w:r>
+    </w:p>
+    <w:p>
+      <w:pPr>
+        <w:spacing w:line="240" w:lineRule="auto"/>
+        <w:ind w:left="0" w:firstLine="0"/>
+        <w:rPr/>
+      </w:pPr>
+      <w:r>
+        <w:rPr>
+          <w:rtl w:val="0"/>
+        </w:rPr>
+        <w:t xml:space="preserve">listaB = listaA.</w:t>
+      </w:r>
+      <w:r>
+        <w:rPr>
+          <w:b w:val="1"/>
+          <w:rtl w:val="0"/>
+        </w:rPr>
+        <w:t xml:space="preserve">copy</w:t>
+      </w:r>
+      <w:r>
+        <w:rPr>
+          <w:rtl w:val="0"/>
+        </w:rPr>
+        <w:t xml:space="preserve">()</w:t>
+      </w:r>
+    </w:p>
+    <w:p>
+      <w:pPr>
+        <w:spacing w:line="240" w:lineRule="auto"/>
+        <w:rPr/>
+      </w:pPr>
+      <w:r>
+        <w:rPr>
+          <w:rtl w:val="0"/>
+        </w:rPr>
+        <w:t xml:space="preserve">Cuidado, si hay elementos inmutables como listas, dicc o asi dentro del copy, se copia referencia, para hacer una copia completamente nueva:</w:t>
+      </w:r>
+    </w:p>
+    <w:p>
+      <w:pPr>
+        <w:numPr>
+          <w:ilvl w:val="0"/>
+          <w:numId w:val="5"/>
+        </w:numPr>
+        <w:spacing w:line="240" w:lineRule="auto"/>
+        <w:ind w:left="720" w:hanging="360"/>
+        <w:rPr>
+          <w:rFonts w:ascii="Arial" w:cs="Arial" w:eastAsia="Arial" w:hAnsi="Arial"/>
+        </w:rPr>
+      </w:pPr>
+      <w:r>
+        <w:rPr>
+          <w:rtl w:val="0"/>
+        </w:rPr>
+        <w:t xml:space="preserve">listaB = listaA.</w:t>
+      </w:r>
+      <w:r>
+        <w:rPr>
+          <w:b w:val="1"/>
+          <w:rtl w:val="0"/>
+        </w:rPr>
+        <w:t xml:space="preserve">deepcopy</w:t>
+      </w:r>
+      <w:r>
+        <w:rPr>
+          <w:rtl w:val="0"/>
+        </w:rPr>
+        <w:t xml:space="preserve">(): copiar clonando todo nuevo</w:t>
+      </w:r>
+    </w:p>
+    <w:p>
+      <w:pPr>
+        <w:spacing w:line="240" w:lineRule="auto"/>
+        <w:ind w:left="0" w:firstLine="0"/>
+        <w:rPr/>
+      </w:pPr>
+      <w:r>
+        <w:rPr>
+          <w:rtl w:val="0"/>
+        </w:rPr>
+      </w:r>
+    </w:p>
+    <w:p>
+      <w:pPr>
+        <w:spacing w:line="240" w:lineRule="auto"/>
+        <w:rPr/>
+      </w:pPr>
+      <w:r>
+        <w:rPr/>
+        <w:drawing>
+          <wp:inline distB="114300" distT="114300" distL="114300" distR="114300">
+            <wp:extent cx="3321603" cy="1391191"/>
+            <wp:effectExtent b="0" l="0" r="0" t="0"/>
+            <wp:docPr id="16" name="image12.png"/>
+            <a:graphic>
+              <a:graphicData uri="http://schemas.openxmlformats.org/drawingml/2006/picture">
+                <pic:pic>
+                  <pic:nvPicPr>
+                    <pic:cNvPr id="0" name="image12.png"/>
+                    <pic:cNvPicPr preferRelativeResize="0"/>
+                  </pic:nvPicPr>
+                  <pic:blipFill>
+                    <a:blip r:embed="rId15"/>
+                    <a:srcRect b="0" l="0" r="0" t="0"/>
+                    <a:stretch>
+                      <a:fillRect/>
+                    </a:stretch>
+                  </pic:blipFill>
+                  <pic:spPr>
+                    <a:xfrm>
+                      <a:off x="0" y="0"/>
+                      <a:ext cx="3321603" cy="1391191"/>
+                    </a:xfrm>
+                    <a:prstGeom prst="rect"/>
+                    <a:ln/>
+                  </pic:spPr>
+                </pic:pic>
+              </a:graphicData>
+            </a:graphic>
+          </wp:inline>
+        </w:drawing>
+      </w:r>
+      <w:r>
+        <w:rPr>
+          <w:rtl w:val="0"/>
+        </w:rPr>
+      </w:r>
+    </w:p>
+    <w:p>
+      <w:pPr>
+        <w:spacing w:line="240" w:lineRule="auto"/>
+        <w:rPr>
+          <w:b w:val="1"/>
+        </w:rPr>
+      </w:pPr>
+      <w:r>
+        <w:rPr>
+          <w:b w:val="1"/>
+          <w:rtl w:val="0"/>
+        </w:rPr>
+        <w:t xml:space="preserve">No es lo mismo == que is</w:t>
+      </w:r>
+    </w:p>
+    <w:p>
+      <w:pPr>
+        <w:spacing w:line="240" w:lineRule="auto"/>
+        <w:rPr/>
+      </w:pPr>
+      <w:r>
+        <w:rPr>
+          <w:rtl w:val="0"/>
+        </w:rPr>
+        <w:t xml:space="preserve">== es que tengan el mismo valor, is, es que sean el mismo (direccion de memoria)</w:t>
+      </w:r>
+    </w:p>
+    <w:p>
+      <w:pPr>
+        <w:spacing w:line="240" w:lineRule="auto"/>
+        <w:rPr>
+          <w:b w:val="1"/>
+        </w:rPr>
+      </w:pPr>
+      <w:r>
+        <w:rPr>
+          <w:b w:val="1"/>
+        </w:rPr>
+        <w:drawing>
+          <wp:inline distB="114300" distT="114300" distL="114300" distR="114300">
+            <wp:extent cx="5399730" cy="3581400"/>
+            <wp:effectExtent b="0" l="0" r="0" t="0"/>
+            <wp:docPr id="10" name="image14.png"/>
+            <a:graphic>
+              <a:graphicData uri="http://schemas.openxmlformats.org/drawingml/2006/picture">
+                <pic:pic>
+                  <pic:nvPicPr>
+                    <pic:cNvPr id="0" name="image14.png"/>
+                    <pic:cNvPicPr preferRelativeResize="0"/>
+                  </pic:nvPicPr>
+                  <pic:blipFill>
+                    <a:blip r:embed="rId16"/>
+                    <a:srcRect b="0" l="0" r="0" t="0"/>
+                    <a:stretch>
+                      <a:fillRect/>
+                    </a:stretch>
+                  </pic:blipFill>
+                  <pic:spPr>
+                    <a:xfrm>
+                      <a:off x="0" y="0"/>
+                      <a:ext cx="5399730" cy="3581400"/>
+                    </a:xfrm>
+                    <a:prstGeom prst="rect"/>
+                    <a:ln/>
+                  </pic:spPr>
+                </pic:pic>
+              </a:graphicData>
+            </a:graphic>
+          </wp:inline>
+        </w:drawing>
+      </w:r>
+      <w:r>
+        <w:rPr>
+          <w:rtl w:val="0"/>
+        </w:rPr>
+      </w:r>
+    </w:p>
+    <w:p>
+      <w:pPr>
+        <w:spacing w:line="240" w:lineRule="auto"/>
+        <w:rPr>
+          <w:b w:val="1"/>
+        </w:rPr>
+      </w:pPr>
+      <w:r>
+        <w:rPr>
+          <w:b w:val="1"/>
+          <w:rtl w:val="0"/>
+        </w:rPr>
+        <w:t xml:space="preserve">EXCEPCIONES</w:t>
+      </w:r>
+    </w:p>
+    <w:p>
+      <w:pPr>
+        <w:spacing w:line="240" w:lineRule="auto"/>
+        <w:rPr>
+          <w:b w:val="1"/>
+        </w:rPr>
+      </w:pPr>
+      <w:r>
+        <w:rPr>
+          <w:rtl w:val="0"/>
+        </w:rPr>
+        <w:t xml:space="preserve">Usar </w:t>
+      </w:r>
+      <w:r>
+        <w:rPr>
+          <w:b w:val="1"/>
+          <w:rtl w:val="0"/>
+        </w:rPr>
+        <w:t xml:space="preserve">try: except.</w:t>
+      </w:r>
+    </w:p>
+    <w:p>
+      <w:pPr>
+        <w:spacing w:line="240" w:lineRule="auto"/>
+        <w:rPr>
+          <w:b w:val="1"/>
+        </w:rPr>
+      </w:pPr>
+      <w:r>
+        <w:rPr>
+          <w:rtl w:val="0"/>
+        </w:rPr>
+        <w:t xml:space="preserve">Para personalizarla se podría hacer </w:t>
+      </w:r>
+      <w:r>
+        <w:rPr>
+          <w:b w:val="1"/>
+          <w:rtl w:val="0"/>
+        </w:rPr>
+        <w:t xml:space="preserve">except Exception as e: raise e</w:t>
+      </w:r>
+    </w:p>
+    <w:p>
+      <w:pPr>
+        <w:spacing w:line="240" w:lineRule="auto"/>
+        <w:rPr/>
+      </w:pPr>
+      <w:r>
+        <w:rPr>
+          <w:rtl w:val="0"/>
+        </w:rPr>
+        <w:t xml:space="preserve">Cuando falle lo que hay dentro de try salta a except.</w:t>
+      </w:r>
+    </w:p>
+    <w:p>
+      <w:pPr>
+        <w:spacing w:line="240" w:lineRule="auto"/>
+        <w:rPr>
+          <w:b w:val="1"/>
+        </w:rPr>
+      </w:pPr>
+      <w:r>
+        <w:rPr>
+          <w:rtl w:val="0"/>
+        </w:rPr>
+        <w:t xml:space="preserve">Para lanzar un error personalizado: </w:t>
+      </w:r>
+      <w:r>
+        <w:rPr>
+          <w:b w:val="1"/>
+          <w:rtl w:val="0"/>
+        </w:rPr>
+        <w:t xml:space="preserve">raise</w:t>
+      </w:r>
+    </w:p>
+    <w:p>
+      <w:pPr>
+        <w:spacing w:line="240" w:lineRule="auto"/>
+        <w:rPr/>
+      </w:pPr>
+      <w:r>
+        <w:rPr>
+          <w:rtl w:val="0"/>
+        </w:rPr>
+        <w:t xml:space="preserve">try: except no tiene por que tdetener la ejecucion del program</w:t>
+      </w:r>
+    </w:p>
+    <w:p>
+      <w:pPr>
+        <w:spacing w:line="240" w:lineRule="auto"/>
+        <w:rPr/>
+      </w:pPr>
+      <w:r>
+        <w:rPr>
+          <w:rtl w:val="0"/>
+        </w:rPr>
+      </w:r>
+    </w:p>
+    <w:p>
+      <w:pPr>
+        <w:spacing w:line="240" w:lineRule="auto"/>
+        <w:rPr/>
+      </w:pPr>
+      <w:r>
+        <w:rPr>
+          <w:rtl w:val="0"/>
+        </w:rPr>
+      </w:r>
+    </w:p>
+    <w:p>
+      <w:pPr>
+        <w:spacing w:line="240" w:lineRule="auto"/>
+        <w:rPr/>
+      </w:pPr>
+      <w:r>
+        <w:rPr>
+          <w:rtl w:val="0"/>
+        </w:rPr>
+      </w:r>
+    </w:p>
+    <w:p>
+      <w:pPr>
+        <w:spacing w:line="240" w:lineRule="auto"/>
+        <w:rPr/>
+      </w:pPr>
+      <w:r>
+        <w:rPr>
+          <w:rtl w:val="0"/>
+        </w:rPr>
+      </w:r>
+    </w:p>
+    <w:p>
+      <w:pPr>
+        <w:spacing w:line="240" w:lineRule="auto"/>
+        <w:rPr/>
+      </w:pPr>
+      <w:r>
+        <w:rPr>
+          <w:rtl w:val="0"/>
+        </w:rPr>
+      </w:r>
+    </w:p>
+    <w:p>
+      <w:pPr>
+        <w:spacing w:line="240" w:lineRule="auto"/>
+        <w:rPr>
+          <w:b w:val="1"/>
+        </w:rPr>
+      </w:pPr>
+      <w:r>
+        <w:rPr>
+          <w:b w:val="1"/>
+          <w:rtl w:val="0"/>
+        </w:rPr>
+        <w:t xml:space="preserve">CLASES Y OBJETOS</w:t>
+      </w:r>
+    </w:p>
+    <w:p>
+      <w:pPr>
+        <w:spacing w:line="240" w:lineRule="auto"/>
+        <w:rPr/>
+      </w:pPr>
+      <w:r>
+        <w:rPr>
+          <w:rtl w:val="0"/>
+        </w:rPr>
+        <w:t xml:space="preserve">Atributos, componentes de la clase: indicar con un _ al principio </w:t>
+      </w:r>
+    </w:p>
+    <w:p>
+      <w:pPr>
+        <w:spacing w:line="240" w:lineRule="auto"/>
+        <w:rPr/>
+      </w:pPr>
+      <w:r>
+        <w:rPr>
+          <w:rtl w:val="0"/>
+        </w:rPr>
+        <w:t xml:space="preserve">Métodos, funciones que usa la clase para el objeto</w:t>
+      </w:r>
+    </w:p>
+    <w:p>
+      <w:pPr>
+        <w:spacing w:line="240" w:lineRule="auto"/>
+        <w:rPr/>
+      </w:pPr>
+      <w:r>
+        <w:rPr>
+          <w:rtl w:val="0"/>
+        </w:rPr>
+      </w:r>
+    </w:p>
+    <w:p>
+      <w:pPr>
+        <w:spacing w:line="240" w:lineRule="auto"/>
+        <w:rPr/>
+      </w:pPr>
+      <w:r>
+        <w:rPr>
+          <w:rtl w:val="0"/>
+        </w:rPr>
+        <w:t xml:space="preserve">def __init__: se ejecuta al crear el objeto de clase</w:t>
+      </w:r>
+    </w:p>
+    <w:p>
+      <w:pPr>
+        <w:spacing w:line="240" w:lineRule="auto"/>
+        <w:rPr/>
+      </w:pPr>
+      <w:r>
+        <w:rPr>
+          <w:rtl w:val="0"/>
+        </w:rPr>
+        <w:t xml:space="preserve">def __str__: como se ve el print de este objeto</w:t>
+      </w:r>
+    </w:p>
+    <w:p>
+      <w:pPr>
+        <w:spacing w:line="240" w:lineRule="auto"/>
+        <w:rPr/>
+      </w:pPr>
+      <w:r>
+        <w:rPr>
+          <w:rtl w:val="0"/>
+        </w:rPr>
+        <w:t xml:space="preserve">Otros: Mirar ejercicio</w:t>
+      </w:r>
+    </w:p>
+    <w:p>
+      <w:pPr>
+        <w:spacing w:line="240" w:lineRule="auto"/>
+        <w:rPr/>
+      </w:pPr>
+      <w:r>
+        <w:rPr/>
+        <w:drawing>
+          <wp:inline distB="114300" distT="114300" distL="114300" distR="114300">
+            <wp:extent cx="2232649" cy="1933967"/>
+            <wp:effectExtent b="0" l="0" r="0" t="0"/>
+            <wp:docPr id="9" name="image6.png"/>
+            <a:graphic>
+              <a:graphicData uri="http://schemas.openxmlformats.org/drawingml/2006/picture">
+                <pic:pic>
+                  <pic:nvPicPr>
+                    <pic:cNvPr id="0" name="image6.png"/>
+                    <pic:cNvPicPr preferRelativeResize="0"/>
+                  </pic:nvPicPr>
+                  <pic:blipFill>
+                    <a:blip r:embed="rId17"/>
+                    <a:srcRect b="0" l="0" r="0" t="0"/>
+                    <a:stretch>
+                      <a:fillRect/>
+                    </a:stretch>
+                  </pic:blipFill>
+                  <pic:spPr>
+                    <a:xfrm>
+                      <a:off x="0" y="0"/>
+                      <a:ext cx="2232649" cy="1933967"/>
+                    </a:xfrm>
+                    <a:prstGeom prst="rect"/>
+                    <a:ln/>
+                  </pic:spPr>
+                </pic:pic>
+              </a:graphicData>
+            </a:graphic>
+          </wp:inline>
+        </w:drawing>
+      </w:r>
+      <w:r>
+        <w:rPr>
+          <w:rtl w:val="0"/>
+        </w:rPr>
+      </w:r>
+    </w:p>
+    <w:p>
+      <w:pPr>
+        <w:shd w:fill="1f1f1f" w:val="clear"/>
+        <w:spacing w:line="240" w:lineRule="auto"/>
+        <w:rPr>
+          <w:rFonts w:ascii="Consolas" w:cs="Consolas" w:eastAsia="Consolas" w:hAnsi="Consolas"/>
+          <w:color w:val="cccccc"/>
+          <w:sz w:val="19"/>
+          <w:szCs w:val="19"/>
+        </w:rPr>
+      </w:pPr>
+      <w:r>
+        <w:rPr>
+          <w:rFonts w:ascii="Consolas" w:cs="Consolas" w:eastAsia="Consolas" w:hAnsi="Consolas"/>
+          <w:color w:val="cccccc"/>
+          <w:sz w:val="19"/>
+          <w:szCs w:val="19"/>
+          <w:rtl w:val="0"/>
+        </w:rPr>
+        <w:t xml:space="preserve">    </w:t>
+      </w:r>
+      <w:r>
+        <w:rPr>
+          <w:rFonts w:ascii="Consolas" w:cs="Consolas" w:eastAsia="Consolas" w:hAnsi="Consolas"/>
+          <w:color w:val="569cd6"/>
+          <w:sz w:val="19"/>
+          <w:szCs w:val="19"/>
+          <w:rtl w:val="0"/>
+        </w:rPr>
+        <w:t xml:space="preserve">def</w:t>
+      </w:r>
+      <w:r>
+        <w:rPr>
+          <w:rFonts w:ascii="Consolas" w:cs="Consolas" w:eastAsia="Consolas" w:hAnsi="Consolas"/>
+          <w:color w:val="cccccc"/>
+          <w:sz w:val="19"/>
+          <w:szCs w:val="19"/>
+          <w:rtl w:val="0"/>
+        </w:rPr>
+        <w:t xml:space="preserve"> </w:t>
+      </w:r>
+      <w:r>
+        <w:rPr>
+          <w:rFonts w:ascii="Consolas" w:cs="Consolas" w:eastAsia="Consolas" w:hAnsi="Consolas"/>
+          <w:color w:val="dcdcaa"/>
+          <w:sz w:val="19"/>
+          <w:szCs w:val="19"/>
+          <w:rtl w:val="0"/>
+        </w:rPr>
+        <w:t xml:space="preserve">__str__</w:t>
+      </w:r>
+      <w:r>
+        <w:rPr>
+          <w:rFonts w:ascii="Consolas" w:cs="Consolas" w:eastAsia="Consolas" w:hAnsi="Consolas"/>
+          <w:color w:val="cccccc"/>
+          <w:sz w:val="19"/>
+          <w:szCs w:val="19"/>
+          <w:rtl w:val="0"/>
+        </w:rPr>
+        <w:t xml:space="preserve">(</w:t>
+      </w:r>
+      <w:r>
+        <w:rPr>
+          <w:rFonts w:ascii="Consolas" w:cs="Consolas" w:eastAsia="Consolas" w:hAnsi="Consolas"/>
+          <w:color w:val="9cdcfe"/>
+          <w:sz w:val="19"/>
+          <w:szCs w:val="19"/>
+          <w:rtl w:val="0"/>
+        </w:rPr>
+        <w:t xml:space="preserve">self</w:t>
+      </w:r>
+      <w:r>
+        <w:rPr>
+          <w:rFonts w:ascii="Consolas" w:cs="Consolas" w:eastAsia="Consolas" w:hAnsi="Consolas"/>
+          <w:color w:val="cccccc"/>
+          <w:sz w:val="19"/>
+          <w:szCs w:val="19"/>
+          <w:rtl w:val="0"/>
+        </w:rPr>
+        <w:t xml:space="preserve">):</w:t>
+      </w:r>
+    </w:p>
+    <w:p>
+      <w:pPr>
+        <w:shd w:fill="1f1f1f" w:val="clear"/>
+        <w:spacing w:line="240" w:lineRule="auto"/>
+        <w:rPr>
+          <w:rFonts w:ascii="Consolas" w:cs="Consolas" w:eastAsia="Consolas" w:hAnsi="Consolas"/>
+          <w:color w:val="cccccc"/>
+          <w:sz w:val="19"/>
+          <w:szCs w:val="19"/>
+        </w:rPr>
+      </w:pPr>
+      <w:r>
+        <w:rPr>
+          <w:rFonts w:ascii="Consolas" w:cs="Consolas" w:eastAsia="Consolas" w:hAnsi="Consolas"/>
+          <w:color w:val="cccccc"/>
+          <w:sz w:val="19"/>
+          <w:szCs w:val="19"/>
+          <w:rtl w:val="0"/>
+        </w:rPr>
+        <w:t xml:space="preserve">        </w:t>
+      </w:r>
+      <w:r>
+        <w:rPr>
+          <w:rFonts w:ascii="Consolas" w:cs="Consolas" w:eastAsia="Consolas" w:hAnsi="Consolas"/>
+          <w:color w:val="c586c0"/>
+          <w:sz w:val="19"/>
+          <w:szCs w:val="19"/>
+          <w:rtl w:val="0"/>
+        </w:rPr>
+        <w:t xml:space="preserve">if</w:t>
+      </w:r>
+      <w:r>
+        <w:rPr>
+          <w:rFonts w:ascii="Consolas" w:cs="Consolas" w:eastAsia="Consolas" w:hAnsi="Consolas"/>
+          <w:color w:val="cccccc"/>
+          <w:sz w:val="19"/>
+          <w:szCs w:val="19"/>
+          <w:rtl w:val="0"/>
+        </w:rPr>
+        <w:t xml:space="preserve"> </w:t>
+      </w:r>
+      <w:r>
+        <w:rPr>
+          <w:rFonts w:ascii="Consolas" w:cs="Consolas" w:eastAsia="Consolas" w:hAnsi="Consolas"/>
+          <w:color w:val="9cdcfe"/>
+          <w:sz w:val="19"/>
+          <w:szCs w:val="19"/>
+          <w:rtl w:val="0"/>
+        </w:rPr>
+        <w:t xml:space="preserve">self</w:t>
+      </w:r>
+      <w:r>
+        <w:rPr>
+          <w:rFonts w:ascii="Consolas" w:cs="Consolas" w:eastAsia="Consolas" w:hAnsi="Consolas"/>
+          <w:color w:val="cccccc"/>
+          <w:sz w:val="19"/>
+          <w:szCs w:val="19"/>
+          <w:rtl w:val="0"/>
+        </w:rPr>
+        <w:t xml:space="preserve">.</w:t>
+      </w:r>
+      <w:r>
+        <w:rPr>
+          <w:rFonts w:ascii="Consolas" w:cs="Consolas" w:eastAsia="Consolas" w:hAnsi="Consolas"/>
+          <w:color w:val="9cdcfe"/>
+          <w:sz w:val="19"/>
+          <w:szCs w:val="19"/>
+          <w:rtl w:val="0"/>
+        </w:rPr>
+        <w:t xml:space="preserve">modo</w:t>
+      </w:r>
+      <w:r>
+        <w:rPr>
+          <w:rFonts w:ascii="Consolas" w:cs="Consolas" w:eastAsia="Consolas" w:hAnsi="Consolas"/>
+          <w:color w:val="cccccc"/>
+          <w:sz w:val="19"/>
+          <w:szCs w:val="19"/>
+          <w:rtl w:val="0"/>
+        </w:rPr>
+        <w:t xml:space="preserve"> </w:t>
+      </w:r>
+      <w:r>
+        <w:rPr>
+          <w:rFonts w:ascii="Consolas" w:cs="Consolas" w:eastAsia="Consolas" w:hAnsi="Consolas"/>
+          <w:color w:val="d4d4d4"/>
+          <w:sz w:val="19"/>
+          <w:szCs w:val="19"/>
+          <w:rtl w:val="0"/>
+        </w:rPr>
+        <w:t xml:space="preserve">==</w:t>
+      </w:r>
+      <w:r>
+        <w:rPr>
+          <w:rFonts w:ascii="Consolas" w:cs="Consolas" w:eastAsia="Consolas" w:hAnsi="Consolas"/>
+          <w:color w:val="cccccc"/>
+          <w:sz w:val="19"/>
+          <w:szCs w:val="19"/>
+          <w:rtl w:val="0"/>
+        </w:rPr>
+        <w:t xml:space="preserve"> </w:t>
+      </w:r>
+      <w:r>
+        <w:rPr>
+          <w:rFonts w:ascii="Consolas" w:cs="Consolas" w:eastAsia="Consolas" w:hAnsi="Consolas"/>
+          <w:color w:val="ce9178"/>
+          <w:sz w:val="19"/>
+          <w:szCs w:val="19"/>
+          <w:rtl w:val="0"/>
+        </w:rPr>
+        <w:t xml:space="preserve">"binomico"</w:t>
+      </w:r>
+      <w:r>
+        <w:rPr>
+          <w:rFonts w:ascii="Consolas" w:cs="Consolas" w:eastAsia="Consolas" w:hAnsi="Consolas"/>
+          <w:color w:val="cccccc"/>
+          <w:sz w:val="19"/>
+          <w:szCs w:val="19"/>
+          <w:rtl w:val="0"/>
+        </w:rPr>
+        <w:t xml:space="preserve">:</w:t>
+      </w:r>
+    </w:p>
+    <w:p>
+      <w:pPr>
+        <w:shd w:fill="1f1f1f" w:val="clear"/>
+        <w:spacing w:line="240" w:lineRule="auto"/>
+        <w:rPr>
+          <w:rFonts w:ascii="Consolas" w:cs="Consolas" w:eastAsia="Consolas" w:hAnsi="Consolas"/>
+          <w:color w:val="cccccc"/>
+          <w:sz w:val="19"/>
+          <w:szCs w:val="19"/>
+        </w:rPr>
+      </w:pPr>
+      <w:r>
+        <w:rPr>
+          <w:rFonts w:ascii="Consolas" w:cs="Consolas" w:eastAsia="Consolas" w:hAnsi="Consolas"/>
+          <w:color w:val="cccccc"/>
+          <w:sz w:val="19"/>
+          <w:szCs w:val="19"/>
+          <w:rtl w:val="0"/>
+        </w:rPr>
+        <w:t xml:space="preserve">            </w:t>
+      </w:r>
+      <w:r>
+        <w:rPr>
+          <w:rFonts w:ascii="Consolas" w:cs="Consolas" w:eastAsia="Consolas" w:hAnsi="Consolas"/>
+          <w:color w:val="c586c0"/>
+          <w:sz w:val="19"/>
+          <w:szCs w:val="19"/>
+          <w:rtl w:val="0"/>
+        </w:rPr>
+        <w:t xml:space="preserve">return</w:t>
+      </w:r>
+      <w:r>
+        <w:rPr>
+          <w:rFonts w:ascii="Consolas" w:cs="Consolas" w:eastAsia="Consolas" w:hAnsi="Consolas"/>
+          <w:color w:val="cccccc"/>
+          <w:sz w:val="19"/>
+          <w:szCs w:val="19"/>
+          <w:rtl w:val="0"/>
+        </w:rPr>
+        <w:t xml:space="preserve"> (</w:t>
+      </w:r>
+      <w:r>
+        <w:rPr>
+          <w:rFonts w:ascii="Consolas" w:cs="Consolas" w:eastAsia="Consolas" w:hAnsi="Consolas"/>
+          <w:color w:val="ce9178"/>
+          <w:sz w:val="19"/>
+          <w:szCs w:val="19"/>
+          <w:rtl w:val="0"/>
+        </w:rPr>
+        <w:t xml:space="preserve">"</w:t>
+      </w:r>
+      <w:r>
+        <w:rPr>
+          <w:rFonts w:ascii="Consolas" w:cs="Consolas" w:eastAsia="Consolas" w:hAnsi="Consolas"/>
+          <w:color w:val="569cd6"/>
+          <w:sz w:val="19"/>
+          <w:szCs w:val="19"/>
+          <w:rtl w:val="0"/>
+        </w:rPr>
+        <w:t xml:space="preserve">{}</w:t>
+      </w:r>
+      <w:r>
+        <w:rPr>
+          <w:rFonts w:ascii="Consolas" w:cs="Consolas" w:eastAsia="Consolas" w:hAnsi="Consolas"/>
+          <w:color w:val="ce9178"/>
+          <w:sz w:val="19"/>
+          <w:szCs w:val="19"/>
+          <w:rtl w:val="0"/>
+        </w:rPr>
+        <w:t xml:space="preserve"> + </w:t>
+      </w:r>
+      <w:r>
+        <w:rPr>
+          <w:rFonts w:ascii="Consolas" w:cs="Consolas" w:eastAsia="Consolas" w:hAnsi="Consolas"/>
+          <w:color w:val="569cd6"/>
+          <w:sz w:val="19"/>
+          <w:szCs w:val="19"/>
+          <w:rtl w:val="0"/>
+        </w:rPr>
+        <w:t xml:space="preserve">{}</w:t>
+      </w:r>
+      <w:r>
+        <w:rPr>
+          <w:rFonts w:ascii="Consolas" w:cs="Consolas" w:eastAsia="Consolas" w:hAnsi="Consolas"/>
+          <w:color w:val="ce9178"/>
+          <w:sz w:val="19"/>
+          <w:szCs w:val="19"/>
+          <w:rtl w:val="0"/>
+        </w:rPr>
+        <w:t xml:space="preserve">i"</w:t>
+      </w:r>
+      <w:r>
+        <w:rPr>
+          <w:rFonts w:ascii="Consolas" w:cs="Consolas" w:eastAsia="Consolas" w:hAnsi="Consolas"/>
+          <w:color w:val="cccccc"/>
+          <w:sz w:val="19"/>
+          <w:szCs w:val="19"/>
+          <w:rtl w:val="0"/>
+        </w:rPr>
+        <w:t xml:space="preserve">.</w:t>
+      </w:r>
+      <w:r>
+        <w:rPr>
+          <w:rFonts w:ascii="Consolas" w:cs="Consolas" w:eastAsia="Consolas" w:hAnsi="Consolas"/>
+          <w:color w:val="dcdcaa"/>
+          <w:sz w:val="19"/>
+          <w:szCs w:val="19"/>
+          <w:rtl w:val="0"/>
+        </w:rPr>
+        <w:t xml:space="preserve">format</w:t>
+      </w:r>
+      <w:r>
+        <w:rPr>
+          <w:rFonts w:ascii="Consolas" w:cs="Consolas" w:eastAsia="Consolas" w:hAnsi="Consolas"/>
+          <w:color w:val="cccccc"/>
+          <w:sz w:val="19"/>
+          <w:szCs w:val="19"/>
+          <w:rtl w:val="0"/>
+        </w:rPr>
+        <w:t xml:space="preserve">(</w:t>
+      </w:r>
+      <w:r>
+        <w:rPr>
+          <w:rFonts w:ascii="Consolas" w:cs="Consolas" w:eastAsia="Consolas" w:hAnsi="Consolas"/>
+          <w:color w:val="9cdcfe"/>
+          <w:sz w:val="19"/>
+          <w:szCs w:val="19"/>
+          <w:rtl w:val="0"/>
+        </w:rPr>
+        <w:t xml:space="preserve">self</w:t>
+      </w:r>
+      <w:r>
+        <w:rPr>
+          <w:rFonts w:ascii="Consolas" w:cs="Consolas" w:eastAsia="Consolas" w:hAnsi="Consolas"/>
+          <w:color w:val="cccccc"/>
+          <w:sz w:val="19"/>
+          <w:szCs w:val="19"/>
+          <w:rtl w:val="0"/>
+        </w:rPr>
+        <w:t xml:space="preserve">.</w:t>
+      </w:r>
+      <w:r>
+        <w:rPr>
+          <w:rFonts w:ascii="Consolas" w:cs="Consolas" w:eastAsia="Consolas" w:hAnsi="Consolas"/>
+          <w:color w:val="9cdcfe"/>
+          <w:sz w:val="19"/>
+          <w:szCs w:val="19"/>
+          <w:rtl w:val="0"/>
+        </w:rPr>
+        <w:t xml:space="preserve">x</w:t>
+      </w:r>
+      <w:r>
+        <w:rPr>
+          <w:rFonts w:ascii="Consolas" w:cs="Consolas" w:eastAsia="Consolas" w:hAnsi="Consolas"/>
+          <w:color w:val="cccccc"/>
+          <w:sz w:val="19"/>
+          <w:szCs w:val="19"/>
+          <w:rtl w:val="0"/>
+        </w:rPr>
+        <w:t xml:space="preserve">, </w:t>
+      </w:r>
+      <w:r>
+        <w:rPr>
+          <w:rFonts w:ascii="Consolas" w:cs="Consolas" w:eastAsia="Consolas" w:hAnsi="Consolas"/>
+          <w:color w:val="9cdcfe"/>
+          <w:sz w:val="19"/>
+          <w:szCs w:val="19"/>
+          <w:rtl w:val="0"/>
+        </w:rPr>
+        <w:t xml:space="preserve">self</w:t>
+      </w:r>
+      <w:r>
+        <w:rPr>
+          <w:rFonts w:ascii="Consolas" w:cs="Consolas" w:eastAsia="Consolas" w:hAnsi="Consolas"/>
+          <w:color w:val="cccccc"/>
+          <w:sz w:val="19"/>
+          <w:szCs w:val="19"/>
+          <w:rtl w:val="0"/>
+        </w:rPr>
+        <w:t xml:space="preserve">.</w:t>
+      </w:r>
+      <w:r>
+        <w:rPr>
+          <w:rFonts w:ascii="Consolas" w:cs="Consolas" w:eastAsia="Consolas" w:hAnsi="Consolas"/>
+          <w:color w:val="9cdcfe"/>
+          <w:sz w:val="19"/>
+          <w:szCs w:val="19"/>
+          <w:rtl w:val="0"/>
+        </w:rPr>
+        <w:t xml:space="preserve">y</w:t>
+      </w:r>
+      <w:r>
+        <w:rPr>
+          <w:rFonts w:ascii="Consolas" w:cs="Consolas" w:eastAsia="Consolas" w:hAnsi="Consolas"/>
+          <w:color w:val="cccccc"/>
+          <w:sz w:val="19"/>
+          <w:szCs w:val="19"/>
+          <w:rtl w:val="0"/>
+        </w:rPr>
+        <w:t xml:space="preserve">))</w:t>
+      </w:r>
+    </w:p>
+    <w:p>
+      <w:pPr>
+        <w:shd w:fill="1f1f1f" w:val="clear"/>
+        <w:spacing w:line="240" w:lineRule="auto"/>
+        <w:rPr>
+          <w:rFonts w:ascii="Consolas" w:cs="Consolas" w:eastAsia="Consolas" w:hAnsi="Consolas"/>
+          <w:color w:val="cccccc"/>
+          <w:sz w:val="19"/>
+          <w:szCs w:val="19"/>
+        </w:rPr>
+      </w:pPr>
+      <w:r>
+        <w:rPr>
+          <w:rFonts w:ascii="Consolas" w:cs="Consolas" w:eastAsia="Consolas" w:hAnsi="Consolas"/>
+          <w:color w:val="cccccc"/>
+          <w:sz w:val="19"/>
+          <w:szCs w:val="19"/>
+          <w:rtl w:val="0"/>
+        </w:rPr>
+        <w:t xml:space="preserve">        </w:t>
+      </w:r>
+      <w:r>
+        <w:rPr>
+          <w:rFonts w:ascii="Consolas" w:cs="Consolas" w:eastAsia="Consolas" w:hAnsi="Consolas"/>
+          <w:color w:val="c586c0"/>
+          <w:sz w:val="19"/>
+          <w:szCs w:val="19"/>
+          <w:rtl w:val="0"/>
+        </w:rPr>
+        <w:t xml:space="preserve">elif</w:t>
+      </w:r>
+      <w:r>
+        <w:rPr>
+          <w:rFonts w:ascii="Consolas" w:cs="Consolas" w:eastAsia="Consolas" w:hAnsi="Consolas"/>
+          <w:color w:val="cccccc"/>
+          <w:sz w:val="19"/>
+          <w:szCs w:val="19"/>
+          <w:rtl w:val="0"/>
+        </w:rPr>
+        <w:t xml:space="preserve"> </w:t>
+      </w:r>
+      <w:r>
+        <w:rPr>
+          <w:rFonts w:ascii="Consolas" w:cs="Consolas" w:eastAsia="Consolas" w:hAnsi="Consolas"/>
+          <w:color w:val="9cdcfe"/>
+          <w:sz w:val="19"/>
+          <w:szCs w:val="19"/>
+          <w:rtl w:val="0"/>
+        </w:rPr>
+        <w:t xml:space="preserve">self</w:t>
+      </w:r>
+      <w:r>
+        <w:rPr>
+          <w:rFonts w:ascii="Consolas" w:cs="Consolas" w:eastAsia="Consolas" w:hAnsi="Consolas"/>
+          <w:color w:val="cccccc"/>
+          <w:sz w:val="19"/>
+          <w:szCs w:val="19"/>
+          <w:rtl w:val="0"/>
+        </w:rPr>
+        <w:t xml:space="preserve">.</w:t>
+      </w:r>
+      <w:r>
+        <w:rPr>
+          <w:rFonts w:ascii="Consolas" w:cs="Consolas" w:eastAsia="Consolas" w:hAnsi="Consolas"/>
+          <w:color w:val="9cdcfe"/>
+          <w:sz w:val="19"/>
+          <w:szCs w:val="19"/>
+          <w:rtl w:val="0"/>
+        </w:rPr>
+        <w:t xml:space="preserve">modo</w:t>
+      </w:r>
+      <w:r>
+        <w:rPr>
+          <w:rFonts w:ascii="Consolas" w:cs="Consolas" w:eastAsia="Consolas" w:hAnsi="Consolas"/>
+          <w:color w:val="cccccc"/>
+          <w:sz w:val="19"/>
+          <w:szCs w:val="19"/>
+          <w:rtl w:val="0"/>
+        </w:rPr>
+        <w:t xml:space="preserve"> </w:t>
+      </w:r>
+      <w:r>
+        <w:rPr>
+          <w:rFonts w:ascii="Consolas" w:cs="Consolas" w:eastAsia="Consolas" w:hAnsi="Consolas"/>
+          <w:color w:val="d4d4d4"/>
+          <w:sz w:val="19"/>
+          <w:szCs w:val="19"/>
+          <w:rtl w:val="0"/>
+        </w:rPr>
+        <w:t xml:space="preserve">==</w:t>
+      </w:r>
+      <w:r>
+        <w:rPr>
+          <w:rFonts w:ascii="Consolas" w:cs="Consolas" w:eastAsia="Consolas" w:hAnsi="Consolas"/>
+          <w:color w:val="cccccc"/>
+          <w:sz w:val="19"/>
+          <w:szCs w:val="19"/>
+          <w:rtl w:val="0"/>
+        </w:rPr>
+        <w:t xml:space="preserve"> </w:t>
+      </w:r>
+      <w:r>
+        <w:rPr>
+          <w:rFonts w:ascii="Consolas" w:cs="Consolas" w:eastAsia="Consolas" w:hAnsi="Consolas"/>
+          <w:color w:val="ce9178"/>
+          <w:sz w:val="19"/>
+          <w:szCs w:val="19"/>
+          <w:rtl w:val="0"/>
+        </w:rPr>
+        <w:t xml:space="preserve">"polar"</w:t>
+      </w:r>
+      <w:r>
+        <w:rPr>
+          <w:rFonts w:ascii="Consolas" w:cs="Consolas" w:eastAsia="Consolas" w:hAnsi="Consolas"/>
+          <w:color w:val="cccccc"/>
+          <w:sz w:val="19"/>
+          <w:szCs w:val="19"/>
+          <w:rtl w:val="0"/>
+        </w:rPr>
+        <w:t xml:space="preserve">:</w:t>
+      </w:r>
+    </w:p>
+    <w:p>
+      <w:pPr>
+        <w:shd w:fill="1f1f1f" w:val="clear"/>
+        <w:spacing w:line="240" w:lineRule="auto"/>
+        <w:rPr>
+          <w:rFonts w:ascii="Consolas" w:cs="Consolas" w:eastAsia="Consolas" w:hAnsi="Consolas"/>
+          <w:color w:val="cccccc"/>
+          <w:sz w:val="19"/>
+          <w:szCs w:val="19"/>
+        </w:rPr>
+      </w:pPr>
+      <w:r>
+        <w:rPr>
+          <w:rFonts w:ascii="Consolas" w:cs="Consolas" w:eastAsia="Consolas" w:hAnsi="Consolas"/>
+          <w:color w:val="cccccc"/>
+          <w:sz w:val="19"/>
+          <w:szCs w:val="19"/>
+          <w:rtl w:val="0"/>
+        </w:rPr>
+        <w:t xml:space="preserve">            </w:t>
+      </w:r>
+      <w:r>
+        <w:rPr>
+          <w:rFonts w:ascii="Consolas" w:cs="Consolas" w:eastAsia="Consolas" w:hAnsi="Consolas"/>
+          <w:color w:val="c586c0"/>
+          <w:sz w:val="19"/>
+          <w:szCs w:val="19"/>
+          <w:rtl w:val="0"/>
+        </w:rPr>
+        <w:t xml:space="preserve">return</w:t>
+      </w:r>
+      <w:r>
+        <w:rPr>
+          <w:rFonts w:ascii="Consolas" w:cs="Consolas" w:eastAsia="Consolas" w:hAnsi="Consolas"/>
+          <w:color w:val="cccccc"/>
+          <w:sz w:val="19"/>
+          <w:szCs w:val="19"/>
+          <w:rtl w:val="0"/>
+        </w:rPr>
+        <w:t xml:space="preserve"> (</w:t>
+      </w:r>
+      <w:r>
+        <w:rPr>
+          <w:rFonts w:ascii="Consolas" w:cs="Consolas" w:eastAsia="Consolas" w:hAnsi="Consolas"/>
+          <w:color w:val="ce9178"/>
+          <w:sz w:val="19"/>
+          <w:szCs w:val="19"/>
+          <w:rtl w:val="0"/>
+        </w:rPr>
+        <w:t xml:space="preserve">"</w:t>
+      </w:r>
+      <w:r>
+        <w:rPr>
+          <w:rFonts w:ascii="Consolas" w:cs="Consolas" w:eastAsia="Consolas" w:hAnsi="Consolas"/>
+          <w:color w:val="569cd6"/>
+          <w:sz w:val="19"/>
+          <w:szCs w:val="19"/>
+          <w:rtl w:val="0"/>
+        </w:rPr>
+        <w:t xml:space="preserve">{}</w:t>
+      </w:r>
+      <w:r>
+        <w:rPr>
+          <w:rFonts w:ascii="Consolas" w:cs="Consolas" w:eastAsia="Consolas" w:hAnsi="Consolas"/>
+          <w:color w:val="ce9178"/>
+          <w:sz w:val="19"/>
+          <w:szCs w:val="19"/>
+          <w:rtl w:val="0"/>
+        </w:rPr>
+        <w:t xml:space="preserve"> * e^(</w:t>
+      </w:r>
+      <w:r>
+        <w:rPr>
+          <w:rFonts w:ascii="Consolas" w:cs="Consolas" w:eastAsia="Consolas" w:hAnsi="Consolas"/>
+          <w:color w:val="569cd6"/>
+          <w:sz w:val="19"/>
+          <w:szCs w:val="19"/>
+          <w:rtl w:val="0"/>
+        </w:rPr>
+        <w:t xml:space="preserve">{}</w:t>
+      </w:r>
+      <w:r>
+        <w:rPr>
+          <w:rFonts w:ascii="Consolas" w:cs="Consolas" w:eastAsia="Consolas" w:hAnsi="Consolas"/>
+          <w:color w:val="ce9178"/>
+          <w:sz w:val="19"/>
+          <w:szCs w:val="19"/>
+          <w:rtl w:val="0"/>
+        </w:rPr>
+        <w:t xml:space="preserve">i)"</w:t>
+      </w:r>
+      <w:r>
+        <w:rPr>
+          <w:rFonts w:ascii="Consolas" w:cs="Consolas" w:eastAsia="Consolas" w:hAnsi="Consolas"/>
+          <w:color w:val="cccccc"/>
+          <w:sz w:val="19"/>
+          <w:szCs w:val="19"/>
+          <w:rtl w:val="0"/>
+        </w:rPr>
+        <w:t xml:space="preserve">.</w:t>
+      </w:r>
+      <w:r>
+        <w:rPr>
+          <w:rFonts w:ascii="Consolas" w:cs="Consolas" w:eastAsia="Consolas" w:hAnsi="Consolas"/>
+          <w:color w:val="dcdcaa"/>
+          <w:sz w:val="19"/>
+          <w:szCs w:val="19"/>
+          <w:rtl w:val="0"/>
+        </w:rPr>
+        <w:t xml:space="preserve">format</w:t>
+      </w:r>
+      <w:r>
+        <w:rPr>
+          <w:rFonts w:ascii="Consolas" w:cs="Consolas" w:eastAsia="Consolas" w:hAnsi="Consolas"/>
+          <w:color w:val="cccccc"/>
+          <w:sz w:val="19"/>
+          <w:szCs w:val="19"/>
+          <w:rtl w:val="0"/>
+        </w:rPr>
+        <w:t xml:space="preserve">(</w:t>
+      </w:r>
+      <w:r>
+        <w:rPr>
+          <w:rFonts w:ascii="Consolas" w:cs="Consolas" w:eastAsia="Consolas" w:hAnsi="Consolas"/>
+          <w:color w:val="9cdcfe"/>
+          <w:sz w:val="19"/>
+          <w:szCs w:val="19"/>
+          <w:rtl w:val="0"/>
+        </w:rPr>
+        <w:t xml:space="preserve">self</w:t>
+      </w:r>
+      <w:r>
+        <w:rPr>
+          <w:rFonts w:ascii="Consolas" w:cs="Consolas" w:eastAsia="Consolas" w:hAnsi="Consolas"/>
+          <w:color w:val="cccccc"/>
+          <w:sz w:val="19"/>
+          <w:szCs w:val="19"/>
+          <w:rtl w:val="0"/>
+        </w:rPr>
+        <w:t xml:space="preserve">.</w:t>
+      </w:r>
+      <w:r>
+        <w:rPr>
+          <w:rFonts w:ascii="Consolas" w:cs="Consolas" w:eastAsia="Consolas" w:hAnsi="Consolas"/>
+          <w:color w:val="9cdcfe"/>
+          <w:sz w:val="19"/>
+          <w:szCs w:val="19"/>
+          <w:rtl w:val="0"/>
+        </w:rPr>
+        <w:t xml:space="preserve">r</w:t>
+      </w:r>
+      <w:r>
+        <w:rPr>
+          <w:rFonts w:ascii="Consolas" w:cs="Consolas" w:eastAsia="Consolas" w:hAnsi="Consolas"/>
+          <w:color w:val="cccccc"/>
+          <w:sz w:val="19"/>
+          <w:szCs w:val="19"/>
+          <w:rtl w:val="0"/>
+        </w:rPr>
+        <w:t xml:space="preserve">, </w:t>
+      </w:r>
+      <w:r>
+        <w:rPr>
+          <w:rFonts w:ascii="Consolas" w:cs="Consolas" w:eastAsia="Consolas" w:hAnsi="Consolas"/>
+          <w:color w:val="9cdcfe"/>
+          <w:sz w:val="19"/>
+          <w:szCs w:val="19"/>
+          <w:rtl w:val="0"/>
+        </w:rPr>
+        <w:t xml:space="preserve">self</w:t>
+      </w:r>
+      <w:r>
+        <w:rPr>
+          <w:rFonts w:ascii="Consolas" w:cs="Consolas" w:eastAsia="Consolas" w:hAnsi="Consolas"/>
+          <w:color w:val="cccccc"/>
+          <w:sz w:val="19"/>
+          <w:szCs w:val="19"/>
+          <w:rtl w:val="0"/>
+        </w:rPr>
+        <w:t xml:space="preserve">.</w:t>
+      </w:r>
+      <w:r>
+        <w:rPr>
+          <w:rFonts w:ascii="Consolas" w:cs="Consolas" w:eastAsia="Consolas" w:hAnsi="Consolas"/>
+          <w:color w:val="9cdcfe"/>
+          <w:sz w:val="19"/>
+          <w:szCs w:val="19"/>
+          <w:rtl w:val="0"/>
+        </w:rPr>
+        <w:t xml:space="preserve">titus</w:t>
+      </w:r>
+      <w:r>
+        <w:rPr>
+          <w:rFonts w:ascii="Consolas" w:cs="Consolas" w:eastAsia="Consolas" w:hAnsi="Consolas"/>
+          <w:color w:val="cccccc"/>
+          <w:sz w:val="19"/>
+          <w:szCs w:val="19"/>
+          <w:rtl w:val="0"/>
+        </w:rPr>
+        <w:t xml:space="preserve">))</w:t>
+      </w:r>
+    </w:p>
+    <w:p>
+      <w:pPr>
+        <w:shd w:fill="1f1f1f" w:val="clear"/>
+        <w:spacing w:line="240" w:lineRule="auto"/>
+        <w:rPr>
+          <w:rFonts w:ascii="Consolas" w:cs="Consolas" w:eastAsia="Consolas" w:hAnsi="Consolas"/>
+          <w:color w:val="cccccc"/>
+          <w:sz w:val="19"/>
+          <w:szCs w:val="19"/>
+        </w:rPr>
+      </w:pPr>
+      <w:r>
+        <w:rPr>
+          <w:rFonts w:ascii="Consolas" w:cs="Consolas" w:eastAsia="Consolas" w:hAnsi="Consolas"/>
+          <w:color w:val="cccccc"/>
+          <w:sz w:val="19"/>
+          <w:szCs w:val="19"/>
+          <w:rtl w:val="0"/>
+        </w:rPr>
+        <w:t xml:space="preserve">   </w:t>
+      </w:r>
+    </w:p>
+    <w:p>
+      <w:pPr>
+        <w:shd w:fill="1f1f1f" w:val="clear"/>
+        <w:spacing w:line="240" w:lineRule="auto"/>
+        <w:rPr>
+          <w:rFonts w:ascii="Consolas" w:cs="Consolas" w:eastAsia="Consolas" w:hAnsi="Consolas"/>
+          <w:color w:val="6a9955"/>
+          <w:sz w:val="19"/>
+          <w:szCs w:val="19"/>
+        </w:rPr>
+      </w:pPr>
+      <w:r>
+        <w:rPr>
+          <w:rFonts w:ascii="Consolas" w:cs="Consolas" w:eastAsia="Consolas" w:hAnsi="Consolas"/>
+          <w:color w:val="cccccc"/>
+          <w:sz w:val="19"/>
+          <w:szCs w:val="19"/>
+          <w:rtl w:val="0"/>
+        </w:rPr>
+        <w:t xml:space="preserve">    </w:t>
+      </w:r>
+      <w:r>
+        <w:rPr>
+          <w:rFonts w:ascii="Consolas" w:cs="Consolas" w:eastAsia="Consolas" w:hAnsi="Consolas"/>
+          <w:color w:val="569cd6"/>
+          <w:sz w:val="19"/>
+          <w:szCs w:val="19"/>
+          <w:rtl w:val="0"/>
+        </w:rPr>
+        <w:t xml:space="preserve">def</w:t>
+      </w:r>
+      <w:r>
+        <w:rPr>
+          <w:rFonts w:ascii="Consolas" w:cs="Consolas" w:eastAsia="Consolas" w:hAnsi="Consolas"/>
+          <w:color w:val="cccccc"/>
+          <w:sz w:val="19"/>
+          <w:szCs w:val="19"/>
+          <w:rtl w:val="0"/>
+        </w:rPr>
+        <w:t xml:space="preserve"> </w:t>
+      </w:r>
+      <w:r>
+        <w:rPr>
+          <w:rFonts w:ascii="Consolas" w:cs="Consolas" w:eastAsia="Consolas" w:hAnsi="Consolas"/>
+          <w:color w:val="dcdcaa"/>
+          <w:sz w:val="19"/>
+          <w:szCs w:val="19"/>
+          <w:rtl w:val="0"/>
+        </w:rPr>
+        <w:t xml:space="preserve">__add__</w:t>
+      </w:r>
+      <w:r>
+        <w:rPr>
+          <w:rFonts w:ascii="Consolas" w:cs="Consolas" w:eastAsia="Consolas" w:hAnsi="Consolas"/>
+          <w:color w:val="cccccc"/>
+          <w:sz w:val="19"/>
+          <w:szCs w:val="19"/>
+          <w:rtl w:val="0"/>
+        </w:rPr>
+        <w:t xml:space="preserve">(</w:t>
+      </w:r>
+      <w:r>
+        <w:rPr>
+          <w:rFonts w:ascii="Consolas" w:cs="Consolas" w:eastAsia="Consolas" w:hAnsi="Consolas"/>
+          <w:color w:val="9cdcfe"/>
+          <w:sz w:val="19"/>
+          <w:szCs w:val="19"/>
+          <w:rtl w:val="0"/>
+        </w:rPr>
+        <w:t xml:space="preserve">self</w:t>
+      </w:r>
+      <w:r>
+        <w:rPr>
+          <w:rFonts w:ascii="Consolas" w:cs="Consolas" w:eastAsia="Consolas" w:hAnsi="Consolas"/>
+          <w:color w:val="cccccc"/>
+          <w:sz w:val="19"/>
+          <w:szCs w:val="19"/>
+          <w:rtl w:val="0"/>
+        </w:rPr>
+        <w:t xml:space="preserve">, </w:t>
+      </w:r>
+      <w:r>
+        <w:rPr>
+          <w:rFonts w:ascii="Consolas" w:cs="Consolas" w:eastAsia="Consolas" w:hAnsi="Consolas"/>
+          <w:color w:val="9cdcfe"/>
+          <w:sz w:val="19"/>
+          <w:szCs w:val="19"/>
+          <w:rtl w:val="0"/>
+        </w:rPr>
+        <w:t xml:space="preserve">other</w:t>
+      </w:r>
+      <w:r>
+        <w:rPr>
+          <w:rFonts w:ascii="Consolas" w:cs="Consolas" w:eastAsia="Consolas" w:hAnsi="Consolas"/>
+          <w:color w:val="cccccc"/>
+          <w:sz w:val="19"/>
+          <w:szCs w:val="19"/>
+          <w:rtl w:val="0"/>
+        </w:rPr>
+        <w:t xml:space="preserve">): </w:t>
+      </w:r>
+      <w:r>
+        <w:rPr>
+          <w:rFonts w:ascii="Consolas" w:cs="Consolas" w:eastAsia="Consolas" w:hAnsi="Consolas"/>
+          <w:color w:val="6a9955"/>
+          <w:sz w:val="19"/>
+          <w:szCs w:val="19"/>
+          <w:rtl w:val="0"/>
+        </w:rPr>
+        <w:t xml:space="preserve"># Suma +</w:t>
+      </w:r>
+    </w:p>
+    <w:p>
+      <w:pPr>
+        <w:shd w:fill="1f1f1f" w:val="clear"/>
+        <w:spacing w:line="240" w:lineRule="auto"/>
+        <w:rPr>
+          <w:rFonts w:ascii="Consolas" w:cs="Consolas" w:eastAsia="Consolas" w:hAnsi="Consolas"/>
+          <w:color w:val="cccccc"/>
+          <w:sz w:val="19"/>
+          <w:szCs w:val="19"/>
+        </w:rPr>
+      </w:pPr>
+      <w:r>
+        <w:rPr>
+          <w:rFonts w:ascii="Consolas" w:cs="Consolas" w:eastAsia="Consolas" w:hAnsi="Consolas"/>
+          <w:color w:val="cccccc"/>
+          <w:sz w:val="19"/>
+          <w:szCs w:val="19"/>
+          <w:rtl w:val="0"/>
+        </w:rPr>
+        <w:t xml:space="preserve">        </w:t>
+      </w:r>
+      <w:r>
+        <w:rPr>
+          <w:rFonts w:ascii="Consolas" w:cs="Consolas" w:eastAsia="Consolas" w:hAnsi="Consolas"/>
+          <w:color w:val="c586c0"/>
+          <w:sz w:val="19"/>
+          <w:szCs w:val="19"/>
+          <w:rtl w:val="0"/>
+        </w:rPr>
+        <w:t xml:space="preserve">return</w:t>
+      </w:r>
+      <w:r>
+        <w:rPr>
+          <w:rFonts w:ascii="Consolas" w:cs="Consolas" w:eastAsia="Consolas" w:hAnsi="Consolas"/>
+          <w:color w:val="cccccc"/>
+          <w:sz w:val="19"/>
+          <w:szCs w:val="19"/>
+          <w:rtl w:val="0"/>
+        </w:rPr>
+        <w:t xml:space="preserve"> </w:t>
+      </w:r>
+      <w:r>
+        <w:rPr>
+          <w:rFonts w:ascii="Consolas" w:cs="Consolas" w:eastAsia="Consolas" w:hAnsi="Consolas"/>
+          <w:color w:val="4ec9b0"/>
+          <w:sz w:val="19"/>
+          <w:szCs w:val="19"/>
+          <w:rtl w:val="0"/>
+        </w:rPr>
+        <w:t xml:space="preserve">complejo</w:t>
+      </w:r>
+      <w:r>
+        <w:rPr>
+          <w:rFonts w:ascii="Consolas" w:cs="Consolas" w:eastAsia="Consolas" w:hAnsi="Consolas"/>
+          <w:color w:val="cccccc"/>
+          <w:sz w:val="19"/>
+          <w:szCs w:val="19"/>
+          <w:rtl w:val="0"/>
+        </w:rPr>
+        <w:t xml:space="preserve">(</w:t>
+      </w:r>
+      <w:r>
+        <w:rPr>
+          <w:rFonts w:ascii="Consolas" w:cs="Consolas" w:eastAsia="Consolas" w:hAnsi="Consolas"/>
+          <w:color w:val="ce9178"/>
+          <w:sz w:val="19"/>
+          <w:szCs w:val="19"/>
+          <w:rtl w:val="0"/>
+        </w:rPr>
+        <w:t xml:space="preserve">"binomico"</w:t>
+      </w:r>
+      <w:r>
+        <w:rPr>
+          <w:rFonts w:ascii="Consolas" w:cs="Consolas" w:eastAsia="Consolas" w:hAnsi="Consolas"/>
+          <w:color w:val="cccccc"/>
+          <w:sz w:val="19"/>
+          <w:szCs w:val="19"/>
+          <w:rtl w:val="0"/>
+        </w:rPr>
+        <w:t xml:space="preserve">, </w:t>
+      </w:r>
+      <w:r>
+        <w:rPr>
+          <w:rFonts w:ascii="Consolas" w:cs="Consolas" w:eastAsia="Consolas" w:hAnsi="Consolas"/>
+          <w:color w:val="9cdcfe"/>
+          <w:sz w:val="19"/>
+          <w:szCs w:val="19"/>
+          <w:rtl w:val="0"/>
+        </w:rPr>
+        <w:t xml:space="preserve">self</w:t>
+      </w:r>
+      <w:r>
+        <w:rPr>
+          <w:rFonts w:ascii="Consolas" w:cs="Consolas" w:eastAsia="Consolas" w:hAnsi="Consolas"/>
+          <w:color w:val="cccccc"/>
+          <w:sz w:val="19"/>
+          <w:szCs w:val="19"/>
+          <w:rtl w:val="0"/>
+        </w:rPr>
+        <w:t xml:space="preserve">.</w:t>
+      </w:r>
+      <w:r>
+        <w:rPr>
+          <w:rFonts w:ascii="Consolas" w:cs="Consolas" w:eastAsia="Consolas" w:hAnsi="Consolas"/>
+          <w:color w:val="9cdcfe"/>
+          <w:sz w:val="19"/>
+          <w:szCs w:val="19"/>
+          <w:rtl w:val="0"/>
+        </w:rPr>
+        <w:t xml:space="preserve">x</w:t>
+      </w:r>
+      <w:r>
+        <w:rPr>
+          <w:rFonts w:ascii="Consolas" w:cs="Consolas" w:eastAsia="Consolas" w:hAnsi="Consolas"/>
+          <w:color w:val="cccccc"/>
+          <w:sz w:val="19"/>
+          <w:szCs w:val="19"/>
+          <w:rtl w:val="0"/>
+        </w:rPr>
+        <w:t xml:space="preserve"> </w:t>
+      </w:r>
+      <w:r>
+        <w:rPr>
+          <w:rFonts w:ascii="Consolas" w:cs="Consolas" w:eastAsia="Consolas" w:hAnsi="Consolas"/>
+          <w:color w:val="d4d4d4"/>
+          <w:sz w:val="19"/>
+          <w:szCs w:val="19"/>
+          <w:rtl w:val="0"/>
+        </w:rPr>
+        <w:t xml:space="preserve">+</w:t>
+      </w:r>
+      <w:r>
+        <w:rPr>
+          <w:rFonts w:ascii="Consolas" w:cs="Consolas" w:eastAsia="Consolas" w:hAnsi="Consolas"/>
+          <w:color w:val="cccccc"/>
+          <w:sz w:val="19"/>
+          <w:szCs w:val="19"/>
+          <w:rtl w:val="0"/>
+        </w:rPr>
+        <w:t xml:space="preserve"> </w:t>
+      </w:r>
+      <w:r>
+        <w:rPr>
+          <w:rFonts w:ascii="Consolas" w:cs="Consolas" w:eastAsia="Consolas" w:hAnsi="Consolas"/>
+          <w:color w:val="9cdcfe"/>
+          <w:sz w:val="19"/>
+          <w:szCs w:val="19"/>
+          <w:rtl w:val="0"/>
+        </w:rPr>
+        <w:t xml:space="preserve">other</w:t>
+      </w:r>
+      <w:r>
+        <w:rPr>
+          <w:rFonts w:ascii="Consolas" w:cs="Consolas" w:eastAsia="Consolas" w:hAnsi="Consolas"/>
+          <w:color w:val="cccccc"/>
+          <w:sz w:val="19"/>
+          <w:szCs w:val="19"/>
+          <w:rtl w:val="0"/>
+        </w:rPr>
+        <w:t xml:space="preserve">.x, </w:t>
+      </w:r>
+      <w:r>
+        <w:rPr>
+          <w:rFonts w:ascii="Consolas" w:cs="Consolas" w:eastAsia="Consolas" w:hAnsi="Consolas"/>
+          <w:color w:val="9cdcfe"/>
+          <w:sz w:val="19"/>
+          <w:szCs w:val="19"/>
+          <w:rtl w:val="0"/>
+        </w:rPr>
+        <w:t xml:space="preserve">self</w:t>
+      </w:r>
+      <w:r>
+        <w:rPr>
+          <w:rFonts w:ascii="Consolas" w:cs="Consolas" w:eastAsia="Consolas" w:hAnsi="Consolas"/>
+          <w:color w:val="cccccc"/>
+          <w:sz w:val="19"/>
+          <w:szCs w:val="19"/>
+          <w:rtl w:val="0"/>
+        </w:rPr>
+        <w:t xml:space="preserve">.</w:t>
+      </w:r>
+      <w:r>
+        <w:rPr>
+          <w:rFonts w:ascii="Consolas" w:cs="Consolas" w:eastAsia="Consolas" w:hAnsi="Consolas"/>
+          <w:color w:val="9cdcfe"/>
+          <w:sz w:val="19"/>
+          <w:szCs w:val="19"/>
+          <w:rtl w:val="0"/>
+        </w:rPr>
+        <w:t xml:space="preserve">y</w:t>
+      </w:r>
+      <w:r>
+        <w:rPr>
+          <w:rFonts w:ascii="Consolas" w:cs="Consolas" w:eastAsia="Consolas" w:hAnsi="Consolas"/>
+          <w:color w:val="cccccc"/>
+          <w:sz w:val="19"/>
+          <w:szCs w:val="19"/>
+          <w:rtl w:val="0"/>
+        </w:rPr>
+        <w:t xml:space="preserve"> </w:t>
+      </w:r>
+      <w:r>
+        <w:rPr>
+          <w:rFonts w:ascii="Consolas" w:cs="Consolas" w:eastAsia="Consolas" w:hAnsi="Consolas"/>
+          <w:color w:val="d4d4d4"/>
+          <w:sz w:val="19"/>
+          <w:szCs w:val="19"/>
+          <w:rtl w:val="0"/>
+        </w:rPr>
+        <w:t xml:space="preserve">+</w:t>
+      </w:r>
+      <w:r>
+        <w:rPr>
+          <w:rFonts w:ascii="Consolas" w:cs="Consolas" w:eastAsia="Consolas" w:hAnsi="Consolas"/>
+          <w:color w:val="cccccc"/>
+          <w:sz w:val="19"/>
+          <w:szCs w:val="19"/>
+          <w:rtl w:val="0"/>
+        </w:rPr>
+        <w:t xml:space="preserve"> </w:t>
+      </w:r>
+      <w:r>
+        <w:rPr>
+          <w:rFonts w:ascii="Consolas" w:cs="Consolas" w:eastAsia="Consolas" w:hAnsi="Consolas"/>
+          <w:color w:val="9cdcfe"/>
+          <w:sz w:val="19"/>
+          <w:szCs w:val="19"/>
+          <w:rtl w:val="0"/>
+        </w:rPr>
+        <w:t xml:space="preserve">other</w:t>
+      </w:r>
+      <w:r>
+        <w:rPr>
+          <w:rFonts w:ascii="Consolas" w:cs="Consolas" w:eastAsia="Consolas" w:hAnsi="Consolas"/>
+          <w:color w:val="cccccc"/>
+          <w:sz w:val="19"/>
+          <w:szCs w:val="19"/>
+          <w:rtl w:val="0"/>
+        </w:rPr>
+        <w:t xml:space="preserve">.y)</w:t>
+      </w:r>
+    </w:p>
+    <w:p>
+      <w:pPr>
+        <w:shd w:fill="1f1f1f" w:val="clear"/>
+        <w:spacing w:line="240" w:lineRule="auto"/>
+        <w:rPr>
+          <w:rFonts w:ascii="Consolas" w:cs="Consolas" w:eastAsia="Consolas" w:hAnsi="Consolas"/>
+          <w:color w:val="cccccc"/>
+          <w:sz w:val="19"/>
+          <w:szCs w:val="19"/>
+        </w:rPr>
+      </w:pPr>
+      <w:r>
+        <w:rPr>
+          <w:rtl w:val="0"/>
+        </w:rPr>
+      </w:r>
+    </w:p>
+    <w:p>
+      <w:pPr>
+        <w:shd w:fill="1f1f1f" w:val="clear"/>
+        <w:spacing w:line="240" w:lineRule="auto"/>
+        <w:rPr>
+          <w:rFonts w:ascii="Consolas" w:cs="Consolas" w:eastAsia="Consolas" w:hAnsi="Consolas"/>
+          <w:color w:val="6a9955"/>
+          <w:sz w:val="19"/>
+          <w:szCs w:val="19"/>
+        </w:rPr>
+      </w:pPr>
+      <w:r>
+        <w:rPr>
+          <w:rFonts w:ascii="Consolas" w:cs="Consolas" w:eastAsia="Consolas" w:hAnsi="Consolas"/>
+          <w:color w:val="cccccc"/>
+          <w:sz w:val="19"/>
+          <w:szCs w:val="19"/>
+          <w:rtl w:val="0"/>
+        </w:rPr>
+        <w:t xml:space="preserve">    </w:t>
+      </w:r>
+      <w:r>
+        <w:rPr>
+          <w:rFonts w:ascii="Consolas" w:cs="Consolas" w:eastAsia="Consolas" w:hAnsi="Consolas"/>
+          <w:color w:val="569cd6"/>
+          <w:sz w:val="19"/>
+          <w:szCs w:val="19"/>
+          <w:rtl w:val="0"/>
+        </w:rPr>
+        <w:t xml:space="preserve">def</w:t>
+      </w:r>
+      <w:r>
+        <w:rPr>
+          <w:rFonts w:ascii="Consolas" w:cs="Consolas" w:eastAsia="Consolas" w:hAnsi="Consolas"/>
+          <w:color w:val="cccccc"/>
+          <w:sz w:val="19"/>
+          <w:szCs w:val="19"/>
+          <w:rtl w:val="0"/>
+        </w:rPr>
+        <w:t xml:space="preserve"> </w:t>
+      </w:r>
+      <w:r>
+        <w:rPr>
+          <w:rFonts w:ascii="Consolas" w:cs="Consolas" w:eastAsia="Consolas" w:hAnsi="Consolas"/>
+          <w:color w:val="dcdcaa"/>
+          <w:sz w:val="19"/>
+          <w:szCs w:val="19"/>
+          <w:rtl w:val="0"/>
+        </w:rPr>
+        <w:t xml:space="preserve">__sub__</w:t>
+      </w:r>
+      <w:r>
+        <w:rPr>
+          <w:rFonts w:ascii="Consolas" w:cs="Consolas" w:eastAsia="Consolas" w:hAnsi="Consolas"/>
+          <w:color w:val="cccccc"/>
+          <w:sz w:val="19"/>
+          <w:szCs w:val="19"/>
+          <w:rtl w:val="0"/>
+        </w:rPr>
+        <w:t xml:space="preserve">(</w:t>
+      </w:r>
+      <w:r>
+        <w:rPr>
+          <w:rFonts w:ascii="Consolas" w:cs="Consolas" w:eastAsia="Consolas" w:hAnsi="Consolas"/>
+          <w:color w:val="9cdcfe"/>
+          <w:sz w:val="19"/>
+          <w:szCs w:val="19"/>
+          <w:rtl w:val="0"/>
+        </w:rPr>
+        <w:t xml:space="preserve">self</w:t>
+      </w:r>
+      <w:r>
+        <w:rPr>
+          <w:rFonts w:ascii="Consolas" w:cs="Consolas" w:eastAsia="Consolas" w:hAnsi="Consolas"/>
+          <w:color w:val="cccccc"/>
+          <w:sz w:val="19"/>
+          <w:szCs w:val="19"/>
+          <w:rtl w:val="0"/>
+        </w:rPr>
+        <w:t xml:space="preserve">, </w:t>
+      </w:r>
+      <w:r>
+        <w:rPr>
+          <w:rFonts w:ascii="Consolas" w:cs="Consolas" w:eastAsia="Consolas" w:hAnsi="Consolas"/>
+          <w:color w:val="9cdcfe"/>
+          <w:sz w:val="19"/>
+          <w:szCs w:val="19"/>
+          <w:rtl w:val="0"/>
+        </w:rPr>
+        <w:t xml:space="preserve">other</w:t>
+      </w:r>
+      <w:r>
+        <w:rPr>
+          <w:rFonts w:ascii="Consolas" w:cs="Consolas" w:eastAsia="Consolas" w:hAnsi="Consolas"/>
+          <w:color w:val="cccccc"/>
+          <w:sz w:val="19"/>
+          <w:szCs w:val="19"/>
+          <w:rtl w:val="0"/>
+        </w:rPr>
+        <w:t xml:space="preserve">):</w:t>
+      </w:r>
+      <w:r>
+        <w:rPr>
+          <w:rFonts w:ascii="Consolas" w:cs="Consolas" w:eastAsia="Consolas" w:hAnsi="Consolas"/>
+          <w:color w:val="6a9955"/>
+          <w:sz w:val="19"/>
+          <w:szCs w:val="19"/>
+          <w:rtl w:val="0"/>
+        </w:rPr>
+        <w:t xml:space="preserve"># Resta -</w:t>
+      </w:r>
+    </w:p>
+    <w:p>
+      <w:pPr>
+        <w:shd w:fill="1f1f1f" w:val="clear"/>
+        <w:spacing w:line="240" w:lineRule="auto"/>
+        <w:rPr>
+          <w:rFonts w:ascii="Consolas" w:cs="Consolas" w:eastAsia="Consolas" w:hAnsi="Consolas"/>
+          <w:color w:val="cccccc"/>
+          <w:sz w:val="19"/>
+          <w:szCs w:val="19"/>
+        </w:rPr>
+      </w:pPr>
+      <w:r>
+        <w:rPr>
+          <w:rFonts w:ascii="Consolas" w:cs="Consolas" w:eastAsia="Consolas" w:hAnsi="Consolas"/>
+          <w:color w:val="cccccc"/>
+          <w:sz w:val="19"/>
+          <w:szCs w:val="19"/>
+          <w:rtl w:val="0"/>
+        </w:rPr>
+        <w:t xml:space="preserve">        </w:t>
+      </w:r>
+      <w:r>
+        <w:rPr>
+          <w:rFonts w:ascii="Consolas" w:cs="Consolas" w:eastAsia="Consolas" w:hAnsi="Consolas"/>
+          <w:color w:val="c586c0"/>
+          <w:sz w:val="19"/>
+          <w:szCs w:val="19"/>
+          <w:rtl w:val="0"/>
+        </w:rPr>
+        <w:t xml:space="preserve">return</w:t>
+      </w:r>
+      <w:r>
+        <w:rPr>
+          <w:rFonts w:ascii="Consolas" w:cs="Consolas" w:eastAsia="Consolas" w:hAnsi="Consolas"/>
+          <w:color w:val="cccccc"/>
+          <w:sz w:val="19"/>
+          <w:szCs w:val="19"/>
+          <w:rtl w:val="0"/>
+        </w:rPr>
+        <w:t xml:space="preserve"> </w:t>
+      </w:r>
+      <w:r>
+        <w:rPr>
+          <w:rFonts w:ascii="Consolas" w:cs="Consolas" w:eastAsia="Consolas" w:hAnsi="Consolas"/>
+          <w:color w:val="4ec9b0"/>
+          <w:sz w:val="19"/>
+          <w:szCs w:val="19"/>
+          <w:rtl w:val="0"/>
+        </w:rPr>
+        <w:t xml:space="preserve">complejo</w:t>
+      </w:r>
+      <w:r>
+        <w:rPr>
+          <w:rFonts w:ascii="Consolas" w:cs="Consolas" w:eastAsia="Consolas" w:hAnsi="Consolas"/>
+          <w:color w:val="cccccc"/>
+          <w:sz w:val="19"/>
+          <w:szCs w:val="19"/>
+          <w:rtl w:val="0"/>
+        </w:rPr>
+        <w:t xml:space="preserve">(</w:t>
+      </w:r>
+      <w:r>
+        <w:rPr>
+          <w:rFonts w:ascii="Consolas" w:cs="Consolas" w:eastAsia="Consolas" w:hAnsi="Consolas"/>
+          <w:color w:val="ce9178"/>
+          <w:sz w:val="19"/>
+          <w:szCs w:val="19"/>
+          <w:rtl w:val="0"/>
+        </w:rPr>
+        <w:t xml:space="preserve">"binomico"</w:t>
+      </w:r>
+      <w:r>
+        <w:rPr>
+          <w:rFonts w:ascii="Consolas" w:cs="Consolas" w:eastAsia="Consolas" w:hAnsi="Consolas"/>
+          <w:color w:val="cccccc"/>
+          <w:sz w:val="19"/>
+          <w:szCs w:val="19"/>
+          <w:rtl w:val="0"/>
+        </w:rPr>
+        <w:t xml:space="preserve">, </w:t>
+      </w:r>
+      <w:r>
+        <w:rPr>
+          <w:rFonts w:ascii="Consolas" w:cs="Consolas" w:eastAsia="Consolas" w:hAnsi="Consolas"/>
+          <w:color w:val="9cdcfe"/>
+          <w:sz w:val="19"/>
+          <w:szCs w:val="19"/>
+          <w:rtl w:val="0"/>
+        </w:rPr>
+        <w:t xml:space="preserve">self</w:t>
+      </w:r>
+      <w:r>
+        <w:rPr>
+          <w:rFonts w:ascii="Consolas" w:cs="Consolas" w:eastAsia="Consolas" w:hAnsi="Consolas"/>
+          <w:color w:val="cccccc"/>
+          <w:sz w:val="19"/>
+          <w:szCs w:val="19"/>
+          <w:rtl w:val="0"/>
+        </w:rPr>
+        <w:t xml:space="preserve">.</w:t>
+      </w:r>
+      <w:r>
+        <w:rPr>
+          <w:rFonts w:ascii="Consolas" w:cs="Consolas" w:eastAsia="Consolas" w:hAnsi="Consolas"/>
+          <w:color w:val="9cdcfe"/>
+          <w:sz w:val="19"/>
+          <w:szCs w:val="19"/>
+          <w:rtl w:val="0"/>
+        </w:rPr>
+        <w:t xml:space="preserve">x</w:t>
+      </w:r>
+      <w:r>
+        <w:rPr>
+          <w:rFonts w:ascii="Consolas" w:cs="Consolas" w:eastAsia="Consolas" w:hAnsi="Consolas"/>
+          <w:color w:val="cccccc"/>
+          <w:sz w:val="19"/>
+          <w:szCs w:val="19"/>
+          <w:rtl w:val="0"/>
+        </w:rPr>
+        <w:t xml:space="preserve"> </w:t>
+      </w:r>
+      <w:r>
+        <w:rPr>
+          <w:rFonts w:ascii="Consolas" w:cs="Consolas" w:eastAsia="Consolas" w:hAnsi="Consolas"/>
+          <w:color w:val="d4d4d4"/>
+          <w:sz w:val="19"/>
+          <w:szCs w:val="19"/>
+          <w:rtl w:val="0"/>
+        </w:rPr>
+        <w:t xml:space="preserve">-</w:t>
+      </w:r>
+      <w:r>
+        <w:rPr>
+          <w:rFonts w:ascii="Consolas" w:cs="Consolas" w:eastAsia="Consolas" w:hAnsi="Consolas"/>
+          <w:color w:val="cccccc"/>
+          <w:sz w:val="19"/>
+          <w:szCs w:val="19"/>
+          <w:rtl w:val="0"/>
+        </w:rPr>
+        <w:t xml:space="preserve"> </w:t>
+      </w:r>
+      <w:r>
+        <w:rPr>
+          <w:rFonts w:ascii="Consolas" w:cs="Consolas" w:eastAsia="Consolas" w:hAnsi="Consolas"/>
+          <w:color w:val="9cdcfe"/>
+          <w:sz w:val="19"/>
+          <w:szCs w:val="19"/>
+          <w:rtl w:val="0"/>
+        </w:rPr>
+        <w:t xml:space="preserve">other</w:t>
+      </w:r>
+      <w:r>
+        <w:rPr>
+          <w:rFonts w:ascii="Consolas" w:cs="Consolas" w:eastAsia="Consolas" w:hAnsi="Consolas"/>
+          <w:color w:val="cccccc"/>
+          <w:sz w:val="19"/>
+          <w:szCs w:val="19"/>
+          <w:rtl w:val="0"/>
+        </w:rPr>
+        <w:t xml:space="preserve">.x, </w:t>
+      </w:r>
+      <w:r>
+        <w:rPr>
+          <w:rFonts w:ascii="Consolas" w:cs="Consolas" w:eastAsia="Consolas" w:hAnsi="Consolas"/>
+          <w:color w:val="9cdcfe"/>
+          <w:sz w:val="19"/>
+          <w:szCs w:val="19"/>
+          <w:rtl w:val="0"/>
+        </w:rPr>
+        <w:t xml:space="preserve">self</w:t>
+      </w:r>
+      <w:r>
+        <w:rPr>
+          <w:rFonts w:ascii="Consolas" w:cs="Consolas" w:eastAsia="Consolas" w:hAnsi="Consolas"/>
+          <w:color w:val="cccccc"/>
+          <w:sz w:val="19"/>
+          <w:szCs w:val="19"/>
+          <w:rtl w:val="0"/>
+        </w:rPr>
+        <w:t xml:space="preserve">.</w:t>
+      </w:r>
+      <w:r>
+        <w:rPr>
+          <w:rFonts w:ascii="Consolas" w:cs="Consolas" w:eastAsia="Consolas" w:hAnsi="Consolas"/>
+          <w:color w:val="9cdcfe"/>
+          <w:sz w:val="19"/>
+          <w:szCs w:val="19"/>
+          <w:rtl w:val="0"/>
+        </w:rPr>
+        <w:t xml:space="preserve">y</w:t>
+      </w:r>
+      <w:r>
+        <w:rPr>
+          <w:rFonts w:ascii="Consolas" w:cs="Consolas" w:eastAsia="Consolas" w:hAnsi="Consolas"/>
+          <w:color w:val="cccccc"/>
+          <w:sz w:val="19"/>
+          <w:szCs w:val="19"/>
+          <w:rtl w:val="0"/>
+        </w:rPr>
+        <w:t xml:space="preserve"> </w:t>
+      </w:r>
+      <w:r>
+        <w:rPr>
+          <w:rFonts w:ascii="Consolas" w:cs="Consolas" w:eastAsia="Consolas" w:hAnsi="Consolas"/>
+          <w:color w:val="d4d4d4"/>
+          <w:sz w:val="19"/>
+          <w:szCs w:val="19"/>
+          <w:rtl w:val="0"/>
+        </w:rPr>
+        <w:t xml:space="preserve">-</w:t>
+      </w:r>
+      <w:r>
+        <w:rPr>
+          <w:rFonts w:ascii="Consolas" w:cs="Consolas" w:eastAsia="Consolas" w:hAnsi="Consolas"/>
+          <w:color w:val="cccccc"/>
+          <w:sz w:val="19"/>
+          <w:szCs w:val="19"/>
+          <w:rtl w:val="0"/>
+        </w:rPr>
+        <w:t xml:space="preserve"> </w:t>
+      </w:r>
+      <w:r>
+        <w:rPr>
+          <w:rFonts w:ascii="Consolas" w:cs="Consolas" w:eastAsia="Consolas" w:hAnsi="Consolas"/>
+          <w:color w:val="9cdcfe"/>
+          <w:sz w:val="19"/>
+          <w:szCs w:val="19"/>
+          <w:rtl w:val="0"/>
+        </w:rPr>
+        <w:t xml:space="preserve">other</w:t>
+      </w:r>
+      <w:r>
+        <w:rPr>
+          <w:rFonts w:ascii="Consolas" w:cs="Consolas" w:eastAsia="Consolas" w:hAnsi="Consolas"/>
+          <w:color w:val="cccccc"/>
+          <w:sz w:val="19"/>
+          <w:szCs w:val="19"/>
+          <w:rtl w:val="0"/>
+        </w:rPr>
+        <w:t xml:space="preserve">.y)</w:t>
+      </w:r>
+    </w:p>
+    <w:p>
+      <w:pPr>
+        <w:shd w:fill="1f1f1f" w:val="clear"/>
+        <w:spacing w:line="240" w:lineRule="auto"/>
+        <w:rPr>
+          <w:rFonts w:ascii="Consolas" w:cs="Consolas" w:eastAsia="Consolas" w:hAnsi="Consolas"/>
+          <w:color w:val="cccccc"/>
+          <w:sz w:val="19"/>
+          <w:szCs w:val="19"/>
+        </w:rPr>
+      </w:pPr>
+      <w:r>
+        <w:rPr>
+          <w:rtl w:val="0"/>
+        </w:rPr>
+      </w:r>
+    </w:p>
+    <w:p>
+      <w:pPr>
+        <w:shd w:fill="1f1f1f" w:val="clear"/>
+        <w:spacing w:line="240" w:lineRule="auto"/>
+        <w:rPr>
+          <w:rFonts w:ascii="Consolas" w:cs="Consolas" w:eastAsia="Consolas" w:hAnsi="Consolas"/>
+          <w:color w:val="cccccc"/>
+          <w:sz w:val="19"/>
+          <w:szCs w:val="19"/>
+        </w:rPr>
+      </w:pPr>
+      <w:r>
+        <w:rPr>
+          <w:rFonts w:ascii="Consolas" w:cs="Consolas" w:eastAsia="Consolas" w:hAnsi="Consolas"/>
+          <w:color w:val="cccccc"/>
+          <w:sz w:val="19"/>
+          <w:szCs w:val="19"/>
+          <w:rtl w:val="0"/>
+        </w:rPr>
+        <w:t xml:space="preserve">    </w:t>
+      </w:r>
+      <w:r>
+        <w:rPr>
+          <w:rFonts w:ascii="Consolas" w:cs="Consolas" w:eastAsia="Consolas" w:hAnsi="Consolas"/>
+          <w:color w:val="569cd6"/>
+          <w:sz w:val="19"/>
+          <w:szCs w:val="19"/>
+          <w:rtl w:val="0"/>
+        </w:rPr>
+        <w:t xml:space="preserve">def</w:t>
+      </w:r>
+      <w:r>
+        <w:rPr>
+          <w:rFonts w:ascii="Consolas" w:cs="Consolas" w:eastAsia="Consolas" w:hAnsi="Consolas"/>
+          <w:color w:val="cccccc"/>
+          <w:sz w:val="19"/>
+          <w:szCs w:val="19"/>
+          <w:rtl w:val="0"/>
+        </w:rPr>
+        <w:t xml:space="preserve"> </w:t>
+      </w:r>
+      <w:r>
+        <w:rPr>
+          <w:rFonts w:ascii="Consolas" w:cs="Consolas" w:eastAsia="Consolas" w:hAnsi="Consolas"/>
+          <w:color w:val="dcdcaa"/>
+          <w:sz w:val="19"/>
+          <w:szCs w:val="19"/>
+          <w:rtl w:val="0"/>
+        </w:rPr>
+        <w:t xml:space="preserve">__mul__</w:t>
+      </w:r>
+      <w:r>
+        <w:rPr>
+          <w:rFonts w:ascii="Consolas" w:cs="Consolas" w:eastAsia="Consolas" w:hAnsi="Consolas"/>
+          <w:color w:val="cccccc"/>
+          <w:sz w:val="19"/>
+          <w:szCs w:val="19"/>
+          <w:rtl w:val="0"/>
+        </w:rPr>
+        <w:t xml:space="preserve">(</w:t>
+      </w:r>
+      <w:r>
+        <w:rPr>
+          <w:rFonts w:ascii="Consolas" w:cs="Consolas" w:eastAsia="Consolas" w:hAnsi="Consolas"/>
+          <w:color w:val="9cdcfe"/>
+          <w:sz w:val="19"/>
+          <w:szCs w:val="19"/>
+          <w:rtl w:val="0"/>
+        </w:rPr>
+        <w:t xml:space="preserve">self</w:t>
+      </w:r>
+      <w:r>
+        <w:rPr>
+          <w:rFonts w:ascii="Consolas" w:cs="Consolas" w:eastAsia="Consolas" w:hAnsi="Consolas"/>
+          <w:color w:val="cccccc"/>
+          <w:sz w:val="19"/>
+          <w:szCs w:val="19"/>
+          <w:rtl w:val="0"/>
+        </w:rPr>
+        <w:t xml:space="preserve">, </w:t>
+      </w:r>
+      <w:r>
+        <w:rPr>
+          <w:rFonts w:ascii="Consolas" w:cs="Consolas" w:eastAsia="Consolas" w:hAnsi="Consolas"/>
+          <w:color w:val="9cdcfe"/>
+          <w:sz w:val="19"/>
+          <w:szCs w:val="19"/>
+          <w:rtl w:val="0"/>
+        </w:rPr>
+        <w:t xml:space="preserve">other</w:t>
+      </w:r>
+      <w:r>
+        <w:rPr>
+          <w:rFonts w:ascii="Consolas" w:cs="Consolas" w:eastAsia="Consolas" w:hAnsi="Consolas"/>
+          <w:color w:val="cccccc"/>
+          <w:sz w:val="19"/>
+          <w:szCs w:val="19"/>
+          <w:rtl w:val="0"/>
+        </w:rPr>
+        <w:t xml:space="preserve">):</w:t>
+      </w:r>
+    </w:p>
+    <w:p>
+      <w:pPr>
+        <w:shd w:fill="1f1f1f" w:val="clear"/>
+        <w:spacing w:line="240" w:lineRule="auto"/>
+        <w:rPr>
+          <w:rFonts w:ascii="Consolas" w:cs="Consolas" w:eastAsia="Consolas" w:hAnsi="Consolas"/>
+          <w:color w:val="cccccc"/>
+          <w:sz w:val="19"/>
+          <w:szCs w:val="19"/>
+        </w:rPr>
+      </w:pPr>
+      <w:r>
+        <w:rPr>
+          <w:rFonts w:ascii="Consolas" w:cs="Consolas" w:eastAsia="Consolas" w:hAnsi="Consolas"/>
+          <w:color w:val="cccccc"/>
+          <w:sz w:val="19"/>
+          <w:szCs w:val="19"/>
+          <w:rtl w:val="0"/>
+        </w:rPr>
+        <w:t xml:space="preserve">        </w:t>
+      </w:r>
+      <w:r>
+        <w:rPr>
+          <w:rFonts w:ascii="Consolas" w:cs="Consolas" w:eastAsia="Consolas" w:hAnsi="Consolas"/>
+          <w:color w:val="c586c0"/>
+          <w:sz w:val="19"/>
+          <w:szCs w:val="19"/>
+          <w:rtl w:val="0"/>
+        </w:rPr>
+        <w:t xml:space="preserve">return</w:t>
+      </w:r>
+      <w:r>
+        <w:rPr>
+          <w:rFonts w:ascii="Consolas" w:cs="Consolas" w:eastAsia="Consolas" w:hAnsi="Consolas"/>
+          <w:color w:val="cccccc"/>
+          <w:sz w:val="19"/>
+          <w:szCs w:val="19"/>
+          <w:rtl w:val="0"/>
+        </w:rPr>
+        <w:t xml:space="preserve"> </w:t>
+      </w:r>
+      <w:r>
+        <w:rPr>
+          <w:rFonts w:ascii="Consolas" w:cs="Consolas" w:eastAsia="Consolas" w:hAnsi="Consolas"/>
+          <w:color w:val="4ec9b0"/>
+          <w:sz w:val="19"/>
+          <w:szCs w:val="19"/>
+          <w:rtl w:val="0"/>
+        </w:rPr>
+        <w:t xml:space="preserve">complejo</w:t>
+      </w:r>
+      <w:r>
+        <w:rPr>
+          <w:rFonts w:ascii="Consolas" w:cs="Consolas" w:eastAsia="Consolas" w:hAnsi="Consolas"/>
+          <w:color w:val="cccccc"/>
+          <w:sz w:val="19"/>
+          <w:szCs w:val="19"/>
+          <w:rtl w:val="0"/>
+        </w:rPr>
+        <w:t xml:space="preserve">(</w:t>
+      </w:r>
+      <w:r>
+        <w:rPr>
+          <w:rFonts w:ascii="Consolas" w:cs="Consolas" w:eastAsia="Consolas" w:hAnsi="Consolas"/>
+          <w:color w:val="ce9178"/>
+          <w:sz w:val="19"/>
+          <w:szCs w:val="19"/>
+          <w:rtl w:val="0"/>
+        </w:rPr>
+        <w:t xml:space="preserve">"polar"</w:t>
+      </w:r>
+      <w:r>
+        <w:rPr>
+          <w:rFonts w:ascii="Consolas" w:cs="Consolas" w:eastAsia="Consolas" w:hAnsi="Consolas"/>
+          <w:color w:val="cccccc"/>
+          <w:sz w:val="19"/>
+          <w:szCs w:val="19"/>
+          <w:rtl w:val="0"/>
+        </w:rPr>
+        <w:t xml:space="preserve">, </w:t>
+      </w:r>
+      <w:r>
+        <w:rPr>
+          <w:rFonts w:ascii="Consolas" w:cs="Consolas" w:eastAsia="Consolas" w:hAnsi="Consolas"/>
+          <w:color w:val="9cdcfe"/>
+          <w:sz w:val="19"/>
+          <w:szCs w:val="19"/>
+          <w:rtl w:val="0"/>
+        </w:rPr>
+        <w:t xml:space="preserve">self</w:t>
+      </w:r>
+      <w:r>
+        <w:rPr>
+          <w:rFonts w:ascii="Consolas" w:cs="Consolas" w:eastAsia="Consolas" w:hAnsi="Consolas"/>
+          <w:color w:val="cccccc"/>
+          <w:sz w:val="19"/>
+          <w:szCs w:val="19"/>
+          <w:rtl w:val="0"/>
+        </w:rPr>
+        <w:t xml:space="preserve">.</w:t>
+      </w:r>
+      <w:r>
+        <w:rPr>
+          <w:rFonts w:ascii="Consolas" w:cs="Consolas" w:eastAsia="Consolas" w:hAnsi="Consolas"/>
+          <w:color w:val="9cdcfe"/>
+          <w:sz w:val="19"/>
+          <w:szCs w:val="19"/>
+          <w:rtl w:val="0"/>
+        </w:rPr>
+        <w:t xml:space="preserve">r</w:t>
+      </w:r>
+      <w:r>
+        <w:rPr>
+          <w:rFonts w:ascii="Consolas" w:cs="Consolas" w:eastAsia="Consolas" w:hAnsi="Consolas"/>
+          <w:color w:val="cccccc"/>
+          <w:sz w:val="19"/>
+          <w:szCs w:val="19"/>
+          <w:rtl w:val="0"/>
+        </w:rPr>
+        <w:t xml:space="preserve"> </w:t>
+      </w:r>
+      <w:r>
+        <w:rPr>
+          <w:rFonts w:ascii="Consolas" w:cs="Consolas" w:eastAsia="Consolas" w:hAnsi="Consolas"/>
+          <w:color w:val="d4d4d4"/>
+          <w:sz w:val="19"/>
+          <w:szCs w:val="19"/>
+          <w:rtl w:val="0"/>
+        </w:rPr>
+        <w:t xml:space="preserve">*</w:t>
+      </w:r>
+      <w:r>
+        <w:rPr>
+          <w:rFonts w:ascii="Consolas" w:cs="Consolas" w:eastAsia="Consolas" w:hAnsi="Consolas"/>
+          <w:color w:val="cccccc"/>
+          <w:sz w:val="19"/>
+          <w:szCs w:val="19"/>
+          <w:rtl w:val="0"/>
+        </w:rPr>
+        <w:t xml:space="preserve"> </w:t>
+      </w:r>
+      <w:r>
+        <w:rPr>
+          <w:rFonts w:ascii="Consolas" w:cs="Consolas" w:eastAsia="Consolas" w:hAnsi="Consolas"/>
+          <w:color w:val="9cdcfe"/>
+          <w:sz w:val="19"/>
+          <w:szCs w:val="19"/>
+          <w:rtl w:val="0"/>
+        </w:rPr>
+        <w:t xml:space="preserve">other</w:t>
+      </w:r>
+      <w:r>
+        <w:rPr>
+          <w:rFonts w:ascii="Consolas" w:cs="Consolas" w:eastAsia="Consolas" w:hAnsi="Consolas"/>
+          <w:color w:val="cccccc"/>
+          <w:sz w:val="19"/>
+          <w:szCs w:val="19"/>
+          <w:rtl w:val="0"/>
+        </w:rPr>
+        <w:t xml:space="preserve">.r, </w:t>
+      </w:r>
+      <w:r>
+        <w:rPr>
+          <w:rFonts w:ascii="Consolas" w:cs="Consolas" w:eastAsia="Consolas" w:hAnsi="Consolas"/>
+          <w:color w:val="9cdcfe"/>
+          <w:sz w:val="19"/>
+          <w:szCs w:val="19"/>
+          <w:rtl w:val="0"/>
+        </w:rPr>
+        <w:t xml:space="preserve">self</w:t>
+      </w:r>
+      <w:r>
+        <w:rPr>
+          <w:rFonts w:ascii="Consolas" w:cs="Consolas" w:eastAsia="Consolas" w:hAnsi="Consolas"/>
+          <w:color w:val="cccccc"/>
+          <w:sz w:val="19"/>
+          <w:szCs w:val="19"/>
+          <w:rtl w:val="0"/>
+        </w:rPr>
+        <w:t xml:space="preserve">.</w:t>
+      </w:r>
+      <w:r>
+        <w:rPr>
+          <w:rFonts w:ascii="Consolas" w:cs="Consolas" w:eastAsia="Consolas" w:hAnsi="Consolas"/>
+          <w:color w:val="9cdcfe"/>
+          <w:sz w:val="19"/>
+          <w:szCs w:val="19"/>
+          <w:rtl w:val="0"/>
+        </w:rPr>
+        <w:t xml:space="preserve">titus</w:t>
+      </w:r>
+      <w:r>
+        <w:rPr>
+          <w:rFonts w:ascii="Consolas" w:cs="Consolas" w:eastAsia="Consolas" w:hAnsi="Consolas"/>
+          <w:color w:val="cccccc"/>
+          <w:sz w:val="19"/>
+          <w:szCs w:val="19"/>
+          <w:rtl w:val="0"/>
+        </w:rPr>
+        <w:t xml:space="preserve"> </w:t>
+      </w:r>
+      <w:r>
+        <w:rPr>
+          <w:rFonts w:ascii="Consolas" w:cs="Consolas" w:eastAsia="Consolas" w:hAnsi="Consolas"/>
+          <w:color w:val="d4d4d4"/>
+          <w:sz w:val="19"/>
+          <w:szCs w:val="19"/>
+          <w:rtl w:val="0"/>
+        </w:rPr>
+        <w:t xml:space="preserve">+</w:t>
+      </w:r>
+      <w:r>
+        <w:rPr>
+          <w:rFonts w:ascii="Consolas" w:cs="Consolas" w:eastAsia="Consolas" w:hAnsi="Consolas"/>
+          <w:color w:val="cccccc"/>
+          <w:sz w:val="19"/>
+          <w:szCs w:val="19"/>
+          <w:rtl w:val="0"/>
+        </w:rPr>
+        <w:t xml:space="preserve"> </w:t>
+      </w:r>
+      <w:r>
+        <w:rPr>
+          <w:rFonts w:ascii="Consolas" w:cs="Consolas" w:eastAsia="Consolas" w:hAnsi="Consolas"/>
+          <w:color w:val="9cdcfe"/>
+          <w:sz w:val="19"/>
+          <w:szCs w:val="19"/>
+          <w:rtl w:val="0"/>
+        </w:rPr>
+        <w:t xml:space="preserve">other</w:t>
+      </w:r>
+      <w:r>
+        <w:rPr>
+          <w:rFonts w:ascii="Consolas" w:cs="Consolas" w:eastAsia="Consolas" w:hAnsi="Consolas"/>
+          <w:color w:val="cccccc"/>
+          <w:sz w:val="19"/>
+          <w:szCs w:val="19"/>
+          <w:rtl w:val="0"/>
+        </w:rPr>
+        <w:t xml:space="preserve">.titus)</w:t>
+      </w:r>
+    </w:p>
+    <w:p>
+      <w:pPr>
+        <w:shd w:fill="1f1f1f" w:val="clear"/>
+        <w:spacing w:line="240" w:lineRule="auto"/>
+        <w:rPr>
+          <w:rFonts w:ascii="Consolas" w:cs="Consolas" w:eastAsia="Consolas" w:hAnsi="Consolas"/>
+          <w:color w:val="cccccc"/>
+          <w:sz w:val="19"/>
+          <w:szCs w:val="19"/>
+        </w:rPr>
+      </w:pPr>
+      <w:r>
+        <w:rPr>
+          <w:rFonts w:ascii="Consolas" w:cs="Consolas" w:eastAsia="Consolas" w:hAnsi="Consolas"/>
+          <w:color w:val="cccccc"/>
+          <w:sz w:val="19"/>
+          <w:szCs w:val="19"/>
+          <w:rtl w:val="0"/>
+        </w:rPr>
+        <w:t xml:space="preserve">    </w:t>
+      </w:r>
+      <w:r>
+        <w:rPr>
+          <w:rFonts w:ascii="Consolas" w:cs="Consolas" w:eastAsia="Consolas" w:hAnsi="Consolas"/>
+          <w:color w:val="569cd6"/>
+          <w:sz w:val="19"/>
+          <w:szCs w:val="19"/>
+          <w:rtl w:val="0"/>
+        </w:rPr>
+        <w:t xml:space="preserve">def</w:t>
+      </w:r>
+      <w:r>
+        <w:rPr>
+          <w:rFonts w:ascii="Consolas" w:cs="Consolas" w:eastAsia="Consolas" w:hAnsi="Consolas"/>
+          <w:color w:val="cccccc"/>
+          <w:sz w:val="19"/>
+          <w:szCs w:val="19"/>
+          <w:rtl w:val="0"/>
+        </w:rPr>
+        <w:t xml:space="preserve"> </w:t>
+      </w:r>
+      <w:r>
+        <w:rPr>
+          <w:rFonts w:ascii="Consolas" w:cs="Consolas" w:eastAsia="Consolas" w:hAnsi="Consolas"/>
+          <w:color w:val="dcdcaa"/>
+          <w:sz w:val="19"/>
+          <w:szCs w:val="19"/>
+          <w:rtl w:val="0"/>
+        </w:rPr>
+        <w:t xml:space="preserve">__truediv__</w:t>
+      </w:r>
+      <w:r>
+        <w:rPr>
+          <w:rFonts w:ascii="Consolas" w:cs="Consolas" w:eastAsia="Consolas" w:hAnsi="Consolas"/>
+          <w:color w:val="cccccc"/>
+          <w:sz w:val="19"/>
+          <w:szCs w:val="19"/>
+          <w:rtl w:val="0"/>
+        </w:rPr>
+        <w:t xml:space="preserve">(</w:t>
+      </w:r>
+      <w:r>
+        <w:rPr>
+          <w:rFonts w:ascii="Consolas" w:cs="Consolas" w:eastAsia="Consolas" w:hAnsi="Consolas"/>
+          <w:color w:val="9cdcfe"/>
+          <w:sz w:val="19"/>
+          <w:szCs w:val="19"/>
+          <w:rtl w:val="0"/>
+        </w:rPr>
+        <w:t xml:space="preserve">self</w:t>
+      </w:r>
+      <w:r>
+        <w:rPr>
+          <w:rFonts w:ascii="Consolas" w:cs="Consolas" w:eastAsia="Consolas" w:hAnsi="Consolas"/>
+          <w:color w:val="cccccc"/>
+          <w:sz w:val="19"/>
+          <w:szCs w:val="19"/>
+          <w:rtl w:val="0"/>
+        </w:rPr>
+        <w:t xml:space="preserve">, </w:t>
+      </w:r>
+      <w:r>
+        <w:rPr>
+          <w:rFonts w:ascii="Consolas" w:cs="Consolas" w:eastAsia="Consolas" w:hAnsi="Consolas"/>
+          <w:color w:val="9cdcfe"/>
+          <w:sz w:val="19"/>
+          <w:szCs w:val="19"/>
+          <w:rtl w:val="0"/>
+        </w:rPr>
+        <w:t xml:space="preserve">other</w:t>
+      </w:r>
+      <w:r>
+        <w:rPr>
+          <w:rFonts w:ascii="Consolas" w:cs="Consolas" w:eastAsia="Consolas" w:hAnsi="Consolas"/>
+          <w:color w:val="cccccc"/>
+          <w:sz w:val="19"/>
+          <w:szCs w:val="19"/>
+          <w:rtl w:val="0"/>
+        </w:rPr>
+        <w:t xml:space="preserve">):</w:t>
+      </w:r>
+    </w:p>
+    <w:p>
+      <w:pPr>
+        <w:shd w:fill="1f1f1f" w:val="clear"/>
+        <w:spacing w:line="240" w:lineRule="auto"/>
+        <w:rPr>
+          <w:rFonts w:ascii="Consolas" w:cs="Consolas" w:eastAsia="Consolas" w:hAnsi="Consolas"/>
+          <w:color w:val="cccccc"/>
+          <w:sz w:val="19"/>
+          <w:szCs w:val="19"/>
+        </w:rPr>
+      </w:pPr>
+      <w:r>
+        <w:rPr>
+          <w:rFonts w:ascii="Consolas" w:cs="Consolas" w:eastAsia="Consolas" w:hAnsi="Consolas"/>
+          <w:color w:val="cccccc"/>
+          <w:sz w:val="19"/>
+          <w:szCs w:val="19"/>
+          <w:rtl w:val="0"/>
+        </w:rPr>
+        <w:t xml:space="preserve">        </w:t>
+      </w:r>
+      <w:r>
+        <w:rPr>
+          <w:rFonts w:ascii="Consolas" w:cs="Consolas" w:eastAsia="Consolas" w:hAnsi="Consolas"/>
+          <w:color w:val="c586c0"/>
+          <w:sz w:val="19"/>
+          <w:szCs w:val="19"/>
+          <w:rtl w:val="0"/>
+        </w:rPr>
+        <w:t xml:space="preserve">return</w:t>
+      </w:r>
+      <w:r>
+        <w:rPr>
+          <w:rFonts w:ascii="Consolas" w:cs="Consolas" w:eastAsia="Consolas" w:hAnsi="Consolas"/>
+          <w:color w:val="cccccc"/>
+          <w:sz w:val="19"/>
+          <w:szCs w:val="19"/>
+          <w:rtl w:val="0"/>
+        </w:rPr>
+        <w:t xml:space="preserve"> </w:t>
+      </w:r>
+      <w:r>
+        <w:rPr>
+          <w:rFonts w:ascii="Consolas" w:cs="Consolas" w:eastAsia="Consolas" w:hAnsi="Consolas"/>
+          <w:color w:val="4ec9b0"/>
+          <w:sz w:val="19"/>
+          <w:szCs w:val="19"/>
+          <w:rtl w:val="0"/>
+        </w:rPr>
+        <w:t xml:space="preserve">complejo</w:t>
+      </w:r>
+      <w:r>
+        <w:rPr>
+          <w:rFonts w:ascii="Consolas" w:cs="Consolas" w:eastAsia="Consolas" w:hAnsi="Consolas"/>
+          <w:color w:val="cccccc"/>
+          <w:sz w:val="19"/>
+          <w:szCs w:val="19"/>
+          <w:rtl w:val="0"/>
+        </w:rPr>
+        <w:t xml:space="preserve">(</w:t>
+      </w:r>
+      <w:r>
+        <w:rPr>
+          <w:rFonts w:ascii="Consolas" w:cs="Consolas" w:eastAsia="Consolas" w:hAnsi="Consolas"/>
+          <w:color w:val="ce9178"/>
+          <w:sz w:val="19"/>
+          <w:szCs w:val="19"/>
+          <w:rtl w:val="0"/>
+        </w:rPr>
+        <w:t xml:space="preserve">"polar"</w:t>
+      </w:r>
+      <w:r>
+        <w:rPr>
+          <w:rFonts w:ascii="Consolas" w:cs="Consolas" w:eastAsia="Consolas" w:hAnsi="Consolas"/>
+          <w:color w:val="cccccc"/>
+          <w:sz w:val="19"/>
+          <w:szCs w:val="19"/>
+          <w:rtl w:val="0"/>
+        </w:rPr>
+        <w:t xml:space="preserve">, </w:t>
+      </w:r>
+      <w:r>
+        <w:rPr>
+          <w:rFonts w:ascii="Consolas" w:cs="Consolas" w:eastAsia="Consolas" w:hAnsi="Consolas"/>
+          <w:color w:val="9cdcfe"/>
+          <w:sz w:val="19"/>
+          <w:szCs w:val="19"/>
+          <w:rtl w:val="0"/>
+        </w:rPr>
+        <w:t xml:space="preserve">self</w:t>
+      </w:r>
+      <w:r>
+        <w:rPr>
+          <w:rFonts w:ascii="Consolas" w:cs="Consolas" w:eastAsia="Consolas" w:hAnsi="Consolas"/>
+          <w:color w:val="cccccc"/>
+          <w:sz w:val="19"/>
+          <w:szCs w:val="19"/>
+          <w:rtl w:val="0"/>
+        </w:rPr>
+        <w:t xml:space="preserve">.</w:t>
+      </w:r>
+      <w:r>
+        <w:rPr>
+          <w:rFonts w:ascii="Consolas" w:cs="Consolas" w:eastAsia="Consolas" w:hAnsi="Consolas"/>
+          <w:color w:val="9cdcfe"/>
+          <w:sz w:val="19"/>
+          <w:szCs w:val="19"/>
+          <w:rtl w:val="0"/>
+        </w:rPr>
+        <w:t xml:space="preserve">r</w:t>
+      </w:r>
+      <w:r>
+        <w:rPr>
+          <w:rFonts w:ascii="Consolas" w:cs="Consolas" w:eastAsia="Consolas" w:hAnsi="Consolas"/>
+          <w:color w:val="cccccc"/>
+          <w:sz w:val="19"/>
+          <w:szCs w:val="19"/>
+          <w:rtl w:val="0"/>
+        </w:rPr>
+        <w:t xml:space="preserve"> </w:t>
+      </w:r>
+      <w:r>
+        <w:rPr>
+          <w:rFonts w:ascii="Consolas" w:cs="Consolas" w:eastAsia="Consolas" w:hAnsi="Consolas"/>
+          <w:color w:val="d4d4d4"/>
+          <w:sz w:val="19"/>
+          <w:szCs w:val="19"/>
+          <w:rtl w:val="0"/>
+        </w:rPr>
+        <w:t xml:space="preserve">/</w:t>
+      </w:r>
+      <w:r>
+        <w:rPr>
+          <w:rFonts w:ascii="Consolas" w:cs="Consolas" w:eastAsia="Consolas" w:hAnsi="Consolas"/>
+          <w:color w:val="cccccc"/>
+          <w:sz w:val="19"/>
+          <w:szCs w:val="19"/>
+          <w:rtl w:val="0"/>
+        </w:rPr>
+        <w:t xml:space="preserve"> </w:t>
+      </w:r>
+      <w:r>
+        <w:rPr>
+          <w:rFonts w:ascii="Consolas" w:cs="Consolas" w:eastAsia="Consolas" w:hAnsi="Consolas"/>
+          <w:color w:val="9cdcfe"/>
+          <w:sz w:val="19"/>
+          <w:szCs w:val="19"/>
+          <w:rtl w:val="0"/>
+        </w:rPr>
+        <w:t xml:space="preserve">other</w:t>
+      </w:r>
+      <w:r>
+        <w:rPr>
+          <w:rFonts w:ascii="Consolas" w:cs="Consolas" w:eastAsia="Consolas" w:hAnsi="Consolas"/>
+          <w:color w:val="cccccc"/>
+          <w:sz w:val="19"/>
+          <w:szCs w:val="19"/>
+          <w:rtl w:val="0"/>
+        </w:rPr>
+        <w:t xml:space="preserve">.r, </w:t>
+      </w:r>
+      <w:r>
+        <w:rPr>
+          <w:rFonts w:ascii="Consolas" w:cs="Consolas" w:eastAsia="Consolas" w:hAnsi="Consolas"/>
+          <w:color w:val="9cdcfe"/>
+          <w:sz w:val="19"/>
+          <w:szCs w:val="19"/>
+          <w:rtl w:val="0"/>
+        </w:rPr>
+        <w:t xml:space="preserve">self</w:t>
+      </w:r>
+      <w:r>
+        <w:rPr>
+          <w:rFonts w:ascii="Consolas" w:cs="Consolas" w:eastAsia="Consolas" w:hAnsi="Consolas"/>
+          <w:color w:val="cccccc"/>
+          <w:sz w:val="19"/>
+          <w:szCs w:val="19"/>
+          <w:rtl w:val="0"/>
+        </w:rPr>
+        <w:t xml:space="preserve">.</w:t>
+      </w:r>
+      <w:r>
+        <w:rPr>
+          <w:rFonts w:ascii="Consolas" w:cs="Consolas" w:eastAsia="Consolas" w:hAnsi="Consolas"/>
+          <w:color w:val="9cdcfe"/>
+          <w:sz w:val="19"/>
+          <w:szCs w:val="19"/>
+          <w:rtl w:val="0"/>
+        </w:rPr>
+        <w:t xml:space="preserve">titus</w:t>
+      </w:r>
+      <w:r>
+        <w:rPr>
+          <w:rFonts w:ascii="Consolas" w:cs="Consolas" w:eastAsia="Consolas" w:hAnsi="Consolas"/>
+          <w:color w:val="cccccc"/>
+          <w:sz w:val="19"/>
+          <w:szCs w:val="19"/>
+          <w:rtl w:val="0"/>
+        </w:rPr>
+        <w:t xml:space="preserve"> </w:t>
+      </w:r>
+      <w:r>
+        <w:rPr>
+          <w:rFonts w:ascii="Consolas" w:cs="Consolas" w:eastAsia="Consolas" w:hAnsi="Consolas"/>
+          <w:color w:val="d4d4d4"/>
+          <w:sz w:val="19"/>
+          <w:szCs w:val="19"/>
+          <w:rtl w:val="0"/>
+        </w:rPr>
+        <w:t xml:space="preserve">-</w:t>
+      </w:r>
+      <w:r>
+        <w:rPr>
+          <w:rFonts w:ascii="Consolas" w:cs="Consolas" w:eastAsia="Consolas" w:hAnsi="Consolas"/>
+          <w:color w:val="cccccc"/>
+          <w:sz w:val="19"/>
+          <w:szCs w:val="19"/>
+          <w:rtl w:val="0"/>
+        </w:rPr>
+        <w:t xml:space="preserve"> </w:t>
+      </w:r>
+      <w:r>
+        <w:rPr>
+          <w:rFonts w:ascii="Consolas" w:cs="Consolas" w:eastAsia="Consolas" w:hAnsi="Consolas"/>
+          <w:color w:val="9cdcfe"/>
+          <w:sz w:val="19"/>
+          <w:szCs w:val="19"/>
+          <w:rtl w:val="0"/>
+        </w:rPr>
+        <w:t xml:space="preserve">other</w:t>
+      </w:r>
+      <w:r>
+        <w:rPr>
+          <w:rFonts w:ascii="Consolas" w:cs="Consolas" w:eastAsia="Consolas" w:hAnsi="Consolas"/>
+          <w:color w:val="cccccc"/>
+          <w:sz w:val="19"/>
+          <w:szCs w:val="19"/>
+          <w:rtl w:val="0"/>
+        </w:rPr>
+        <w:t xml:space="preserve">.titus)</w:t>
+      </w:r>
+    </w:p>
+    <w:p>
+      <w:pPr>
+        <w:shd w:fill="1f1f1f" w:val="clear"/>
+        <w:spacing w:line="240" w:lineRule="auto"/>
+        <w:rPr>
+          <w:rFonts w:ascii="Consolas" w:cs="Consolas" w:eastAsia="Consolas" w:hAnsi="Consolas"/>
+          <w:color w:val="cccccc"/>
+          <w:sz w:val="19"/>
+          <w:szCs w:val="19"/>
+        </w:rPr>
+      </w:pPr>
+      <w:r>
+        <w:rPr>
+          <w:rFonts w:ascii="Consolas" w:cs="Consolas" w:eastAsia="Consolas" w:hAnsi="Consolas"/>
+          <w:color w:val="cccccc"/>
+          <w:sz w:val="19"/>
+          <w:szCs w:val="19"/>
+          <w:rtl w:val="0"/>
+        </w:rPr>
+        <w:t xml:space="preserve">    </w:t>
+      </w:r>
+      <w:r>
+        <w:rPr>
+          <w:rFonts w:ascii="Consolas" w:cs="Consolas" w:eastAsia="Consolas" w:hAnsi="Consolas"/>
+          <w:color w:val="569cd6"/>
+          <w:sz w:val="19"/>
+          <w:szCs w:val="19"/>
+          <w:rtl w:val="0"/>
+        </w:rPr>
+        <w:t xml:space="preserve">def</w:t>
+      </w:r>
+      <w:r>
+        <w:rPr>
+          <w:rFonts w:ascii="Consolas" w:cs="Consolas" w:eastAsia="Consolas" w:hAnsi="Consolas"/>
+          <w:color w:val="cccccc"/>
+          <w:sz w:val="19"/>
+          <w:szCs w:val="19"/>
+          <w:rtl w:val="0"/>
+        </w:rPr>
+        <w:t xml:space="preserve"> </w:t>
+      </w:r>
+      <w:r>
+        <w:rPr>
+          <w:rFonts w:ascii="Consolas" w:cs="Consolas" w:eastAsia="Consolas" w:hAnsi="Consolas"/>
+          <w:color w:val="dcdcaa"/>
+          <w:sz w:val="19"/>
+          <w:szCs w:val="19"/>
+          <w:rtl w:val="0"/>
+        </w:rPr>
+        <w:t xml:space="preserve">__pow__</w:t>
+      </w:r>
+      <w:r>
+        <w:rPr>
+          <w:rFonts w:ascii="Consolas" w:cs="Consolas" w:eastAsia="Consolas" w:hAnsi="Consolas"/>
+          <w:color w:val="cccccc"/>
+          <w:sz w:val="19"/>
+          <w:szCs w:val="19"/>
+          <w:rtl w:val="0"/>
+        </w:rPr>
+        <w:t xml:space="preserve">(</w:t>
+      </w:r>
+      <w:r>
+        <w:rPr>
+          <w:rFonts w:ascii="Consolas" w:cs="Consolas" w:eastAsia="Consolas" w:hAnsi="Consolas"/>
+          <w:color w:val="9cdcfe"/>
+          <w:sz w:val="19"/>
+          <w:szCs w:val="19"/>
+          <w:rtl w:val="0"/>
+        </w:rPr>
+        <w:t xml:space="preserve">self</w:t>
+      </w:r>
+      <w:r>
+        <w:rPr>
+          <w:rFonts w:ascii="Consolas" w:cs="Consolas" w:eastAsia="Consolas" w:hAnsi="Consolas"/>
+          <w:color w:val="cccccc"/>
+          <w:sz w:val="19"/>
+          <w:szCs w:val="19"/>
+          <w:rtl w:val="0"/>
+        </w:rPr>
+        <w:t xml:space="preserve">, </w:t>
+      </w:r>
+      <w:r>
+        <w:rPr>
+          <w:rFonts w:ascii="Consolas" w:cs="Consolas" w:eastAsia="Consolas" w:hAnsi="Consolas"/>
+          <w:color w:val="9cdcfe"/>
+          <w:sz w:val="19"/>
+          <w:szCs w:val="19"/>
+          <w:rtl w:val="0"/>
+        </w:rPr>
+        <w:t xml:space="preserve">other</w:t>
+      </w:r>
+      <w:r>
+        <w:rPr>
+          <w:rFonts w:ascii="Consolas" w:cs="Consolas" w:eastAsia="Consolas" w:hAnsi="Consolas"/>
+          <w:color w:val="cccccc"/>
+          <w:sz w:val="19"/>
+          <w:szCs w:val="19"/>
+          <w:rtl w:val="0"/>
+        </w:rPr>
+        <w:t xml:space="preserve">):</w:t>
+      </w:r>
+    </w:p>
+    <w:p>
+      <w:pPr>
+        <w:shd w:fill="1f1f1f" w:val="clear"/>
+        <w:spacing w:line="240" w:lineRule="auto"/>
+        <w:rPr>
+          <w:rFonts w:ascii="Consolas" w:cs="Consolas" w:eastAsia="Consolas" w:hAnsi="Consolas"/>
+          <w:color w:val="cccccc"/>
+          <w:sz w:val="19"/>
+          <w:szCs w:val="19"/>
+        </w:rPr>
+      </w:pPr>
+      <w:r>
+        <w:rPr>
+          <w:rFonts w:ascii="Consolas" w:cs="Consolas" w:eastAsia="Consolas" w:hAnsi="Consolas"/>
+          <w:color w:val="cccccc"/>
+          <w:sz w:val="19"/>
+          <w:szCs w:val="19"/>
+          <w:rtl w:val="0"/>
+        </w:rPr>
+        <w:t xml:space="preserve">        </w:t>
+      </w:r>
+      <w:r>
+        <w:rPr>
+          <w:rFonts w:ascii="Consolas" w:cs="Consolas" w:eastAsia="Consolas" w:hAnsi="Consolas"/>
+          <w:color w:val="c586c0"/>
+          <w:sz w:val="19"/>
+          <w:szCs w:val="19"/>
+          <w:rtl w:val="0"/>
+        </w:rPr>
+        <w:t xml:space="preserve">return</w:t>
+      </w:r>
+      <w:r>
+        <w:rPr>
+          <w:rFonts w:ascii="Consolas" w:cs="Consolas" w:eastAsia="Consolas" w:hAnsi="Consolas"/>
+          <w:color w:val="cccccc"/>
+          <w:sz w:val="19"/>
+          <w:szCs w:val="19"/>
+          <w:rtl w:val="0"/>
+        </w:rPr>
+        <w:t xml:space="preserve"> </w:t>
+      </w:r>
+      <w:r>
+        <w:rPr>
+          <w:rFonts w:ascii="Consolas" w:cs="Consolas" w:eastAsia="Consolas" w:hAnsi="Consolas"/>
+          <w:color w:val="4ec9b0"/>
+          <w:sz w:val="19"/>
+          <w:szCs w:val="19"/>
+          <w:rtl w:val="0"/>
+        </w:rPr>
+        <w:t xml:space="preserve">complejo</w:t>
+      </w:r>
+      <w:r>
+        <w:rPr>
+          <w:rFonts w:ascii="Consolas" w:cs="Consolas" w:eastAsia="Consolas" w:hAnsi="Consolas"/>
+          <w:color w:val="cccccc"/>
+          <w:sz w:val="19"/>
+          <w:szCs w:val="19"/>
+          <w:rtl w:val="0"/>
+        </w:rPr>
+        <w:t xml:space="preserve">(</w:t>
+      </w:r>
+      <w:r>
+        <w:rPr>
+          <w:rFonts w:ascii="Consolas" w:cs="Consolas" w:eastAsia="Consolas" w:hAnsi="Consolas"/>
+          <w:color w:val="ce9178"/>
+          <w:sz w:val="19"/>
+          <w:szCs w:val="19"/>
+          <w:rtl w:val="0"/>
+        </w:rPr>
+        <w:t xml:space="preserve">"polar"</w:t>
+      </w:r>
+      <w:r>
+        <w:rPr>
+          <w:rFonts w:ascii="Consolas" w:cs="Consolas" w:eastAsia="Consolas" w:hAnsi="Consolas"/>
+          <w:color w:val="cccccc"/>
+          <w:sz w:val="19"/>
+          <w:szCs w:val="19"/>
+          <w:rtl w:val="0"/>
+        </w:rPr>
+        <w:t xml:space="preserve">, </w:t>
+      </w:r>
+      <w:r>
+        <w:rPr>
+          <w:rFonts w:ascii="Consolas" w:cs="Consolas" w:eastAsia="Consolas" w:hAnsi="Consolas"/>
+          <w:color w:val="9cdcfe"/>
+          <w:sz w:val="19"/>
+          <w:szCs w:val="19"/>
+          <w:rtl w:val="0"/>
+        </w:rPr>
+        <w:t xml:space="preserve">self</w:t>
+      </w:r>
+      <w:r>
+        <w:rPr>
+          <w:rFonts w:ascii="Consolas" w:cs="Consolas" w:eastAsia="Consolas" w:hAnsi="Consolas"/>
+          <w:color w:val="cccccc"/>
+          <w:sz w:val="19"/>
+          <w:szCs w:val="19"/>
+          <w:rtl w:val="0"/>
+        </w:rPr>
+        <w:t xml:space="preserve">.</w:t>
+      </w:r>
+      <w:r>
+        <w:rPr>
+          <w:rFonts w:ascii="Consolas" w:cs="Consolas" w:eastAsia="Consolas" w:hAnsi="Consolas"/>
+          <w:color w:val="9cdcfe"/>
+          <w:sz w:val="19"/>
+          <w:szCs w:val="19"/>
+          <w:rtl w:val="0"/>
+        </w:rPr>
+        <w:t xml:space="preserve">r</w:t>
+      </w:r>
+      <w:r>
+        <w:rPr>
+          <w:rFonts w:ascii="Consolas" w:cs="Consolas" w:eastAsia="Consolas" w:hAnsi="Consolas"/>
+          <w:color w:val="cccccc"/>
+          <w:sz w:val="19"/>
+          <w:szCs w:val="19"/>
+          <w:rtl w:val="0"/>
+        </w:rPr>
+        <w:t xml:space="preserve"> </w:t>
+      </w:r>
+      <w:r>
+        <w:rPr>
+          <w:rFonts w:ascii="Consolas" w:cs="Consolas" w:eastAsia="Consolas" w:hAnsi="Consolas"/>
+          <w:color w:val="d4d4d4"/>
+          <w:sz w:val="19"/>
+          <w:szCs w:val="19"/>
+          <w:rtl w:val="0"/>
+        </w:rPr>
+        <w:t xml:space="preserve">**</w:t>
+      </w:r>
+      <w:r>
+        <w:rPr>
+          <w:rFonts w:ascii="Consolas" w:cs="Consolas" w:eastAsia="Consolas" w:hAnsi="Consolas"/>
+          <w:color w:val="cccccc"/>
+          <w:sz w:val="19"/>
+          <w:szCs w:val="19"/>
+          <w:rtl w:val="0"/>
+        </w:rPr>
+        <w:t xml:space="preserve"> </w:t>
+      </w:r>
+      <w:r>
+        <w:rPr>
+          <w:rFonts w:ascii="Consolas" w:cs="Consolas" w:eastAsia="Consolas" w:hAnsi="Consolas"/>
+          <w:color w:val="9cdcfe"/>
+          <w:sz w:val="19"/>
+          <w:szCs w:val="19"/>
+          <w:rtl w:val="0"/>
+        </w:rPr>
+        <w:t xml:space="preserve">other</w:t>
+      </w:r>
+      <w:r>
+        <w:rPr>
+          <w:rFonts w:ascii="Consolas" w:cs="Consolas" w:eastAsia="Consolas" w:hAnsi="Consolas"/>
+          <w:color w:val="cccccc"/>
+          <w:sz w:val="19"/>
+          <w:szCs w:val="19"/>
+          <w:rtl w:val="0"/>
+        </w:rPr>
+        <w:t xml:space="preserve">.r, </w:t>
+      </w:r>
+      <w:r>
+        <w:rPr>
+          <w:rFonts w:ascii="Consolas" w:cs="Consolas" w:eastAsia="Consolas" w:hAnsi="Consolas"/>
+          <w:color w:val="9cdcfe"/>
+          <w:sz w:val="19"/>
+          <w:szCs w:val="19"/>
+          <w:rtl w:val="0"/>
+        </w:rPr>
+        <w:t xml:space="preserve">self</w:t>
+      </w:r>
+      <w:r>
+        <w:rPr>
+          <w:rFonts w:ascii="Consolas" w:cs="Consolas" w:eastAsia="Consolas" w:hAnsi="Consolas"/>
+          <w:color w:val="cccccc"/>
+          <w:sz w:val="19"/>
+          <w:szCs w:val="19"/>
+          <w:rtl w:val="0"/>
+        </w:rPr>
+        <w:t xml:space="preserve">.</w:t>
+      </w:r>
+      <w:r>
+        <w:rPr>
+          <w:rFonts w:ascii="Consolas" w:cs="Consolas" w:eastAsia="Consolas" w:hAnsi="Consolas"/>
+          <w:color w:val="9cdcfe"/>
+          <w:sz w:val="19"/>
+          <w:szCs w:val="19"/>
+          <w:rtl w:val="0"/>
+        </w:rPr>
+        <w:t xml:space="preserve">titus</w:t>
+      </w:r>
+      <w:r>
+        <w:rPr>
+          <w:rFonts w:ascii="Consolas" w:cs="Consolas" w:eastAsia="Consolas" w:hAnsi="Consolas"/>
+          <w:color w:val="cccccc"/>
+          <w:sz w:val="19"/>
+          <w:szCs w:val="19"/>
+          <w:rtl w:val="0"/>
+        </w:rPr>
+        <w:t xml:space="preserve"> </w:t>
+      </w:r>
+      <w:r>
+        <w:rPr>
+          <w:rFonts w:ascii="Consolas" w:cs="Consolas" w:eastAsia="Consolas" w:hAnsi="Consolas"/>
+          <w:color w:val="d4d4d4"/>
+          <w:sz w:val="19"/>
+          <w:szCs w:val="19"/>
+          <w:rtl w:val="0"/>
+        </w:rPr>
+        <w:t xml:space="preserve">*</w:t>
+      </w:r>
+      <w:r>
+        <w:rPr>
+          <w:rFonts w:ascii="Consolas" w:cs="Consolas" w:eastAsia="Consolas" w:hAnsi="Consolas"/>
+          <w:color w:val="cccccc"/>
+          <w:sz w:val="19"/>
+          <w:szCs w:val="19"/>
+          <w:rtl w:val="0"/>
+        </w:rPr>
+        <w:t xml:space="preserve"> </w:t>
+      </w:r>
+      <w:r>
+        <w:rPr>
+          <w:rFonts w:ascii="Consolas" w:cs="Consolas" w:eastAsia="Consolas" w:hAnsi="Consolas"/>
+          <w:color w:val="9cdcfe"/>
+          <w:sz w:val="19"/>
+          <w:szCs w:val="19"/>
+          <w:rtl w:val="0"/>
+        </w:rPr>
+        <w:t xml:space="preserve">other</w:t>
+      </w:r>
+      <w:r>
+        <w:rPr>
+          <w:rFonts w:ascii="Consolas" w:cs="Consolas" w:eastAsia="Consolas" w:hAnsi="Consolas"/>
+          <w:color w:val="cccccc"/>
+          <w:sz w:val="19"/>
+          <w:szCs w:val="19"/>
+          <w:rtl w:val="0"/>
+        </w:rPr>
+        <w:t xml:space="preserve">.titus)</w:t>
+      </w:r>
+    </w:p>
+    <w:p>
+      <w:pPr>
+        <w:shd w:fill="1f1f1f" w:val="clear"/>
+        <w:spacing w:line="240" w:lineRule="auto"/>
+        <w:rPr>
+          <w:rFonts w:ascii="Consolas" w:cs="Consolas" w:eastAsia="Consolas" w:hAnsi="Consolas"/>
+          <w:color w:val="cccccc"/>
+          <w:sz w:val="19"/>
+          <w:szCs w:val="19"/>
+        </w:rPr>
+      </w:pPr>
+      <w:r>
+        <w:rPr>
+          <w:rFonts w:ascii="Consolas" w:cs="Consolas" w:eastAsia="Consolas" w:hAnsi="Consolas"/>
+          <w:color w:val="cccccc"/>
+          <w:sz w:val="19"/>
+          <w:szCs w:val="19"/>
+          <w:rtl w:val="0"/>
+        </w:rPr>
+        <w:t xml:space="preserve">    </w:t>
+      </w:r>
+      <w:r>
+        <w:rPr>
+          <w:rFonts w:ascii="Consolas" w:cs="Consolas" w:eastAsia="Consolas" w:hAnsi="Consolas"/>
+          <w:color w:val="569cd6"/>
+          <w:sz w:val="19"/>
+          <w:szCs w:val="19"/>
+          <w:rtl w:val="0"/>
+        </w:rPr>
+        <w:t xml:space="preserve">def</w:t>
+      </w:r>
+      <w:r>
+        <w:rPr>
+          <w:rFonts w:ascii="Consolas" w:cs="Consolas" w:eastAsia="Consolas" w:hAnsi="Consolas"/>
+          <w:color w:val="cccccc"/>
+          <w:sz w:val="19"/>
+          <w:szCs w:val="19"/>
+          <w:rtl w:val="0"/>
+        </w:rPr>
+        <w:t xml:space="preserve"> </w:t>
+      </w:r>
+      <w:r>
+        <w:rPr>
+          <w:rFonts w:ascii="Consolas" w:cs="Consolas" w:eastAsia="Consolas" w:hAnsi="Consolas"/>
+          <w:color w:val="dcdcaa"/>
+          <w:sz w:val="19"/>
+          <w:szCs w:val="19"/>
+          <w:rtl w:val="0"/>
+        </w:rPr>
+        <w:t xml:space="preserve">__abs__</w:t>
+      </w:r>
+      <w:r>
+        <w:rPr>
+          <w:rFonts w:ascii="Consolas" w:cs="Consolas" w:eastAsia="Consolas" w:hAnsi="Consolas"/>
+          <w:color w:val="cccccc"/>
+          <w:sz w:val="19"/>
+          <w:szCs w:val="19"/>
+          <w:rtl w:val="0"/>
+        </w:rPr>
+        <w:t xml:space="preserve">(</w:t>
+      </w:r>
+      <w:r>
+        <w:rPr>
+          <w:rFonts w:ascii="Consolas" w:cs="Consolas" w:eastAsia="Consolas" w:hAnsi="Consolas"/>
+          <w:color w:val="9cdcfe"/>
+          <w:sz w:val="19"/>
+          <w:szCs w:val="19"/>
+          <w:rtl w:val="0"/>
+        </w:rPr>
+        <w:t xml:space="preserve">self</w:t>
+      </w:r>
+      <w:r>
+        <w:rPr>
+          <w:rFonts w:ascii="Consolas" w:cs="Consolas" w:eastAsia="Consolas" w:hAnsi="Consolas"/>
+          <w:color w:val="cccccc"/>
+          <w:sz w:val="19"/>
+          <w:szCs w:val="19"/>
+          <w:rtl w:val="0"/>
+        </w:rPr>
+        <w:t xml:space="preserve">):</w:t>
+      </w:r>
+    </w:p>
+    <w:p>
+      <w:pPr>
+        <w:shd w:fill="1f1f1f" w:val="clear"/>
+        <w:spacing w:line="240" w:lineRule="auto"/>
+        <w:rPr>
+          <w:rFonts w:ascii="Consolas" w:cs="Consolas" w:eastAsia="Consolas" w:hAnsi="Consolas"/>
+          <w:color w:val="9cdcfe"/>
+          <w:sz w:val="19"/>
+          <w:szCs w:val="19"/>
+        </w:rPr>
+      </w:pPr>
+      <w:r>
+        <w:rPr>
+          <w:rFonts w:ascii="Consolas" w:cs="Consolas" w:eastAsia="Consolas" w:hAnsi="Consolas"/>
+          <w:color w:val="cccccc"/>
+          <w:sz w:val="19"/>
+          <w:szCs w:val="19"/>
+          <w:rtl w:val="0"/>
+        </w:rPr>
+        <w:t xml:space="preserve">        </w:t>
+      </w:r>
+      <w:r>
+        <w:rPr>
+          <w:rFonts w:ascii="Consolas" w:cs="Consolas" w:eastAsia="Consolas" w:hAnsi="Consolas"/>
+          <w:color w:val="c586c0"/>
+          <w:sz w:val="19"/>
+          <w:szCs w:val="19"/>
+          <w:rtl w:val="0"/>
+        </w:rPr>
+        <w:t xml:space="preserve">return</w:t>
+      </w:r>
+      <w:r>
+        <w:rPr>
+          <w:rFonts w:ascii="Consolas" w:cs="Consolas" w:eastAsia="Consolas" w:hAnsi="Consolas"/>
+          <w:color w:val="cccccc"/>
+          <w:sz w:val="19"/>
+          <w:szCs w:val="19"/>
+          <w:rtl w:val="0"/>
+        </w:rPr>
+        <w:t xml:space="preserve"> </w:t>
+      </w:r>
+      <w:r>
+        <w:rPr>
+          <w:rFonts w:ascii="Consolas" w:cs="Consolas" w:eastAsia="Consolas" w:hAnsi="Consolas"/>
+          <w:color w:val="9cdcfe"/>
+          <w:sz w:val="19"/>
+          <w:szCs w:val="19"/>
+          <w:rtl w:val="0"/>
+        </w:rPr>
+        <w:t xml:space="preserve">self</w:t>
+      </w:r>
+      <w:r>
+        <w:rPr>
+          <w:rFonts w:ascii="Consolas" w:cs="Consolas" w:eastAsia="Consolas" w:hAnsi="Consolas"/>
+          <w:color w:val="cccccc"/>
+          <w:sz w:val="19"/>
+          <w:szCs w:val="19"/>
+          <w:rtl w:val="0"/>
+        </w:rPr>
+        <w:t xml:space="preserve">.</w:t>
+      </w:r>
+      <w:r>
+        <w:rPr>
+          <w:rFonts w:ascii="Consolas" w:cs="Consolas" w:eastAsia="Consolas" w:hAnsi="Consolas"/>
+          <w:color w:val="9cdcfe"/>
+          <w:sz w:val="19"/>
+          <w:szCs w:val="19"/>
+          <w:rtl w:val="0"/>
+        </w:rPr>
+        <w:t xml:space="preserve">r</w:t>
+      </w:r>
+    </w:p>
+    <w:p>
+      <w:pPr>
+        <w:shd w:fill="1f1f1f" w:val="clear"/>
+        <w:spacing w:line="240" w:lineRule="auto"/>
+        <w:rPr>
+          <w:rFonts w:ascii="Consolas" w:cs="Consolas" w:eastAsia="Consolas" w:hAnsi="Consolas"/>
+          <w:color w:val="6a9955"/>
+          <w:sz w:val="19"/>
+          <w:szCs w:val="19"/>
+        </w:rPr>
+      </w:pPr>
+      <w:r>
+        <w:rPr>
+          <w:rFonts w:ascii="Consolas" w:cs="Consolas" w:eastAsia="Consolas" w:hAnsi="Consolas"/>
+          <w:color w:val="cccccc"/>
+          <w:sz w:val="19"/>
+          <w:szCs w:val="19"/>
+          <w:rtl w:val="0"/>
+        </w:rPr>
+        <w:t xml:space="preserve">    </w:t>
+      </w:r>
+      <w:r>
+        <w:rPr>
+          <w:rFonts w:ascii="Consolas" w:cs="Consolas" w:eastAsia="Consolas" w:hAnsi="Consolas"/>
+          <w:color w:val="569cd6"/>
+          <w:sz w:val="19"/>
+          <w:szCs w:val="19"/>
+          <w:rtl w:val="0"/>
+        </w:rPr>
+        <w:t xml:space="preserve">def</w:t>
+      </w:r>
+      <w:r>
+        <w:rPr>
+          <w:rFonts w:ascii="Consolas" w:cs="Consolas" w:eastAsia="Consolas" w:hAnsi="Consolas"/>
+          <w:color w:val="cccccc"/>
+          <w:sz w:val="19"/>
+          <w:szCs w:val="19"/>
+          <w:rtl w:val="0"/>
+        </w:rPr>
+        <w:t xml:space="preserve"> </w:t>
+      </w:r>
+      <w:r>
+        <w:rPr>
+          <w:rFonts w:ascii="Consolas" w:cs="Consolas" w:eastAsia="Consolas" w:hAnsi="Consolas"/>
+          <w:color w:val="dcdcaa"/>
+          <w:sz w:val="19"/>
+          <w:szCs w:val="19"/>
+          <w:rtl w:val="0"/>
+        </w:rPr>
+        <w:t xml:space="preserve">__neg__</w:t>
+      </w:r>
+      <w:r>
+        <w:rPr>
+          <w:rFonts w:ascii="Consolas" w:cs="Consolas" w:eastAsia="Consolas" w:hAnsi="Consolas"/>
+          <w:color w:val="cccccc"/>
+          <w:sz w:val="19"/>
+          <w:szCs w:val="19"/>
+          <w:rtl w:val="0"/>
+        </w:rPr>
+        <w:t xml:space="preserve">(</w:t>
+      </w:r>
+      <w:r>
+        <w:rPr>
+          <w:rFonts w:ascii="Consolas" w:cs="Consolas" w:eastAsia="Consolas" w:hAnsi="Consolas"/>
+          <w:color w:val="9cdcfe"/>
+          <w:sz w:val="19"/>
+          <w:szCs w:val="19"/>
+          <w:rtl w:val="0"/>
+        </w:rPr>
+        <w:t xml:space="preserve">self</w:t>
+      </w:r>
+      <w:r>
+        <w:rPr>
+          <w:rFonts w:ascii="Consolas" w:cs="Consolas" w:eastAsia="Consolas" w:hAnsi="Consolas"/>
+          <w:color w:val="cccccc"/>
+          <w:sz w:val="19"/>
+          <w:szCs w:val="19"/>
+          <w:rtl w:val="0"/>
+        </w:rPr>
+        <w:t xml:space="preserve">): </w:t>
+      </w:r>
+      <w:r>
+        <w:rPr>
+          <w:rFonts w:ascii="Consolas" w:cs="Consolas" w:eastAsia="Consolas" w:hAnsi="Consolas"/>
+          <w:color w:val="6a9955"/>
+          <w:sz w:val="19"/>
+          <w:szCs w:val="19"/>
+          <w:rtl w:val="0"/>
+        </w:rPr>
+        <w:t xml:space="preserve"># Negativo unario -x</w:t>
+      </w:r>
+    </w:p>
+    <w:p>
+      <w:pPr>
+        <w:shd w:fill="1f1f1f" w:val="clear"/>
+        <w:spacing w:line="240" w:lineRule="auto"/>
+        <w:rPr>
+          <w:rFonts w:ascii="Consolas" w:cs="Consolas" w:eastAsia="Consolas" w:hAnsi="Consolas"/>
+          <w:color w:val="cccccc"/>
+          <w:sz w:val="19"/>
+          <w:szCs w:val="19"/>
+        </w:rPr>
+      </w:pPr>
+      <w:r>
+        <w:rPr>
+          <w:rFonts w:ascii="Consolas" w:cs="Consolas" w:eastAsia="Consolas" w:hAnsi="Consolas"/>
+          <w:color w:val="cccccc"/>
+          <w:sz w:val="19"/>
+          <w:szCs w:val="19"/>
+          <w:rtl w:val="0"/>
+        </w:rPr>
+        <w:t xml:space="preserve">        </w:t>
+      </w:r>
+      <w:r>
+        <w:rPr>
+          <w:rFonts w:ascii="Consolas" w:cs="Consolas" w:eastAsia="Consolas" w:hAnsi="Consolas"/>
+          <w:color w:val="c586c0"/>
+          <w:sz w:val="19"/>
+          <w:szCs w:val="19"/>
+          <w:rtl w:val="0"/>
+        </w:rPr>
+        <w:t xml:space="preserve">return</w:t>
+      </w:r>
+      <w:r>
+        <w:rPr>
+          <w:rFonts w:ascii="Consolas" w:cs="Consolas" w:eastAsia="Consolas" w:hAnsi="Consolas"/>
+          <w:color w:val="cccccc"/>
+          <w:sz w:val="19"/>
+          <w:szCs w:val="19"/>
+          <w:rtl w:val="0"/>
+        </w:rPr>
+        <w:t xml:space="preserve"> </w:t>
+      </w:r>
+      <w:r>
+        <w:rPr>
+          <w:rFonts w:ascii="Consolas" w:cs="Consolas" w:eastAsia="Consolas" w:hAnsi="Consolas"/>
+          <w:color w:val="4ec9b0"/>
+          <w:sz w:val="19"/>
+          <w:szCs w:val="19"/>
+          <w:rtl w:val="0"/>
+        </w:rPr>
+        <w:t xml:space="preserve">complejo</w:t>
+      </w:r>
+      <w:r>
+        <w:rPr>
+          <w:rFonts w:ascii="Consolas" w:cs="Consolas" w:eastAsia="Consolas" w:hAnsi="Consolas"/>
+          <w:color w:val="cccccc"/>
+          <w:sz w:val="19"/>
+          <w:szCs w:val="19"/>
+          <w:rtl w:val="0"/>
+        </w:rPr>
+        <w:t xml:space="preserve">(</w:t>
+      </w:r>
+      <w:r>
+        <w:rPr>
+          <w:rFonts w:ascii="Consolas" w:cs="Consolas" w:eastAsia="Consolas" w:hAnsi="Consolas"/>
+          <w:color w:val="ce9178"/>
+          <w:sz w:val="19"/>
+          <w:szCs w:val="19"/>
+          <w:rtl w:val="0"/>
+        </w:rPr>
+        <w:t xml:space="preserve">"binomico"</w:t>
+      </w:r>
+      <w:r>
+        <w:rPr>
+          <w:rFonts w:ascii="Consolas" w:cs="Consolas" w:eastAsia="Consolas" w:hAnsi="Consolas"/>
+          <w:color w:val="cccccc"/>
+          <w:sz w:val="19"/>
+          <w:szCs w:val="19"/>
+          <w:rtl w:val="0"/>
+        </w:rPr>
+        <w:t xml:space="preserve">, </w:t>
+      </w:r>
+      <w:r>
+        <w:rPr>
+          <w:rFonts w:ascii="Consolas" w:cs="Consolas" w:eastAsia="Consolas" w:hAnsi="Consolas"/>
+          <w:color w:val="d4d4d4"/>
+          <w:sz w:val="19"/>
+          <w:szCs w:val="19"/>
+          <w:rtl w:val="0"/>
+        </w:rPr>
+        <w:t xml:space="preserve">-</w:t>
+      </w:r>
+      <w:r>
+        <w:rPr>
+          <w:rFonts w:ascii="Consolas" w:cs="Consolas" w:eastAsia="Consolas" w:hAnsi="Consolas"/>
+          <w:color w:val="9cdcfe"/>
+          <w:sz w:val="19"/>
+          <w:szCs w:val="19"/>
+          <w:rtl w:val="0"/>
+        </w:rPr>
+        <w:t xml:space="preserve">self</w:t>
+      </w:r>
+      <w:r>
+        <w:rPr>
+          <w:rFonts w:ascii="Consolas" w:cs="Consolas" w:eastAsia="Consolas" w:hAnsi="Consolas"/>
+          <w:color w:val="cccccc"/>
+          <w:sz w:val="19"/>
+          <w:szCs w:val="19"/>
+          <w:rtl w:val="0"/>
+        </w:rPr>
+        <w:t xml:space="preserve">.</w:t>
+      </w:r>
+      <w:r>
+        <w:rPr>
+          <w:rFonts w:ascii="Consolas" w:cs="Consolas" w:eastAsia="Consolas" w:hAnsi="Consolas"/>
+          <w:color w:val="9cdcfe"/>
+          <w:sz w:val="19"/>
+          <w:szCs w:val="19"/>
+          <w:rtl w:val="0"/>
+        </w:rPr>
+        <w:t xml:space="preserve">x</w:t>
+      </w:r>
+      <w:r>
+        <w:rPr>
+          <w:rFonts w:ascii="Consolas" w:cs="Consolas" w:eastAsia="Consolas" w:hAnsi="Consolas"/>
+          <w:color w:val="cccccc"/>
+          <w:sz w:val="19"/>
+          <w:szCs w:val="19"/>
+          <w:rtl w:val="0"/>
+        </w:rPr>
+        <w:t xml:space="preserve">, </w:t>
+      </w:r>
+      <w:r>
+        <w:rPr>
+          <w:rFonts w:ascii="Consolas" w:cs="Consolas" w:eastAsia="Consolas" w:hAnsi="Consolas"/>
+          <w:color w:val="d4d4d4"/>
+          <w:sz w:val="19"/>
+          <w:szCs w:val="19"/>
+          <w:rtl w:val="0"/>
+        </w:rPr>
+        <w:t xml:space="preserve">-</w:t>
+      </w:r>
+      <w:r>
+        <w:rPr>
+          <w:rFonts w:ascii="Consolas" w:cs="Consolas" w:eastAsia="Consolas" w:hAnsi="Consolas"/>
+          <w:color w:val="9cdcfe"/>
+          <w:sz w:val="19"/>
+          <w:szCs w:val="19"/>
+          <w:rtl w:val="0"/>
+        </w:rPr>
+        <w:t xml:space="preserve">self</w:t>
+      </w:r>
+      <w:r>
+        <w:rPr>
+          <w:rFonts w:ascii="Consolas" w:cs="Consolas" w:eastAsia="Consolas" w:hAnsi="Consolas"/>
+          <w:color w:val="cccccc"/>
+          <w:sz w:val="19"/>
+          <w:szCs w:val="19"/>
+          <w:rtl w:val="0"/>
+        </w:rPr>
+        <w:t xml:space="preserve">.</w:t>
+      </w:r>
+      <w:r>
+        <w:rPr>
+          <w:rFonts w:ascii="Consolas" w:cs="Consolas" w:eastAsia="Consolas" w:hAnsi="Consolas"/>
+          <w:color w:val="9cdcfe"/>
+          <w:sz w:val="19"/>
+          <w:szCs w:val="19"/>
+          <w:rtl w:val="0"/>
+        </w:rPr>
+        <w:t xml:space="preserve">y</w:t>
+      </w:r>
+      <w:r>
+        <w:rPr>
+          <w:rFonts w:ascii="Consolas" w:cs="Consolas" w:eastAsia="Consolas" w:hAnsi="Consolas"/>
+          <w:color w:val="cccccc"/>
+          <w:sz w:val="19"/>
+          <w:szCs w:val="19"/>
+          <w:rtl w:val="0"/>
+        </w:rPr>
+        <w:t xml:space="preserve">)</w:t>
+      </w:r>
+    </w:p>
+    <w:p>
+      <w:pPr>
+        <w:shd w:fill="1f1f1f" w:val="clear"/>
+        <w:spacing w:line="240" w:lineRule="auto"/>
+        <w:rPr>
+          <w:rFonts w:ascii="Consolas" w:cs="Consolas" w:eastAsia="Consolas" w:hAnsi="Consolas"/>
+          <w:color w:val="6a9955"/>
+          <w:sz w:val="19"/>
+          <w:szCs w:val="19"/>
+        </w:rPr>
+      </w:pPr>
+      <w:r>
+        <w:rPr>
+          <w:rFonts w:ascii="Consolas" w:cs="Consolas" w:eastAsia="Consolas" w:hAnsi="Consolas"/>
+          <w:color w:val="cccccc"/>
+          <w:sz w:val="19"/>
+          <w:szCs w:val="19"/>
+          <w:rtl w:val="0"/>
+        </w:rPr>
+        <w:t xml:space="preserve">    </w:t>
+      </w:r>
+      <w:r>
+        <w:rPr>
+          <w:rFonts w:ascii="Consolas" w:cs="Consolas" w:eastAsia="Consolas" w:hAnsi="Consolas"/>
+          <w:color w:val="569cd6"/>
+          <w:sz w:val="19"/>
+          <w:szCs w:val="19"/>
+          <w:rtl w:val="0"/>
+        </w:rPr>
+        <w:t xml:space="preserve">def</w:t>
+      </w:r>
+      <w:r>
+        <w:rPr>
+          <w:rFonts w:ascii="Consolas" w:cs="Consolas" w:eastAsia="Consolas" w:hAnsi="Consolas"/>
+          <w:color w:val="cccccc"/>
+          <w:sz w:val="19"/>
+          <w:szCs w:val="19"/>
+          <w:rtl w:val="0"/>
+        </w:rPr>
+        <w:t xml:space="preserve"> </w:t>
+      </w:r>
+      <w:r>
+        <w:rPr>
+          <w:rFonts w:ascii="Consolas" w:cs="Consolas" w:eastAsia="Consolas" w:hAnsi="Consolas"/>
+          <w:color w:val="dcdcaa"/>
+          <w:sz w:val="19"/>
+          <w:szCs w:val="19"/>
+          <w:rtl w:val="0"/>
+        </w:rPr>
+        <w:t xml:space="preserve">__eq__</w:t>
+      </w:r>
+      <w:r>
+        <w:rPr>
+          <w:rFonts w:ascii="Consolas" w:cs="Consolas" w:eastAsia="Consolas" w:hAnsi="Consolas"/>
+          <w:color w:val="cccccc"/>
+          <w:sz w:val="19"/>
+          <w:szCs w:val="19"/>
+          <w:rtl w:val="0"/>
+        </w:rPr>
+        <w:t xml:space="preserve">(</w:t>
+      </w:r>
+      <w:r>
+        <w:rPr>
+          <w:rFonts w:ascii="Consolas" w:cs="Consolas" w:eastAsia="Consolas" w:hAnsi="Consolas"/>
+          <w:color w:val="9cdcfe"/>
+          <w:sz w:val="19"/>
+          <w:szCs w:val="19"/>
+          <w:rtl w:val="0"/>
+        </w:rPr>
+        <w:t xml:space="preserve">self</w:t>
+      </w:r>
+      <w:r>
+        <w:rPr>
+          <w:rFonts w:ascii="Consolas" w:cs="Consolas" w:eastAsia="Consolas" w:hAnsi="Consolas"/>
+          <w:color w:val="cccccc"/>
+          <w:sz w:val="19"/>
+          <w:szCs w:val="19"/>
+          <w:rtl w:val="0"/>
+        </w:rPr>
+        <w:t xml:space="preserve">, </w:t>
+      </w:r>
+      <w:r>
+        <w:rPr>
+          <w:rFonts w:ascii="Consolas" w:cs="Consolas" w:eastAsia="Consolas" w:hAnsi="Consolas"/>
+          <w:color w:val="9cdcfe"/>
+          <w:sz w:val="19"/>
+          <w:szCs w:val="19"/>
+          <w:rtl w:val="0"/>
+        </w:rPr>
+        <w:t xml:space="preserve">other</w:t>
+      </w:r>
+      <w:r>
+        <w:rPr>
+          <w:rFonts w:ascii="Consolas" w:cs="Consolas" w:eastAsia="Consolas" w:hAnsi="Consolas"/>
+          <w:color w:val="cccccc"/>
+          <w:sz w:val="19"/>
+          <w:szCs w:val="19"/>
+          <w:rtl w:val="0"/>
+        </w:rPr>
+        <w:t xml:space="preserve">): </w:t>
+      </w:r>
+      <w:r>
+        <w:rPr>
+          <w:rFonts w:ascii="Consolas" w:cs="Consolas" w:eastAsia="Consolas" w:hAnsi="Consolas"/>
+          <w:color w:val="6a9955"/>
+          <w:sz w:val="19"/>
+          <w:szCs w:val="19"/>
+          <w:rtl w:val="0"/>
+        </w:rPr>
+        <w:t xml:space="preserve"># Igualdad ==</w:t>
+      </w:r>
+    </w:p>
+    <w:p>
+      <w:pPr>
+        <w:shd w:fill="1f1f1f" w:val="clear"/>
+        <w:spacing w:line="240" w:lineRule="auto"/>
+        <w:rPr>
+          <w:rFonts w:ascii="Consolas" w:cs="Consolas" w:eastAsia="Consolas" w:hAnsi="Consolas"/>
+          <w:color w:val="cccccc"/>
+          <w:sz w:val="19"/>
+          <w:szCs w:val="19"/>
+        </w:rPr>
+      </w:pPr>
+      <w:r>
+        <w:rPr>
+          <w:rFonts w:ascii="Consolas" w:cs="Consolas" w:eastAsia="Consolas" w:hAnsi="Consolas"/>
+          <w:color w:val="cccccc"/>
+          <w:sz w:val="19"/>
+          <w:szCs w:val="19"/>
+          <w:rtl w:val="0"/>
+        </w:rPr>
+        <w:t xml:space="preserve">        </w:t>
+      </w:r>
+      <w:r>
+        <w:rPr>
+          <w:rFonts w:ascii="Consolas" w:cs="Consolas" w:eastAsia="Consolas" w:hAnsi="Consolas"/>
+          <w:color w:val="c586c0"/>
+          <w:sz w:val="19"/>
+          <w:szCs w:val="19"/>
+          <w:rtl w:val="0"/>
+        </w:rPr>
+        <w:t xml:space="preserve">return</w:t>
+      </w:r>
+      <w:r>
+        <w:rPr>
+          <w:rFonts w:ascii="Consolas" w:cs="Consolas" w:eastAsia="Consolas" w:hAnsi="Consolas"/>
+          <w:color w:val="cccccc"/>
+          <w:sz w:val="19"/>
+          <w:szCs w:val="19"/>
+          <w:rtl w:val="0"/>
+        </w:rPr>
+        <w:t xml:space="preserve"> </w:t>
+      </w:r>
+      <w:r>
+        <w:rPr>
+          <w:rFonts w:ascii="Consolas" w:cs="Consolas" w:eastAsia="Consolas" w:hAnsi="Consolas"/>
+          <w:color w:val="9cdcfe"/>
+          <w:sz w:val="19"/>
+          <w:szCs w:val="19"/>
+          <w:rtl w:val="0"/>
+        </w:rPr>
+        <w:t xml:space="preserve">self</w:t>
+      </w:r>
+      <w:r>
+        <w:rPr>
+          <w:rFonts w:ascii="Consolas" w:cs="Consolas" w:eastAsia="Consolas" w:hAnsi="Consolas"/>
+          <w:color w:val="cccccc"/>
+          <w:sz w:val="19"/>
+          <w:szCs w:val="19"/>
+          <w:rtl w:val="0"/>
+        </w:rPr>
+        <w:t xml:space="preserve">.</w:t>
+      </w:r>
+      <w:r>
+        <w:rPr>
+          <w:rFonts w:ascii="Consolas" w:cs="Consolas" w:eastAsia="Consolas" w:hAnsi="Consolas"/>
+          <w:color w:val="9cdcfe"/>
+          <w:sz w:val="19"/>
+          <w:szCs w:val="19"/>
+          <w:rtl w:val="0"/>
+        </w:rPr>
+        <w:t xml:space="preserve">x</w:t>
+      </w:r>
+      <w:r>
+        <w:rPr>
+          <w:rFonts w:ascii="Consolas" w:cs="Consolas" w:eastAsia="Consolas" w:hAnsi="Consolas"/>
+          <w:color w:val="cccccc"/>
+          <w:sz w:val="19"/>
+          <w:szCs w:val="19"/>
+          <w:rtl w:val="0"/>
+        </w:rPr>
+        <w:t xml:space="preserve"> </w:t>
+      </w:r>
+      <w:r>
+        <w:rPr>
+          <w:rFonts w:ascii="Consolas" w:cs="Consolas" w:eastAsia="Consolas" w:hAnsi="Consolas"/>
+          <w:color w:val="d4d4d4"/>
+          <w:sz w:val="19"/>
+          <w:szCs w:val="19"/>
+          <w:rtl w:val="0"/>
+        </w:rPr>
+        <w:t xml:space="preserve">==</w:t>
+      </w:r>
+      <w:r>
+        <w:rPr>
+          <w:rFonts w:ascii="Consolas" w:cs="Consolas" w:eastAsia="Consolas" w:hAnsi="Consolas"/>
+          <w:color w:val="cccccc"/>
+          <w:sz w:val="19"/>
+          <w:szCs w:val="19"/>
+          <w:rtl w:val="0"/>
+        </w:rPr>
+        <w:t xml:space="preserve"> </w:t>
+      </w:r>
+      <w:r>
+        <w:rPr>
+          <w:rFonts w:ascii="Consolas" w:cs="Consolas" w:eastAsia="Consolas" w:hAnsi="Consolas"/>
+          <w:color w:val="9cdcfe"/>
+          <w:sz w:val="19"/>
+          <w:szCs w:val="19"/>
+          <w:rtl w:val="0"/>
+        </w:rPr>
+        <w:t xml:space="preserve">other</w:t>
+      </w:r>
+      <w:r>
+        <w:rPr>
+          <w:rFonts w:ascii="Consolas" w:cs="Consolas" w:eastAsia="Consolas" w:hAnsi="Consolas"/>
+          <w:color w:val="cccccc"/>
+          <w:sz w:val="19"/>
+          <w:szCs w:val="19"/>
+          <w:rtl w:val="0"/>
+        </w:rPr>
+        <w:t xml:space="preserve">.x </w:t>
+      </w:r>
+      <w:r>
+        <w:rPr>
+          <w:rFonts w:ascii="Consolas" w:cs="Consolas" w:eastAsia="Consolas" w:hAnsi="Consolas"/>
+          <w:color w:val="569cd6"/>
+          <w:sz w:val="19"/>
+          <w:szCs w:val="19"/>
+          <w:rtl w:val="0"/>
+        </w:rPr>
+        <w:t xml:space="preserve">and</w:t>
+      </w:r>
+      <w:r>
+        <w:rPr>
+          <w:rFonts w:ascii="Consolas" w:cs="Consolas" w:eastAsia="Consolas" w:hAnsi="Consolas"/>
+          <w:color w:val="cccccc"/>
+          <w:sz w:val="19"/>
+          <w:szCs w:val="19"/>
+          <w:rtl w:val="0"/>
+        </w:rPr>
+        <w:t xml:space="preserve"> </w:t>
+      </w:r>
+      <w:r>
+        <w:rPr>
+          <w:rFonts w:ascii="Consolas" w:cs="Consolas" w:eastAsia="Consolas" w:hAnsi="Consolas"/>
+          <w:color w:val="9cdcfe"/>
+          <w:sz w:val="19"/>
+          <w:szCs w:val="19"/>
+          <w:rtl w:val="0"/>
+        </w:rPr>
+        <w:t xml:space="preserve">self</w:t>
+      </w:r>
+      <w:r>
+        <w:rPr>
+          <w:rFonts w:ascii="Consolas" w:cs="Consolas" w:eastAsia="Consolas" w:hAnsi="Consolas"/>
+          <w:color w:val="cccccc"/>
+          <w:sz w:val="19"/>
+          <w:szCs w:val="19"/>
+          <w:rtl w:val="0"/>
+        </w:rPr>
+        <w:t xml:space="preserve">.</w:t>
+      </w:r>
+      <w:r>
+        <w:rPr>
+          <w:rFonts w:ascii="Consolas" w:cs="Consolas" w:eastAsia="Consolas" w:hAnsi="Consolas"/>
+          <w:color w:val="9cdcfe"/>
+          <w:sz w:val="19"/>
+          <w:szCs w:val="19"/>
+          <w:rtl w:val="0"/>
+        </w:rPr>
+        <w:t xml:space="preserve">y</w:t>
+      </w:r>
+      <w:r>
+        <w:rPr>
+          <w:rFonts w:ascii="Consolas" w:cs="Consolas" w:eastAsia="Consolas" w:hAnsi="Consolas"/>
+          <w:color w:val="cccccc"/>
+          <w:sz w:val="19"/>
+          <w:szCs w:val="19"/>
+          <w:rtl w:val="0"/>
+        </w:rPr>
+        <w:t xml:space="preserve"> </w:t>
+      </w:r>
+      <w:r>
+        <w:rPr>
+          <w:rFonts w:ascii="Consolas" w:cs="Consolas" w:eastAsia="Consolas" w:hAnsi="Consolas"/>
+          <w:color w:val="d4d4d4"/>
+          <w:sz w:val="19"/>
+          <w:szCs w:val="19"/>
+          <w:rtl w:val="0"/>
+        </w:rPr>
+        <w:t xml:space="preserve">==</w:t>
+      </w:r>
+      <w:r>
+        <w:rPr>
+          <w:rFonts w:ascii="Consolas" w:cs="Consolas" w:eastAsia="Consolas" w:hAnsi="Consolas"/>
+          <w:color w:val="cccccc"/>
+          <w:sz w:val="19"/>
+          <w:szCs w:val="19"/>
+          <w:rtl w:val="0"/>
+        </w:rPr>
+        <w:t xml:space="preserve"> </w:t>
+      </w:r>
+      <w:r>
+        <w:rPr>
+          <w:rFonts w:ascii="Consolas" w:cs="Consolas" w:eastAsia="Consolas" w:hAnsi="Consolas"/>
+          <w:color w:val="9cdcfe"/>
+          <w:sz w:val="19"/>
+          <w:szCs w:val="19"/>
+          <w:rtl w:val="0"/>
+        </w:rPr>
+        <w:t xml:space="preserve">other</w:t>
+      </w:r>
+      <w:r>
+        <w:rPr>
+          <w:rFonts w:ascii="Consolas" w:cs="Consolas" w:eastAsia="Consolas" w:hAnsi="Consolas"/>
+          <w:color w:val="cccccc"/>
+          <w:sz w:val="19"/>
+          <w:szCs w:val="19"/>
+          <w:rtl w:val="0"/>
+        </w:rPr>
+        <w:t xml:space="preserve">.y</w:t>
+      </w:r>
+    </w:p>
+    <w:p>
+      <w:pPr>
+        <w:shd w:fill="1f1f1f" w:val="clear"/>
+        <w:spacing w:line="240" w:lineRule="auto"/>
+        <w:rPr>
+          <w:rFonts w:ascii="Consolas" w:cs="Consolas" w:eastAsia="Consolas" w:hAnsi="Consolas"/>
+          <w:color w:val="6a9955"/>
+          <w:sz w:val="19"/>
+          <w:szCs w:val="19"/>
+        </w:rPr>
+      </w:pPr>
+      <w:r>
+        <w:rPr>
+          <w:rFonts w:ascii="Consolas" w:cs="Consolas" w:eastAsia="Consolas" w:hAnsi="Consolas"/>
+          <w:color w:val="cccccc"/>
+          <w:sz w:val="19"/>
+          <w:szCs w:val="19"/>
+          <w:rtl w:val="0"/>
+        </w:rPr>
+        <w:t xml:space="preserve">    </w:t>
+      </w:r>
+      <w:r>
+        <w:rPr>
+          <w:rFonts w:ascii="Consolas" w:cs="Consolas" w:eastAsia="Consolas" w:hAnsi="Consolas"/>
+          <w:color w:val="569cd6"/>
+          <w:sz w:val="19"/>
+          <w:szCs w:val="19"/>
+          <w:rtl w:val="0"/>
+        </w:rPr>
+        <w:t xml:space="preserve">def</w:t>
+      </w:r>
+      <w:r>
+        <w:rPr>
+          <w:rFonts w:ascii="Consolas" w:cs="Consolas" w:eastAsia="Consolas" w:hAnsi="Consolas"/>
+          <w:color w:val="cccccc"/>
+          <w:sz w:val="19"/>
+          <w:szCs w:val="19"/>
+          <w:rtl w:val="0"/>
+        </w:rPr>
+        <w:t xml:space="preserve"> </w:t>
+      </w:r>
+      <w:r>
+        <w:rPr>
+          <w:rFonts w:ascii="Consolas" w:cs="Consolas" w:eastAsia="Consolas" w:hAnsi="Consolas"/>
+          <w:color w:val="dcdcaa"/>
+          <w:sz w:val="19"/>
+          <w:szCs w:val="19"/>
+          <w:rtl w:val="0"/>
+        </w:rPr>
+        <w:t xml:space="preserve">__ne__</w:t>
+      </w:r>
+      <w:r>
+        <w:rPr>
+          <w:rFonts w:ascii="Consolas" w:cs="Consolas" w:eastAsia="Consolas" w:hAnsi="Consolas"/>
+          <w:color w:val="cccccc"/>
+          <w:sz w:val="19"/>
+          <w:szCs w:val="19"/>
+          <w:rtl w:val="0"/>
+        </w:rPr>
+        <w:t xml:space="preserve">(</w:t>
+      </w:r>
+      <w:r>
+        <w:rPr>
+          <w:rFonts w:ascii="Consolas" w:cs="Consolas" w:eastAsia="Consolas" w:hAnsi="Consolas"/>
+          <w:color w:val="9cdcfe"/>
+          <w:sz w:val="19"/>
+          <w:szCs w:val="19"/>
+          <w:rtl w:val="0"/>
+        </w:rPr>
+        <w:t xml:space="preserve">self</w:t>
+      </w:r>
+      <w:r>
+        <w:rPr>
+          <w:rFonts w:ascii="Consolas" w:cs="Consolas" w:eastAsia="Consolas" w:hAnsi="Consolas"/>
+          <w:color w:val="cccccc"/>
+          <w:sz w:val="19"/>
+          <w:szCs w:val="19"/>
+          <w:rtl w:val="0"/>
+        </w:rPr>
+        <w:t xml:space="preserve">, </w:t>
+      </w:r>
+      <w:r>
+        <w:rPr>
+          <w:rFonts w:ascii="Consolas" w:cs="Consolas" w:eastAsia="Consolas" w:hAnsi="Consolas"/>
+          <w:color w:val="9cdcfe"/>
+          <w:sz w:val="19"/>
+          <w:szCs w:val="19"/>
+          <w:rtl w:val="0"/>
+        </w:rPr>
+        <w:t xml:space="preserve">other</w:t>
+      </w:r>
+      <w:r>
+        <w:rPr>
+          <w:rFonts w:ascii="Consolas" w:cs="Consolas" w:eastAsia="Consolas" w:hAnsi="Consolas"/>
+          <w:color w:val="cccccc"/>
+          <w:sz w:val="19"/>
+          <w:szCs w:val="19"/>
+          <w:rtl w:val="0"/>
+        </w:rPr>
+        <w:t xml:space="preserve">): </w:t>
+      </w:r>
+      <w:r>
+        <w:rPr>
+          <w:rFonts w:ascii="Consolas" w:cs="Consolas" w:eastAsia="Consolas" w:hAnsi="Consolas"/>
+          <w:color w:val="6a9955"/>
+          <w:sz w:val="19"/>
+          <w:szCs w:val="19"/>
+          <w:rtl w:val="0"/>
+        </w:rPr>
+        <w:t xml:space="preserve"># Diferente !=</w:t>
+      </w:r>
+    </w:p>
+    <w:p>
+      <w:pPr>
+        <w:shd w:fill="1f1f1f" w:val="clear"/>
+        <w:spacing w:line="240" w:lineRule="auto"/>
+        <w:rPr>
+          <w:rFonts w:ascii="Consolas" w:cs="Consolas" w:eastAsia="Consolas" w:hAnsi="Consolas"/>
+          <w:color w:val="9cdcfe"/>
+          <w:sz w:val="19"/>
+          <w:szCs w:val="19"/>
+        </w:rPr>
+      </w:pPr>
+      <w:r>
+        <w:rPr>
+          <w:rFonts w:ascii="Consolas" w:cs="Consolas" w:eastAsia="Consolas" w:hAnsi="Consolas"/>
+          <w:color w:val="cccccc"/>
+          <w:sz w:val="19"/>
+          <w:szCs w:val="19"/>
+          <w:rtl w:val="0"/>
+        </w:rPr>
+        <w:t xml:space="preserve">        </w:t>
+      </w:r>
+      <w:r>
+        <w:rPr>
+          <w:rFonts w:ascii="Consolas" w:cs="Consolas" w:eastAsia="Consolas" w:hAnsi="Consolas"/>
+          <w:color w:val="c586c0"/>
+          <w:sz w:val="19"/>
+          <w:szCs w:val="19"/>
+          <w:rtl w:val="0"/>
+        </w:rPr>
+        <w:t xml:space="preserve">return</w:t>
+      </w:r>
+      <w:r>
+        <w:rPr>
+          <w:rFonts w:ascii="Consolas" w:cs="Consolas" w:eastAsia="Consolas" w:hAnsi="Consolas"/>
+          <w:color w:val="cccccc"/>
+          <w:sz w:val="19"/>
+          <w:szCs w:val="19"/>
+          <w:rtl w:val="0"/>
+        </w:rPr>
+        <w:t xml:space="preserve"> </w:t>
+      </w:r>
+      <w:r>
+        <w:rPr>
+          <w:rFonts w:ascii="Consolas" w:cs="Consolas" w:eastAsia="Consolas" w:hAnsi="Consolas"/>
+          <w:color w:val="569cd6"/>
+          <w:sz w:val="19"/>
+          <w:szCs w:val="19"/>
+          <w:rtl w:val="0"/>
+        </w:rPr>
+        <w:t xml:space="preserve">not</w:t>
+      </w:r>
+      <w:r>
+        <w:rPr>
+          <w:rFonts w:ascii="Consolas" w:cs="Consolas" w:eastAsia="Consolas" w:hAnsi="Consolas"/>
+          <w:color w:val="cccccc"/>
+          <w:sz w:val="19"/>
+          <w:szCs w:val="19"/>
+          <w:rtl w:val="0"/>
+        </w:rPr>
+        <w:t xml:space="preserve"> </w:t>
+      </w:r>
+      <w:r>
+        <w:rPr>
+          <w:rFonts w:ascii="Consolas" w:cs="Consolas" w:eastAsia="Consolas" w:hAnsi="Consolas"/>
+          <w:color w:val="9cdcfe"/>
+          <w:sz w:val="19"/>
+          <w:szCs w:val="19"/>
+          <w:rtl w:val="0"/>
+        </w:rPr>
+        <w:t xml:space="preserve">self</w:t>
+      </w:r>
+      <w:r>
+        <w:rPr>
+          <w:rFonts w:ascii="Consolas" w:cs="Consolas" w:eastAsia="Consolas" w:hAnsi="Consolas"/>
+          <w:color w:val="cccccc"/>
+          <w:sz w:val="19"/>
+          <w:szCs w:val="19"/>
+          <w:rtl w:val="0"/>
+        </w:rPr>
+        <w:t xml:space="preserve"> </w:t>
+      </w:r>
+      <w:r>
+        <w:rPr>
+          <w:rFonts w:ascii="Consolas" w:cs="Consolas" w:eastAsia="Consolas" w:hAnsi="Consolas"/>
+          <w:color w:val="d4d4d4"/>
+          <w:sz w:val="19"/>
+          <w:szCs w:val="19"/>
+          <w:rtl w:val="0"/>
+        </w:rPr>
+        <w:t xml:space="preserve">==</w:t>
+      </w:r>
+      <w:r>
+        <w:rPr>
+          <w:rFonts w:ascii="Consolas" w:cs="Consolas" w:eastAsia="Consolas" w:hAnsi="Consolas"/>
+          <w:color w:val="cccccc"/>
+          <w:sz w:val="19"/>
+          <w:szCs w:val="19"/>
+          <w:rtl w:val="0"/>
+        </w:rPr>
+        <w:t xml:space="preserve"> </w:t>
+      </w:r>
+      <w:r>
+        <w:rPr>
+          <w:rFonts w:ascii="Consolas" w:cs="Consolas" w:eastAsia="Consolas" w:hAnsi="Consolas"/>
+          <w:color w:val="9cdcfe"/>
+          <w:sz w:val="19"/>
+          <w:szCs w:val="19"/>
+          <w:rtl w:val="0"/>
+        </w:rPr>
+        <w:t xml:space="preserve">other</w:t>
+      </w:r>
+    </w:p>
+    <w:p>
+      <w:pPr>
+        <w:shd w:fill="1f1f1f" w:val="clear"/>
+        <w:spacing w:line="240" w:lineRule="auto"/>
+        <w:rPr>
+          <w:rFonts w:ascii="Consolas" w:cs="Consolas" w:eastAsia="Consolas" w:hAnsi="Consolas"/>
+          <w:color w:val="6a9955"/>
+          <w:sz w:val="19"/>
+          <w:szCs w:val="19"/>
+        </w:rPr>
+      </w:pPr>
+      <w:r>
+        <w:rPr>
+          <w:rFonts w:ascii="Consolas" w:cs="Consolas" w:eastAsia="Consolas" w:hAnsi="Consolas"/>
+          <w:color w:val="cccccc"/>
+          <w:sz w:val="19"/>
+          <w:szCs w:val="19"/>
+          <w:rtl w:val="0"/>
+        </w:rPr>
+        <w:t xml:space="preserve">    </w:t>
+      </w:r>
+      <w:r>
+        <w:rPr>
+          <w:rFonts w:ascii="Consolas" w:cs="Consolas" w:eastAsia="Consolas" w:hAnsi="Consolas"/>
+          <w:color w:val="569cd6"/>
+          <w:sz w:val="19"/>
+          <w:szCs w:val="19"/>
+          <w:rtl w:val="0"/>
+        </w:rPr>
+        <w:t xml:space="preserve">def</w:t>
+      </w:r>
+      <w:r>
+        <w:rPr>
+          <w:rFonts w:ascii="Consolas" w:cs="Consolas" w:eastAsia="Consolas" w:hAnsi="Consolas"/>
+          <w:color w:val="cccccc"/>
+          <w:sz w:val="19"/>
+          <w:szCs w:val="19"/>
+          <w:rtl w:val="0"/>
+        </w:rPr>
+        <w:t xml:space="preserve"> </w:t>
+      </w:r>
+      <w:r>
+        <w:rPr>
+          <w:rFonts w:ascii="Consolas" w:cs="Consolas" w:eastAsia="Consolas" w:hAnsi="Consolas"/>
+          <w:color w:val="dcdcaa"/>
+          <w:sz w:val="19"/>
+          <w:szCs w:val="19"/>
+          <w:rtl w:val="0"/>
+        </w:rPr>
+        <w:t xml:space="preserve">__lt__</w:t>
+      </w:r>
+      <w:r>
+        <w:rPr>
+          <w:rFonts w:ascii="Consolas" w:cs="Consolas" w:eastAsia="Consolas" w:hAnsi="Consolas"/>
+          <w:color w:val="cccccc"/>
+          <w:sz w:val="19"/>
+          <w:szCs w:val="19"/>
+          <w:rtl w:val="0"/>
+        </w:rPr>
+        <w:t xml:space="preserve">(</w:t>
+      </w:r>
+      <w:r>
+        <w:rPr>
+          <w:rFonts w:ascii="Consolas" w:cs="Consolas" w:eastAsia="Consolas" w:hAnsi="Consolas"/>
+          <w:color w:val="9cdcfe"/>
+          <w:sz w:val="19"/>
+          <w:szCs w:val="19"/>
+          <w:rtl w:val="0"/>
+        </w:rPr>
+        <w:t xml:space="preserve">self</w:t>
+      </w:r>
+      <w:r>
+        <w:rPr>
+          <w:rFonts w:ascii="Consolas" w:cs="Consolas" w:eastAsia="Consolas" w:hAnsi="Consolas"/>
+          <w:color w:val="cccccc"/>
+          <w:sz w:val="19"/>
+          <w:szCs w:val="19"/>
+          <w:rtl w:val="0"/>
+        </w:rPr>
+        <w:t xml:space="preserve">, </w:t>
+      </w:r>
+      <w:r>
+        <w:rPr>
+          <w:rFonts w:ascii="Consolas" w:cs="Consolas" w:eastAsia="Consolas" w:hAnsi="Consolas"/>
+          <w:color w:val="9cdcfe"/>
+          <w:sz w:val="19"/>
+          <w:szCs w:val="19"/>
+          <w:rtl w:val="0"/>
+        </w:rPr>
+        <w:t xml:space="preserve">other</w:t>
+      </w:r>
+      <w:r>
+        <w:rPr>
+          <w:rFonts w:ascii="Consolas" w:cs="Consolas" w:eastAsia="Consolas" w:hAnsi="Consolas"/>
+          <w:color w:val="cccccc"/>
+          <w:sz w:val="19"/>
+          <w:szCs w:val="19"/>
+          <w:rtl w:val="0"/>
+        </w:rPr>
+        <w:t xml:space="preserve">): </w:t>
+      </w:r>
+      <w:r>
+        <w:rPr>
+          <w:rFonts w:ascii="Consolas" w:cs="Consolas" w:eastAsia="Consolas" w:hAnsi="Consolas"/>
+          <w:color w:val="6a9955"/>
+          <w:sz w:val="19"/>
+          <w:szCs w:val="19"/>
+          <w:rtl w:val="0"/>
+        </w:rPr>
+        <w:t xml:space="preserve"># Menor que &lt;</w:t>
+      </w:r>
+    </w:p>
+    <w:p>
+      <w:pPr>
+        <w:shd w:fill="1f1f1f" w:val="clear"/>
+        <w:spacing w:line="240" w:lineRule="auto"/>
+        <w:rPr>
+          <w:rFonts w:ascii="Consolas" w:cs="Consolas" w:eastAsia="Consolas" w:hAnsi="Consolas"/>
+          <w:color w:val="cccccc"/>
+          <w:sz w:val="19"/>
+          <w:szCs w:val="19"/>
+        </w:rPr>
+      </w:pPr>
+      <w:r>
+        <w:rPr>
+          <w:rFonts w:ascii="Consolas" w:cs="Consolas" w:eastAsia="Consolas" w:hAnsi="Consolas"/>
+          <w:color w:val="cccccc"/>
+          <w:sz w:val="19"/>
+          <w:szCs w:val="19"/>
+          <w:rtl w:val="0"/>
+        </w:rPr>
+        <w:t xml:space="preserve">        </w:t>
+      </w:r>
+      <w:r>
+        <w:rPr>
+          <w:rFonts w:ascii="Consolas" w:cs="Consolas" w:eastAsia="Consolas" w:hAnsi="Consolas"/>
+          <w:color w:val="c586c0"/>
+          <w:sz w:val="19"/>
+          <w:szCs w:val="19"/>
+          <w:rtl w:val="0"/>
+        </w:rPr>
+        <w:t xml:space="preserve">return</w:t>
+      </w:r>
+      <w:r>
+        <w:rPr>
+          <w:rFonts w:ascii="Consolas" w:cs="Consolas" w:eastAsia="Consolas" w:hAnsi="Consolas"/>
+          <w:color w:val="cccccc"/>
+          <w:sz w:val="19"/>
+          <w:szCs w:val="19"/>
+          <w:rtl w:val="0"/>
+        </w:rPr>
+        <w:t xml:space="preserve"> </w:t>
+      </w:r>
+      <w:r>
+        <w:rPr>
+          <w:rFonts w:ascii="Consolas" w:cs="Consolas" w:eastAsia="Consolas" w:hAnsi="Consolas"/>
+          <w:color w:val="9cdcfe"/>
+          <w:sz w:val="19"/>
+          <w:szCs w:val="19"/>
+          <w:rtl w:val="0"/>
+        </w:rPr>
+        <w:t xml:space="preserve">self</w:t>
+      </w:r>
+      <w:r>
+        <w:rPr>
+          <w:rFonts w:ascii="Consolas" w:cs="Consolas" w:eastAsia="Consolas" w:hAnsi="Consolas"/>
+          <w:color w:val="cccccc"/>
+          <w:sz w:val="19"/>
+          <w:szCs w:val="19"/>
+          <w:rtl w:val="0"/>
+        </w:rPr>
+        <w:t xml:space="preserve">.</w:t>
+      </w:r>
+      <w:r>
+        <w:rPr>
+          <w:rFonts w:ascii="Consolas" w:cs="Consolas" w:eastAsia="Consolas" w:hAnsi="Consolas"/>
+          <w:color w:val="9cdcfe"/>
+          <w:sz w:val="19"/>
+          <w:szCs w:val="19"/>
+          <w:rtl w:val="0"/>
+        </w:rPr>
+        <w:t xml:space="preserve">r</w:t>
+      </w:r>
+      <w:r>
+        <w:rPr>
+          <w:rFonts w:ascii="Consolas" w:cs="Consolas" w:eastAsia="Consolas" w:hAnsi="Consolas"/>
+          <w:color w:val="cccccc"/>
+          <w:sz w:val="19"/>
+          <w:szCs w:val="19"/>
+          <w:rtl w:val="0"/>
+        </w:rPr>
+        <w:t xml:space="preserve"> </w:t>
+      </w:r>
+      <w:r>
+        <w:rPr>
+          <w:rFonts w:ascii="Consolas" w:cs="Consolas" w:eastAsia="Consolas" w:hAnsi="Consolas"/>
+          <w:color w:val="d4d4d4"/>
+          <w:sz w:val="19"/>
+          <w:szCs w:val="19"/>
+          <w:rtl w:val="0"/>
+        </w:rPr>
+        <w:t xml:space="preserve">&lt;</w:t>
+      </w:r>
+      <w:r>
+        <w:rPr>
+          <w:rFonts w:ascii="Consolas" w:cs="Consolas" w:eastAsia="Consolas" w:hAnsi="Consolas"/>
+          <w:color w:val="cccccc"/>
+          <w:sz w:val="19"/>
+          <w:szCs w:val="19"/>
+          <w:rtl w:val="0"/>
+        </w:rPr>
+        <w:t xml:space="preserve"> </w:t>
+      </w:r>
+      <w:r>
+        <w:rPr>
+          <w:rFonts w:ascii="Consolas" w:cs="Consolas" w:eastAsia="Consolas" w:hAnsi="Consolas"/>
+          <w:color w:val="9cdcfe"/>
+          <w:sz w:val="19"/>
+          <w:szCs w:val="19"/>
+          <w:rtl w:val="0"/>
+        </w:rPr>
+        <w:t xml:space="preserve">other</w:t>
+      </w:r>
+      <w:r>
+        <w:rPr>
+          <w:rFonts w:ascii="Consolas" w:cs="Consolas" w:eastAsia="Consolas" w:hAnsi="Consolas"/>
+          <w:color w:val="cccccc"/>
+          <w:sz w:val="19"/>
+          <w:szCs w:val="19"/>
+          <w:rtl w:val="0"/>
+        </w:rPr>
+        <w:t xml:space="preserve">.r</w:t>
+      </w:r>
+    </w:p>
+    <w:p>
+      <w:pPr>
+        <w:shd w:fill="1f1f1f" w:val="clear"/>
+        <w:spacing w:line="240" w:lineRule="auto"/>
+        <w:rPr>
+          <w:rFonts w:ascii="Consolas" w:cs="Consolas" w:eastAsia="Consolas" w:hAnsi="Consolas"/>
+          <w:color w:val="6a9955"/>
+          <w:sz w:val="19"/>
+          <w:szCs w:val="19"/>
+        </w:rPr>
+      </w:pPr>
+      <w:r>
+        <w:rPr>
+          <w:rFonts w:ascii="Consolas" w:cs="Consolas" w:eastAsia="Consolas" w:hAnsi="Consolas"/>
+          <w:color w:val="cccccc"/>
+          <w:sz w:val="19"/>
+          <w:szCs w:val="19"/>
+          <w:rtl w:val="0"/>
+        </w:rPr>
+        <w:t xml:space="preserve">    </w:t>
+      </w:r>
+      <w:r>
+        <w:rPr>
+          <w:rFonts w:ascii="Consolas" w:cs="Consolas" w:eastAsia="Consolas" w:hAnsi="Consolas"/>
+          <w:color w:val="569cd6"/>
+          <w:sz w:val="19"/>
+          <w:szCs w:val="19"/>
+          <w:rtl w:val="0"/>
+        </w:rPr>
+        <w:t xml:space="preserve">def</w:t>
+      </w:r>
+      <w:r>
+        <w:rPr>
+          <w:rFonts w:ascii="Consolas" w:cs="Consolas" w:eastAsia="Consolas" w:hAnsi="Consolas"/>
+          <w:color w:val="cccccc"/>
+          <w:sz w:val="19"/>
+          <w:szCs w:val="19"/>
+          <w:rtl w:val="0"/>
+        </w:rPr>
+        <w:t xml:space="preserve"> </w:t>
+      </w:r>
+      <w:r>
+        <w:rPr>
+          <w:rFonts w:ascii="Consolas" w:cs="Consolas" w:eastAsia="Consolas" w:hAnsi="Consolas"/>
+          <w:color w:val="dcdcaa"/>
+          <w:sz w:val="19"/>
+          <w:szCs w:val="19"/>
+          <w:rtl w:val="0"/>
+        </w:rPr>
+        <w:t xml:space="preserve">__le__</w:t>
+      </w:r>
+      <w:r>
+        <w:rPr>
+          <w:rFonts w:ascii="Consolas" w:cs="Consolas" w:eastAsia="Consolas" w:hAnsi="Consolas"/>
+          <w:color w:val="cccccc"/>
+          <w:sz w:val="19"/>
+          <w:szCs w:val="19"/>
+          <w:rtl w:val="0"/>
+        </w:rPr>
+        <w:t xml:space="preserve">(</w:t>
+      </w:r>
+      <w:r>
+        <w:rPr>
+          <w:rFonts w:ascii="Consolas" w:cs="Consolas" w:eastAsia="Consolas" w:hAnsi="Consolas"/>
+          <w:color w:val="9cdcfe"/>
+          <w:sz w:val="19"/>
+          <w:szCs w:val="19"/>
+          <w:rtl w:val="0"/>
+        </w:rPr>
+        <w:t xml:space="preserve">self</w:t>
+      </w:r>
+      <w:r>
+        <w:rPr>
+          <w:rFonts w:ascii="Consolas" w:cs="Consolas" w:eastAsia="Consolas" w:hAnsi="Consolas"/>
+          <w:color w:val="cccccc"/>
+          <w:sz w:val="19"/>
+          <w:szCs w:val="19"/>
+          <w:rtl w:val="0"/>
+        </w:rPr>
+        <w:t xml:space="preserve">, </w:t>
+      </w:r>
+      <w:r>
+        <w:rPr>
+          <w:rFonts w:ascii="Consolas" w:cs="Consolas" w:eastAsia="Consolas" w:hAnsi="Consolas"/>
+          <w:color w:val="9cdcfe"/>
+          <w:sz w:val="19"/>
+          <w:szCs w:val="19"/>
+          <w:rtl w:val="0"/>
+        </w:rPr>
+        <w:t xml:space="preserve">other</w:t>
+      </w:r>
+      <w:r>
+        <w:rPr>
+          <w:rFonts w:ascii="Consolas" w:cs="Consolas" w:eastAsia="Consolas" w:hAnsi="Consolas"/>
+          <w:color w:val="cccccc"/>
+          <w:sz w:val="19"/>
+          <w:szCs w:val="19"/>
+          <w:rtl w:val="0"/>
+        </w:rPr>
+        <w:t xml:space="preserve">): </w:t>
+      </w:r>
+      <w:r>
+        <w:rPr>
+          <w:rFonts w:ascii="Consolas" w:cs="Consolas" w:eastAsia="Consolas" w:hAnsi="Consolas"/>
+          <w:color w:val="6a9955"/>
+          <w:sz w:val="19"/>
+          <w:szCs w:val="19"/>
+          <w:rtl w:val="0"/>
+        </w:rPr>
+        <w:t xml:space="preserve"># Menor o igual que &lt;=</w:t>
+      </w:r>
+    </w:p>
+    <w:p>
+      <w:pPr>
+        <w:shd w:fill="1f1f1f" w:val="clear"/>
+        <w:spacing w:line="240" w:lineRule="auto"/>
+        <w:rPr>
+          <w:rFonts w:ascii="Consolas" w:cs="Consolas" w:eastAsia="Consolas" w:hAnsi="Consolas"/>
+          <w:color w:val="cccccc"/>
+          <w:sz w:val="19"/>
+          <w:szCs w:val="19"/>
+        </w:rPr>
+      </w:pPr>
+      <w:r>
+        <w:rPr>
+          <w:rFonts w:ascii="Consolas" w:cs="Consolas" w:eastAsia="Consolas" w:hAnsi="Consolas"/>
+          <w:color w:val="cccccc"/>
+          <w:sz w:val="19"/>
+          <w:szCs w:val="19"/>
+          <w:rtl w:val="0"/>
+        </w:rPr>
+        <w:t xml:space="preserve">        </w:t>
+      </w:r>
+      <w:r>
+        <w:rPr>
+          <w:rFonts w:ascii="Consolas" w:cs="Consolas" w:eastAsia="Consolas" w:hAnsi="Consolas"/>
+          <w:color w:val="c586c0"/>
+          <w:sz w:val="19"/>
+          <w:szCs w:val="19"/>
+          <w:rtl w:val="0"/>
+        </w:rPr>
+        <w:t xml:space="preserve">return</w:t>
+      </w:r>
+      <w:r>
+        <w:rPr>
+          <w:rFonts w:ascii="Consolas" w:cs="Consolas" w:eastAsia="Consolas" w:hAnsi="Consolas"/>
+          <w:color w:val="cccccc"/>
+          <w:sz w:val="19"/>
+          <w:szCs w:val="19"/>
+          <w:rtl w:val="0"/>
+        </w:rPr>
+        <w:t xml:space="preserve"> </w:t>
+      </w:r>
+      <w:r>
+        <w:rPr>
+          <w:rFonts w:ascii="Consolas" w:cs="Consolas" w:eastAsia="Consolas" w:hAnsi="Consolas"/>
+          <w:color w:val="9cdcfe"/>
+          <w:sz w:val="19"/>
+          <w:szCs w:val="19"/>
+          <w:rtl w:val="0"/>
+        </w:rPr>
+        <w:t xml:space="preserve">self</w:t>
+      </w:r>
+      <w:r>
+        <w:rPr>
+          <w:rFonts w:ascii="Consolas" w:cs="Consolas" w:eastAsia="Consolas" w:hAnsi="Consolas"/>
+          <w:color w:val="cccccc"/>
+          <w:sz w:val="19"/>
+          <w:szCs w:val="19"/>
+          <w:rtl w:val="0"/>
+        </w:rPr>
+        <w:t xml:space="preserve">.</w:t>
+      </w:r>
+      <w:r>
+        <w:rPr>
+          <w:rFonts w:ascii="Consolas" w:cs="Consolas" w:eastAsia="Consolas" w:hAnsi="Consolas"/>
+          <w:color w:val="9cdcfe"/>
+          <w:sz w:val="19"/>
+          <w:szCs w:val="19"/>
+          <w:rtl w:val="0"/>
+        </w:rPr>
+        <w:t xml:space="preserve">r</w:t>
+      </w:r>
+      <w:r>
+        <w:rPr>
+          <w:rFonts w:ascii="Consolas" w:cs="Consolas" w:eastAsia="Consolas" w:hAnsi="Consolas"/>
+          <w:color w:val="cccccc"/>
+          <w:sz w:val="19"/>
+          <w:szCs w:val="19"/>
+          <w:rtl w:val="0"/>
+        </w:rPr>
+        <w:t xml:space="preserve"> </w:t>
+      </w:r>
+      <w:r>
+        <w:rPr>
+          <w:rFonts w:ascii="Consolas" w:cs="Consolas" w:eastAsia="Consolas" w:hAnsi="Consolas"/>
+          <w:color w:val="d4d4d4"/>
+          <w:sz w:val="19"/>
+          <w:szCs w:val="19"/>
+          <w:rtl w:val="0"/>
+        </w:rPr>
+        <w:t xml:space="preserve">&lt;=</w:t>
+      </w:r>
+      <w:r>
+        <w:rPr>
+          <w:rFonts w:ascii="Consolas" w:cs="Consolas" w:eastAsia="Consolas" w:hAnsi="Consolas"/>
+          <w:color w:val="cccccc"/>
+          <w:sz w:val="19"/>
+          <w:szCs w:val="19"/>
+          <w:rtl w:val="0"/>
+        </w:rPr>
+        <w:t xml:space="preserve"> </w:t>
+      </w:r>
+      <w:r>
+        <w:rPr>
+          <w:rFonts w:ascii="Consolas" w:cs="Consolas" w:eastAsia="Consolas" w:hAnsi="Consolas"/>
+          <w:color w:val="9cdcfe"/>
+          <w:sz w:val="19"/>
+          <w:szCs w:val="19"/>
+          <w:rtl w:val="0"/>
+        </w:rPr>
+        <w:t xml:space="preserve">other</w:t>
+      </w:r>
+      <w:r>
+        <w:rPr>
+          <w:rFonts w:ascii="Consolas" w:cs="Consolas" w:eastAsia="Consolas" w:hAnsi="Consolas"/>
+          <w:color w:val="cccccc"/>
+          <w:sz w:val="19"/>
+          <w:szCs w:val="19"/>
+          <w:rtl w:val="0"/>
+        </w:rPr>
+        <w:t xml:space="preserve">.r</w:t>
+      </w:r>
+    </w:p>
+    <w:p>
+      <w:pPr>
+        <w:shd w:fill="1f1f1f" w:val="clear"/>
+        <w:spacing w:line="240" w:lineRule="auto"/>
+        <w:rPr>
+          <w:rFonts w:ascii="Consolas" w:cs="Consolas" w:eastAsia="Consolas" w:hAnsi="Consolas"/>
+          <w:color w:val="6a9955"/>
+          <w:sz w:val="19"/>
+          <w:szCs w:val="19"/>
+        </w:rPr>
+      </w:pPr>
+      <w:r>
+        <w:rPr>
+          <w:rFonts w:ascii="Consolas" w:cs="Consolas" w:eastAsia="Consolas" w:hAnsi="Consolas"/>
+          <w:color w:val="cccccc"/>
+          <w:sz w:val="19"/>
+          <w:szCs w:val="19"/>
+          <w:rtl w:val="0"/>
+        </w:rPr>
+        <w:t xml:space="preserve">    </w:t>
+      </w:r>
+      <w:r>
+        <w:rPr>
+          <w:rFonts w:ascii="Consolas" w:cs="Consolas" w:eastAsia="Consolas" w:hAnsi="Consolas"/>
+          <w:color w:val="569cd6"/>
+          <w:sz w:val="19"/>
+          <w:szCs w:val="19"/>
+          <w:rtl w:val="0"/>
+        </w:rPr>
+        <w:t xml:space="preserve">def</w:t>
+      </w:r>
+      <w:r>
+        <w:rPr>
+          <w:rFonts w:ascii="Consolas" w:cs="Consolas" w:eastAsia="Consolas" w:hAnsi="Consolas"/>
+          <w:color w:val="cccccc"/>
+          <w:sz w:val="19"/>
+          <w:szCs w:val="19"/>
+          <w:rtl w:val="0"/>
+        </w:rPr>
+        <w:t xml:space="preserve"> </w:t>
+      </w:r>
+      <w:r>
+        <w:rPr>
+          <w:rFonts w:ascii="Consolas" w:cs="Consolas" w:eastAsia="Consolas" w:hAnsi="Consolas"/>
+          <w:color w:val="dcdcaa"/>
+          <w:sz w:val="19"/>
+          <w:szCs w:val="19"/>
+          <w:rtl w:val="0"/>
+        </w:rPr>
+        <w:t xml:space="preserve">__gt__</w:t>
+      </w:r>
+      <w:r>
+        <w:rPr>
+          <w:rFonts w:ascii="Consolas" w:cs="Consolas" w:eastAsia="Consolas" w:hAnsi="Consolas"/>
+          <w:color w:val="cccccc"/>
+          <w:sz w:val="19"/>
+          <w:szCs w:val="19"/>
+          <w:rtl w:val="0"/>
+        </w:rPr>
+        <w:t xml:space="preserve">(</w:t>
+      </w:r>
+      <w:r>
+        <w:rPr>
+          <w:rFonts w:ascii="Consolas" w:cs="Consolas" w:eastAsia="Consolas" w:hAnsi="Consolas"/>
+          <w:color w:val="9cdcfe"/>
+          <w:sz w:val="19"/>
+          <w:szCs w:val="19"/>
+          <w:rtl w:val="0"/>
+        </w:rPr>
+        <w:t xml:space="preserve">self</w:t>
+      </w:r>
+      <w:r>
+        <w:rPr>
+          <w:rFonts w:ascii="Consolas" w:cs="Consolas" w:eastAsia="Consolas" w:hAnsi="Consolas"/>
+          <w:color w:val="cccccc"/>
+          <w:sz w:val="19"/>
+          <w:szCs w:val="19"/>
+          <w:rtl w:val="0"/>
+        </w:rPr>
+        <w:t xml:space="preserve">, </w:t>
+      </w:r>
+      <w:r>
+        <w:rPr>
+          <w:rFonts w:ascii="Consolas" w:cs="Consolas" w:eastAsia="Consolas" w:hAnsi="Consolas"/>
+          <w:color w:val="9cdcfe"/>
+          <w:sz w:val="19"/>
+          <w:szCs w:val="19"/>
+          <w:rtl w:val="0"/>
+        </w:rPr>
+        <w:t xml:space="preserve">other</w:t>
+      </w:r>
+      <w:r>
+        <w:rPr>
+          <w:rFonts w:ascii="Consolas" w:cs="Consolas" w:eastAsia="Consolas" w:hAnsi="Consolas"/>
+          <w:color w:val="cccccc"/>
+          <w:sz w:val="19"/>
+          <w:szCs w:val="19"/>
+          <w:rtl w:val="0"/>
+        </w:rPr>
+        <w:t xml:space="preserve">): </w:t>
+      </w:r>
+      <w:r>
+        <w:rPr>
+          <w:rFonts w:ascii="Consolas" w:cs="Consolas" w:eastAsia="Consolas" w:hAnsi="Consolas"/>
+          <w:color w:val="6a9955"/>
+          <w:sz w:val="19"/>
+          <w:szCs w:val="19"/>
+          <w:rtl w:val="0"/>
+        </w:rPr>
+        <w:t xml:space="preserve"># Mayor que &gt;</w:t>
+      </w:r>
+    </w:p>
+    <w:p>
+      <w:pPr>
+        <w:shd w:fill="1f1f1f" w:val="clear"/>
+        <w:spacing w:line="240" w:lineRule="auto"/>
+        <w:rPr>
+          <w:rFonts w:ascii="Consolas" w:cs="Consolas" w:eastAsia="Consolas" w:hAnsi="Consolas"/>
+          <w:color w:val="cccccc"/>
+          <w:sz w:val="19"/>
+          <w:szCs w:val="19"/>
+        </w:rPr>
+      </w:pPr>
+      <w:r>
+        <w:rPr>
+          <w:rFonts w:ascii="Consolas" w:cs="Consolas" w:eastAsia="Consolas" w:hAnsi="Consolas"/>
+          <w:color w:val="cccccc"/>
+          <w:sz w:val="19"/>
+          <w:szCs w:val="19"/>
+          <w:rtl w:val="0"/>
+        </w:rPr>
+        <w:t xml:space="preserve">        </w:t>
+      </w:r>
+      <w:r>
+        <w:rPr>
+          <w:rFonts w:ascii="Consolas" w:cs="Consolas" w:eastAsia="Consolas" w:hAnsi="Consolas"/>
+          <w:color w:val="c586c0"/>
+          <w:sz w:val="19"/>
+          <w:szCs w:val="19"/>
+          <w:rtl w:val="0"/>
+        </w:rPr>
+        <w:t xml:space="preserve">return</w:t>
+      </w:r>
+      <w:r>
+        <w:rPr>
+          <w:rFonts w:ascii="Consolas" w:cs="Consolas" w:eastAsia="Consolas" w:hAnsi="Consolas"/>
+          <w:color w:val="cccccc"/>
+          <w:sz w:val="19"/>
+          <w:szCs w:val="19"/>
+          <w:rtl w:val="0"/>
+        </w:rPr>
+        <w:t xml:space="preserve"> </w:t>
+      </w:r>
+      <w:r>
+        <w:rPr>
+          <w:rFonts w:ascii="Consolas" w:cs="Consolas" w:eastAsia="Consolas" w:hAnsi="Consolas"/>
+          <w:color w:val="9cdcfe"/>
+          <w:sz w:val="19"/>
+          <w:szCs w:val="19"/>
+          <w:rtl w:val="0"/>
+        </w:rPr>
+        <w:t xml:space="preserve">self</w:t>
+      </w:r>
+      <w:r>
+        <w:rPr>
+          <w:rFonts w:ascii="Consolas" w:cs="Consolas" w:eastAsia="Consolas" w:hAnsi="Consolas"/>
+          <w:color w:val="cccccc"/>
+          <w:sz w:val="19"/>
+          <w:szCs w:val="19"/>
+          <w:rtl w:val="0"/>
+        </w:rPr>
+        <w:t xml:space="preserve">.</w:t>
+      </w:r>
+      <w:r>
+        <w:rPr>
+          <w:rFonts w:ascii="Consolas" w:cs="Consolas" w:eastAsia="Consolas" w:hAnsi="Consolas"/>
+          <w:color w:val="9cdcfe"/>
+          <w:sz w:val="19"/>
+          <w:szCs w:val="19"/>
+          <w:rtl w:val="0"/>
+        </w:rPr>
+        <w:t xml:space="preserve">r</w:t>
+      </w:r>
+      <w:r>
+        <w:rPr>
+          <w:rFonts w:ascii="Consolas" w:cs="Consolas" w:eastAsia="Consolas" w:hAnsi="Consolas"/>
+          <w:color w:val="cccccc"/>
+          <w:sz w:val="19"/>
+          <w:szCs w:val="19"/>
+          <w:rtl w:val="0"/>
+        </w:rPr>
+        <w:t xml:space="preserve"> </w:t>
+      </w:r>
+      <w:r>
+        <w:rPr>
+          <w:rFonts w:ascii="Consolas" w:cs="Consolas" w:eastAsia="Consolas" w:hAnsi="Consolas"/>
+          <w:color w:val="d4d4d4"/>
+          <w:sz w:val="19"/>
+          <w:szCs w:val="19"/>
+          <w:rtl w:val="0"/>
+        </w:rPr>
+        <w:t xml:space="preserve">&gt;</w:t>
+      </w:r>
+      <w:r>
+        <w:rPr>
+          <w:rFonts w:ascii="Consolas" w:cs="Consolas" w:eastAsia="Consolas" w:hAnsi="Consolas"/>
+          <w:color w:val="cccccc"/>
+          <w:sz w:val="19"/>
+          <w:szCs w:val="19"/>
+          <w:rtl w:val="0"/>
+        </w:rPr>
+        <w:t xml:space="preserve"> </w:t>
+      </w:r>
+      <w:r>
+        <w:rPr>
+          <w:rFonts w:ascii="Consolas" w:cs="Consolas" w:eastAsia="Consolas" w:hAnsi="Consolas"/>
+          <w:color w:val="9cdcfe"/>
+          <w:sz w:val="19"/>
+          <w:szCs w:val="19"/>
+          <w:rtl w:val="0"/>
+        </w:rPr>
+        <w:t xml:space="preserve">other</w:t>
+      </w:r>
+      <w:r>
+        <w:rPr>
+          <w:rFonts w:ascii="Consolas" w:cs="Consolas" w:eastAsia="Consolas" w:hAnsi="Consolas"/>
+          <w:color w:val="cccccc"/>
+          <w:sz w:val="19"/>
+          <w:szCs w:val="19"/>
+          <w:rtl w:val="0"/>
+        </w:rPr>
+        <w:t xml:space="preserve">.r</w:t>
+      </w:r>
+    </w:p>
+    <w:p>
+      <w:pPr>
+        <w:shd w:fill="1f1f1f" w:val="clear"/>
+        <w:spacing w:line="240" w:lineRule="auto"/>
+        <w:rPr>
+          <w:rFonts w:ascii="Consolas" w:cs="Consolas" w:eastAsia="Consolas" w:hAnsi="Consolas"/>
+          <w:color w:val="6a9955"/>
+          <w:sz w:val="19"/>
+          <w:szCs w:val="19"/>
+        </w:rPr>
+      </w:pPr>
+      <w:r>
+        <w:rPr>
+          <w:rFonts w:ascii="Consolas" w:cs="Consolas" w:eastAsia="Consolas" w:hAnsi="Consolas"/>
+          <w:color w:val="cccccc"/>
+          <w:sz w:val="19"/>
+          <w:szCs w:val="19"/>
+          <w:rtl w:val="0"/>
+        </w:rPr>
+        <w:t xml:space="preserve">    </w:t>
+      </w:r>
+      <w:r>
+        <w:rPr>
+          <w:rFonts w:ascii="Consolas" w:cs="Consolas" w:eastAsia="Consolas" w:hAnsi="Consolas"/>
+          <w:color w:val="569cd6"/>
+          <w:sz w:val="19"/>
+          <w:szCs w:val="19"/>
+          <w:rtl w:val="0"/>
+        </w:rPr>
+        <w:t xml:space="preserve">def</w:t>
+      </w:r>
+      <w:r>
+        <w:rPr>
+          <w:rFonts w:ascii="Consolas" w:cs="Consolas" w:eastAsia="Consolas" w:hAnsi="Consolas"/>
+          <w:color w:val="cccccc"/>
+          <w:sz w:val="19"/>
+          <w:szCs w:val="19"/>
+          <w:rtl w:val="0"/>
+        </w:rPr>
+        <w:t xml:space="preserve"> </w:t>
+      </w:r>
+      <w:r>
+        <w:rPr>
+          <w:rFonts w:ascii="Consolas" w:cs="Consolas" w:eastAsia="Consolas" w:hAnsi="Consolas"/>
+          <w:color w:val="dcdcaa"/>
+          <w:sz w:val="19"/>
+          <w:szCs w:val="19"/>
+          <w:rtl w:val="0"/>
+        </w:rPr>
+        <w:t xml:space="preserve">__ge__</w:t>
+      </w:r>
+      <w:r>
+        <w:rPr>
+          <w:rFonts w:ascii="Consolas" w:cs="Consolas" w:eastAsia="Consolas" w:hAnsi="Consolas"/>
+          <w:color w:val="cccccc"/>
+          <w:sz w:val="19"/>
+          <w:szCs w:val="19"/>
+          <w:rtl w:val="0"/>
+        </w:rPr>
+        <w:t xml:space="preserve">(</w:t>
+      </w:r>
+      <w:r>
+        <w:rPr>
+          <w:rFonts w:ascii="Consolas" w:cs="Consolas" w:eastAsia="Consolas" w:hAnsi="Consolas"/>
+          <w:color w:val="9cdcfe"/>
+          <w:sz w:val="19"/>
+          <w:szCs w:val="19"/>
+          <w:rtl w:val="0"/>
+        </w:rPr>
+        <w:t xml:space="preserve">self</w:t>
+      </w:r>
+      <w:r>
+        <w:rPr>
+          <w:rFonts w:ascii="Consolas" w:cs="Consolas" w:eastAsia="Consolas" w:hAnsi="Consolas"/>
+          <w:color w:val="cccccc"/>
+          <w:sz w:val="19"/>
+          <w:szCs w:val="19"/>
+          <w:rtl w:val="0"/>
+        </w:rPr>
+        <w:t xml:space="preserve">, </w:t>
+      </w:r>
+      <w:r>
+        <w:rPr>
+          <w:rFonts w:ascii="Consolas" w:cs="Consolas" w:eastAsia="Consolas" w:hAnsi="Consolas"/>
+          <w:color w:val="9cdcfe"/>
+          <w:sz w:val="19"/>
+          <w:szCs w:val="19"/>
+          <w:rtl w:val="0"/>
+        </w:rPr>
+        <w:t xml:space="preserve">other</w:t>
+      </w:r>
+      <w:r>
+        <w:rPr>
+          <w:rFonts w:ascii="Consolas" w:cs="Consolas" w:eastAsia="Consolas" w:hAnsi="Consolas"/>
+          <w:color w:val="cccccc"/>
+          <w:sz w:val="19"/>
+          <w:szCs w:val="19"/>
+          <w:rtl w:val="0"/>
+        </w:rPr>
+        <w:t xml:space="preserve">): </w:t>
+      </w:r>
+      <w:r>
+        <w:rPr>
+          <w:rFonts w:ascii="Consolas" w:cs="Consolas" w:eastAsia="Consolas" w:hAnsi="Consolas"/>
+          <w:color w:val="6a9955"/>
+          <w:sz w:val="19"/>
+          <w:szCs w:val="19"/>
+          <w:rtl w:val="0"/>
+        </w:rPr>
+        <w:t xml:space="preserve"># Mayor o igual que &gt;=</w:t>
+      </w:r>
+    </w:p>
+    <w:p>
+      <w:pPr>
+        <w:shd w:fill="1f1f1f" w:val="clear"/>
+        <w:spacing w:line="240" w:lineRule="auto"/>
+        <w:rPr>
+          <w:rFonts w:ascii="Consolas" w:cs="Consolas" w:eastAsia="Consolas" w:hAnsi="Consolas"/>
+          <w:color w:val="cccccc"/>
+          <w:sz w:val="19"/>
+          <w:szCs w:val="19"/>
+        </w:rPr>
+      </w:pPr>
+      <w:r>
+        <w:rPr>
+          <w:rFonts w:ascii="Consolas" w:cs="Consolas" w:eastAsia="Consolas" w:hAnsi="Consolas"/>
+          <w:color w:val="cccccc"/>
+          <w:sz w:val="19"/>
+          <w:szCs w:val="19"/>
+          <w:rtl w:val="0"/>
+        </w:rPr>
+        <w:t xml:space="preserve">        </w:t>
+      </w:r>
+      <w:r>
+        <w:rPr>
+          <w:rFonts w:ascii="Consolas" w:cs="Consolas" w:eastAsia="Consolas" w:hAnsi="Consolas"/>
+          <w:color w:val="c586c0"/>
+          <w:sz w:val="19"/>
+          <w:szCs w:val="19"/>
+          <w:rtl w:val="0"/>
+        </w:rPr>
+        <w:t xml:space="preserve">return</w:t>
+      </w:r>
+      <w:r>
+        <w:rPr>
+          <w:rFonts w:ascii="Consolas" w:cs="Consolas" w:eastAsia="Consolas" w:hAnsi="Consolas"/>
+          <w:color w:val="cccccc"/>
+          <w:sz w:val="19"/>
+          <w:szCs w:val="19"/>
+          <w:rtl w:val="0"/>
+        </w:rPr>
+        <w:t xml:space="preserve"> </w:t>
+      </w:r>
+      <w:r>
+        <w:rPr>
+          <w:rFonts w:ascii="Consolas" w:cs="Consolas" w:eastAsia="Consolas" w:hAnsi="Consolas"/>
+          <w:color w:val="9cdcfe"/>
+          <w:sz w:val="19"/>
+          <w:szCs w:val="19"/>
+          <w:rtl w:val="0"/>
+        </w:rPr>
+        <w:t xml:space="preserve">self</w:t>
+      </w:r>
+      <w:r>
+        <w:rPr>
+          <w:rFonts w:ascii="Consolas" w:cs="Consolas" w:eastAsia="Consolas" w:hAnsi="Consolas"/>
+          <w:color w:val="cccccc"/>
+          <w:sz w:val="19"/>
+          <w:szCs w:val="19"/>
+          <w:rtl w:val="0"/>
+        </w:rPr>
+        <w:t xml:space="preserve">.</w:t>
+      </w:r>
+      <w:r>
+        <w:rPr>
+          <w:rFonts w:ascii="Consolas" w:cs="Consolas" w:eastAsia="Consolas" w:hAnsi="Consolas"/>
+          <w:color w:val="9cdcfe"/>
+          <w:sz w:val="19"/>
+          <w:szCs w:val="19"/>
+          <w:rtl w:val="0"/>
+        </w:rPr>
+        <w:t xml:space="preserve">r</w:t>
+      </w:r>
+      <w:r>
+        <w:rPr>
+          <w:rFonts w:ascii="Consolas" w:cs="Consolas" w:eastAsia="Consolas" w:hAnsi="Consolas"/>
+          <w:color w:val="cccccc"/>
+          <w:sz w:val="19"/>
+          <w:szCs w:val="19"/>
+          <w:rtl w:val="0"/>
+        </w:rPr>
+        <w:t xml:space="preserve"> </w:t>
+      </w:r>
+      <w:r>
+        <w:rPr>
+          <w:rFonts w:ascii="Consolas" w:cs="Consolas" w:eastAsia="Consolas" w:hAnsi="Consolas"/>
+          <w:color w:val="d4d4d4"/>
+          <w:sz w:val="19"/>
+          <w:szCs w:val="19"/>
+          <w:rtl w:val="0"/>
+        </w:rPr>
+        <w:t xml:space="preserve">&gt;=</w:t>
+      </w:r>
+      <w:r>
+        <w:rPr>
+          <w:rFonts w:ascii="Consolas" w:cs="Consolas" w:eastAsia="Consolas" w:hAnsi="Consolas"/>
+          <w:color w:val="cccccc"/>
+          <w:sz w:val="19"/>
+          <w:szCs w:val="19"/>
+          <w:rtl w:val="0"/>
+        </w:rPr>
+        <w:t xml:space="preserve"> </w:t>
+      </w:r>
+      <w:r>
+        <w:rPr>
+          <w:rFonts w:ascii="Consolas" w:cs="Consolas" w:eastAsia="Consolas" w:hAnsi="Consolas"/>
+          <w:color w:val="9cdcfe"/>
+          <w:sz w:val="19"/>
+          <w:szCs w:val="19"/>
+          <w:rtl w:val="0"/>
+        </w:rPr>
+        <w:t xml:space="preserve">other</w:t>
+      </w:r>
+      <w:r>
+        <w:rPr>
+          <w:rFonts w:ascii="Consolas" w:cs="Consolas" w:eastAsia="Consolas" w:hAnsi="Consolas"/>
+          <w:color w:val="cccccc"/>
+          <w:sz w:val="19"/>
+          <w:szCs w:val="19"/>
+          <w:rtl w:val="0"/>
+        </w:rPr>
+        <w:t xml:space="preserve">.r</w:t>
+      </w:r>
+    </w:p>
+    <w:p>
+      <w:pPr>
+        <w:spacing w:line="240" w:lineRule="auto"/>
+        <w:rPr/>
+      </w:pPr>
+      <w:r>
+        <w:rPr>
+          <w:rtl w:val="0"/>
+        </w:rPr>
+      </w:r>
+    </w:p>
+    <w:p>
+      <w:pPr>
+        <w:spacing w:line="240" w:lineRule="auto"/>
+        <w:rPr>
+          <w:b w:val="1"/>
+        </w:rPr>
+      </w:pPr>
+      <w:r>
+        <w:rPr>
+          <w:b w:val="1"/>
+          <w:rtl w:val="0"/>
+        </w:rPr>
+        <w:t xml:space="preserve">Herencia y especialización</w:t>
+      </w:r>
+    </w:p>
+    <w:p>
+      <w:pPr>
+        <w:spacing w:line="240" w:lineRule="auto"/>
+        <w:rPr>
+          <w:b w:val="1"/>
+        </w:rPr>
+      </w:pPr>
+      <w:r>
+        <w:rPr>
+          <w:b w:val="1"/>
+          <w:rtl w:val="0"/>
+        </w:rPr>
+        <w:t xml:space="preserve">No necesitamos volver a definir toda la información como</w:t>
+      </w:r>
+    </w:p>
+    <w:p>
+      <w:pPr>
+        <w:spacing w:line="240" w:lineRule="auto"/>
+        <w:rPr>
+          <w:b w:val="1"/>
+        </w:rPr>
+      </w:pPr>
+      <w:r>
+        <w:rPr>
+          <w:b w:val="1"/>
+          <w:rtl w:val="0"/>
+        </w:rPr>
+        <w:t xml:space="preserve">Persona. Podemos definir unaclase nueva, Cliente, derivada a partir de la primera, Persona:</w:t>
+      </w:r>
+    </w:p>
+    <w:p>
+      <w:pPr>
+        <w:spacing w:line="240" w:lineRule="auto"/>
+        <w:rPr>
+          <w:b w:val="1"/>
+        </w:rPr>
+      </w:pPr>
+      <w:r>
+        <w:rPr>
+          <w:b w:val="1"/>
+        </w:rPr>
+        <w:drawing>
+          <wp:inline distB="114300" distT="114300" distL="114300" distR="114300">
+            <wp:extent cx="5399730" cy="723900"/>
+            <wp:effectExtent b="0" l="0" r="0" t="0"/>
+            <wp:docPr id="2" name="image8.png"/>
+            <a:graphic>
+              <a:graphicData uri="http://schemas.openxmlformats.org/drawingml/2006/picture">
+                <pic:pic>
+                  <pic:nvPicPr>
+                    <pic:cNvPr id="0" name="image8.png"/>
+                    <pic:cNvPicPr preferRelativeResize="0"/>
+                  </pic:nvPicPr>
+                  <pic:blipFill>
+                    <a:blip r:embed="rId18"/>
+                    <a:srcRect b="0" l="0" r="0" t="0"/>
+                    <a:stretch>
+                      <a:fillRect/>
+                    </a:stretch>
+                  </pic:blipFill>
+                  <pic:spPr>
+                    <a:xfrm>
+                      <a:off x="0" y="0"/>
+                      <a:ext cx="5399730" cy="723900"/>
+                    </a:xfrm>
+                    <a:prstGeom prst="rect"/>
+                    <a:ln/>
+                  </pic:spPr>
+                </pic:pic>
+              </a:graphicData>
+            </a:graphic>
+          </wp:inline>
+        </w:drawing>
+      </w:r>
+      <w:r>
+        <w:rPr>
+          <w:rtl w:val="0"/>
+        </w:rPr>
+      </w:r>
+    </w:p>
+    <w:p>
+      <w:pPr>
+        <w:spacing w:line="240" w:lineRule="auto"/>
+        <w:rPr>
+          <w:b w:val="1"/>
+        </w:rPr>
+      </w:pPr>
+      <w:r>
+        <w:rPr>
+          <w:rtl w:val="0"/>
+        </w:rPr>
+      </w:r>
+    </w:p>
+    <w:p>
+      <w:pPr>
+        <w:spacing w:line="240" w:lineRule="auto"/>
+        <w:rPr>
+          <w:b w:val="1"/>
+        </w:rPr>
+      </w:pPr>
+      <w:r>
+        <w:rPr>
+          <w:rtl w:val="0"/>
+        </w:rPr>
+      </w:r>
+    </w:p>
+    <w:p>
+      <w:pPr>
+        <w:spacing w:line="240" w:lineRule="auto"/>
+        <w:rPr>
+          <w:b w:val="1"/>
+        </w:rPr>
+      </w:pPr>
+      <w:r>
+        <w:rPr>
+          <w:rtl w:val="0"/>
+        </w:rPr>
+      </w:r>
+    </w:p>
+    <w:p>
+      <w:pPr>
+        <w:spacing w:line="240" w:lineRule="auto"/>
+        <w:rPr>
+          <w:b w:val="1"/>
+        </w:rPr>
+      </w:pPr>
+      <w:r>
+        <w:rPr>
+          <w:rtl w:val="0"/>
+        </w:rPr>
+      </w:r>
+    </w:p>
+    <w:p>
+      <w:pPr>
+        <w:spacing w:line="240" w:lineRule="auto"/>
+        <w:rPr>
+          <w:b w:val="1"/>
+        </w:rPr>
+      </w:pPr>
+      <w:r>
+        <w:rPr>
+          <w:rtl w:val="0"/>
+        </w:rPr>
+      </w:r>
+    </w:p>
+    <w:p>
+      <w:pPr>
+        <w:spacing w:line="240" w:lineRule="auto"/>
+        <w:rPr>
+          <w:b w:val="1"/>
+        </w:rPr>
+      </w:pPr>
+      <w:r>
+        <w:rPr>
+          <w:rtl w:val="0"/>
+        </w:rPr>
+      </w:r>
+    </w:p>
+    <w:p>
+      <w:pPr>
+        <w:spacing w:line="240" w:lineRule="auto"/>
+        <w:rPr>
+          <w:b w:val="1"/>
+        </w:rPr>
+      </w:pPr>
+      <w:r>
+        <w:rPr>
+          <w:rtl w:val="0"/>
+        </w:rPr>
+      </w:r>
+    </w:p>
+    <w:p>
+      <w:pPr>
+        <w:spacing w:line="240" w:lineRule="auto"/>
+        <w:rPr>
+          <w:b w:val="1"/>
+        </w:rPr>
+      </w:pPr>
+      <w:r>
+        <w:rPr>
+          <w:rtl w:val="0"/>
+        </w:rPr>
+      </w:r>
+    </w:p>
+    <w:p>
+      <w:pPr>
+        <w:spacing w:line="240" w:lineRule="auto"/>
+        <w:rPr>
+          <w:b w:val="1"/>
+        </w:rPr>
+      </w:pPr>
+      <w:r>
+        <w:rPr>
+          <w:rtl w:val="0"/>
+        </w:rPr>
+      </w:r>
+    </w:p>
+    <w:p>
+      <w:pPr>
+        <w:spacing w:line="240" w:lineRule="auto"/>
+        <w:rPr>
+          <w:b w:val="1"/>
+        </w:rPr>
+      </w:pPr>
+      <w:r>
+        <w:rPr>
+          <w:rtl w:val="0"/>
+        </w:rPr>
+      </w:r>
+    </w:p>
+    <w:p>
+      <w:pPr>
+        <w:spacing w:line="240" w:lineRule="auto"/>
+        <w:rPr>
+          <w:b w:val="1"/>
+        </w:rPr>
+      </w:pPr>
+      <w:r>
+        <w:rPr>
+          <w:rtl w:val="0"/>
+        </w:rPr>
+      </w:r>
+    </w:p>
+    <w:p>
+      <w:pPr>
+        <w:spacing w:line="240" w:lineRule="auto"/>
+        <w:rPr>
+          <w:b w:val="1"/>
+        </w:rPr>
+      </w:pPr>
+      <w:r>
+        <w:rPr>
+          <w:rtl w:val="0"/>
+        </w:rPr>
+      </w:r>
+    </w:p>
+    <w:p>
+      <w:pPr>
+        <w:spacing w:line="240" w:lineRule="auto"/>
+        <w:rPr>
+          <w:b w:val="1"/>
+        </w:rPr>
+      </w:pPr>
+      <w:r>
+        <w:rPr>
+          <w:rtl w:val="0"/>
+        </w:rPr>
+      </w:r>
+    </w:p>
+    <w:p>
+      <w:pPr>
+        <w:spacing w:line="240" w:lineRule="auto"/>
+        <w:rPr>
+          <w:b w:val="1"/>
+        </w:rPr>
+      </w:pPr>
+      <w:r>
+        <w:rPr>
+          <w:b w:val="1"/>
+          <w:rtl w:val="0"/>
+        </w:rPr>
+        <w:t xml:space="preserve">Programacion funcional y orden superior</w:t>
+      </w:r>
+    </w:p>
+    <w:p>
+      <w:pPr>
+        <w:spacing w:line="240" w:lineRule="auto"/>
+        <w:rPr/>
+      </w:pPr>
+      <w:r>
+        <w:rPr>
+          <w:rtl w:val="0"/>
+        </w:rPr>
+        <w:t xml:space="preserve">Orden superior: cuando toma como parámetro o devuelve otra funcion</w:t>
+      </w:r>
+    </w:p>
+    <w:p>
+      <w:pPr>
+        <w:spacing w:line="240" w:lineRule="auto"/>
+        <w:rPr/>
+      </w:pPr>
+      <w:r>
+        <w:rPr>
+          <w:rtl w:val="0"/>
+        </w:rPr>
+      </w:r>
+    </w:p>
+    <w:p>
+      <w:pPr>
+        <w:spacing w:line="240" w:lineRule="auto"/>
+        <w:rPr/>
+      </w:pPr>
+      <w:r>
+        <w:rPr>
+          <w:rtl w:val="0"/>
+        </w:rPr>
+        <w:t xml:space="preserve">def cua(n):             # Esta función es de primer orden</w:t>
+      </w:r>
+    </w:p>
+    <w:p>
+      <w:pPr>
+        <w:spacing w:line="240" w:lineRule="auto"/>
+        <w:rPr/>
+      </w:pPr>
+      <w:r>
+        <w:rPr>
+          <w:rtl w:val="0"/>
+        </w:rPr>
+        <w:t xml:space="preserve">    return n*n</w:t>
+      </w:r>
+    </w:p>
+    <w:p>
+      <w:pPr>
+        <w:spacing w:line="240" w:lineRule="auto"/>
+        <w:rPr/>
+      </w:pPr>
+      <w:r>
+        <w:rPr>
+          <w:rtl w:val="0"/>
+        </w:rPr>
+      </w:r>
+    </w:p>
+    <w:p>
+      <w:pPr>
+        <w:spacing w:line="240" w:lineRule="auto"/>
+        <w:rPr/>
+      </w:pPr>
+      <w:r>
+        <w:rPr>
+          <w:rtl w:val="0"/>
+        </w:rPr>
+        <w:t xml:space="preserve">def re_aplica(f, n):    # Esta función es una f.o.s.: un parámetro suyo es una función</w:t>
+      </w:r>
+    </w:p>
+    <w:p>
+      <w:pPr>
+        <w:spacing w:line="240" w:lineRule="auto"/>
+        <w:rPr>
+          <w:b w:val="1"/>
+        </w:rPr>
+      </w:pPr>
+      <w:r>
+        <w:rPr>
+          <w:rtl w:val="0"/>
+        </w:rPr>
+        <w:t xml:space="preserve">    return f(f(n)) </w:t>
+      </w:r>
+      <w:r>
+        <w:rPr>
+          <w:b w:val="1"/>
+          <w:rtl w:val="0"/>
+        </w:rPr>
+        <w:t xml:space="preserve"># Aplica la funcion f a n, y luego de nuevo la aplica al resultado de f(n)</w:t>
+      </w:r>
+    </w:p>
+    <w:p>
+      <w:pPr>
+        <w:spacing w:line="240" w:lineRule="auto"/>
+        <w:rPr/>
+      </w:pPr>
+      <w:r>
+        <w:rPr>
+          <w:rtl w:val="0"/>
+        </w:rPr>
+      </w:r>
+    </w:p>
+    <w:p>
+      <w:pPr>
+        <w:spacing w:line="240" w:lineRule="auto"/>
+        <w:rPr/>
+      </w:pPr>
+      <w:r>
+        <w:rPr>
+          <w:rtl w:val="0"/>
+        </w:rPr>
+        <w:t xml:space="preserve">print(re_aplica(cua, 5))</w:t>
+      </w:r>
+    </w:p>
+    <w:p>
+      <w:pPr>
+        <w:spacing w:line="240" w:lineRule="auto"/>
+        <w:rPr/>
+      </w:pPr>
+      <w:r>
+        <w:rPr>
+          <w:rtl w:val="0"/>
+        </w:rPr>
+      </w:r>
+    </w:p>
+    <w:p>
+      <w:pPr>
+        <w:spacing w:line="240" w:lineRule="auto"/>
+        <w:rPr/>
+      </w:pPr>
+      <w:r>
+        <w:rPr>
+          <w:rtl w:val="0"/>
+        </w:rPr>
+        <w:t xml:space="preserve">def elevar_a(n):        # Esta función es una f.o.s.: el resultado es una función</w:t>
+      </w:r>
+    </w:p>
+    <w:p>
+      <w:pPr>
+        <w:spacing w:line="240" w:lineRule="auto"/>
+        <w:rPr/>
+      </w:pPr>
+      <w:r>
+        <w:rPr>
+          <w:rtl w:val="0"/>
+        </w:rPr>
+        <w:t xml:space="preserve">    def elevar(x):</w:t>
+      </w:r>
+    </w:p>
+    <w:p>
+      <w:pPr>
+        <w:spacing w:line="240" w:lineRule="auto"/>
+        <w:rPr>
+          <w:b w:val="1"/>
+          <w:sz w:val="20"/>
+          <w:szCs w:val="20"/>
+        </w:rPr>
+      </w:pPr>
+      <w:r>
+        <w:rPr>
+          <w:rtl w:val="0"/>
+        </w:rPr>
+        <w:t xml:space="preserve">        return x ** n </w:t>
+      </w:r>
+      <w:r>
+        <w:rPr>
+          <w:b w:val="1"/>
+          <w:sz w:val="20"/>
+          <w:szCs w:val="20"/>
+          <w:rtl w:val="0"/>
+        </w:rPr>
+        <w:t xml:space="preserve"># Para el caso de la llamada de despues, n = 3, devuelve la funcion elevar a 3</w:t>
+      </w:r>
+    </w:p>
+    <w:p>
+      <w:pPr>
+        <w:spacing w:line="240" w:lineRule="auto"/>
+        <w:rPr/>
+      </w:pPr>
+      <w:r>
+        <w:rPr>
+          <w:rtl w:val="0"/>
+        </w:rPr>
+        <w:t xml:space="preserve">    return elevar</w:t>
+      </w:r>
+    </w:p>
+    <w:p>
+      <w:pPr>
+        <w:spacing w:line="240" w:lineRule="auto"/>
+        <w:rPr/>
+      </w:pPr>
+      <w:r>
+        <w:rPr>
+          <w:rtl w:val="0"/>
+        </w:rPr>
+      </w:r>
+    </w:p>
+    <w:p>
+      <w:pPr>
+        <w:spacing w:line="240" w:lineRule="auto"/>
+        <w:rPr/>
+      </w:pPr>
+      <w:r>
+        <w:rPr>
+          <w:rtl w:val="0"/>
+        </w:rPr>
+        <w:t xml:space="preserve"># Llamamos a 'elevar_a' con el argumento 3 </w:t>
+      </w:r>
+    </w:p>
+    <w:p>
+      <w:pPr>
+        <w:spacing w:line="240" w:lineRule="auto"/>
+        <w:rPr/>
+      </w:pPr>
+      <w:r>
+        <w:rPr>
+          <w:rtl w:val="0"/>
+        </w:rPr>
+        <w:t xml:space="preserve">resultado = elevar_a(3) # Esto devuelve una función que eleva a la potencia de 3 </w:t>
+      </w:r>
+    </w:p>
+    <w:p>
+      <w:pPr>
+        <w:spacing w:line="240" w:lineRule="auto"/>
+        <w:rPr/>
+      </w:pPr>
+      <w:r>
+        <w:rPr>
+          <w:rtl w:val="0"/>
+        </w:rPr>
+        <w:t xml:space="preserve"># Ahora llamamos a la función devuelta con el argumento 4 </w:t>
+      </w:r>
+    </w:p>
+    <w:p>
+      <w:pPr>
+        <w:spacing w:line="240" w:lineRule="auto"/>
+        <w:rPr/>
+      </w:pPr>
+      <w:r>
+        <w:rPr>
+          <w:rtl w:val="0"/>
+        </w:rPr>
+        <w:t xml:space="preserve">print(resultado(4)) # Esto es equivalente a elevar 4 a la potencia de 3 </w:t>
+      </w:r>
+    </w:p>
+    <w:p>
+      <w:pPr>
+        <w:spacing w:line="240" w:lineRule="auto"/>
+        <w:rPr/>
+      </w:pPr>
+      <w:r>
+        <w:rPr>
+          <w:rtl w:val="0"/>
+        </w:rPr>
+        <w:t xml:space="preserve"># Alternativamente, podemos hacer todo en una sola línea </w:t>
+      </w:r>
+    </w:p>
+    <w:p>
+      <w:pPr>
+        <w:spacing w:line="240" w:lineRule="auto"/>
+        <w:rPr/>
+      </w:pPr>
+      <w:r>
+        <w:rPr>
+          <w:rtl w:val="0"/>
+        </w:rPr>
+        <w:t xml:space="preserve">print(elevar_a(3)(4)) # Esto devuelve 4 elevado a 3, que es 64</w:t>
+      </w:r>
+    </w:p>
+    <w:p>
+      <w:pPr>
+        <w:spacing w:line="240" w:lineRule="auto"/>
+        <w:rPr/>
+      </w:pPr>
+      <w:r>
+        <w:rPr>
+          <w:rtl w:val="0"/>
+        </w:rPr>
+      </w:r>
+    </w:p>
+    <w:p>
+      <w:pPr>
+        <w:spacing w:line="240" w:lineRule="auto"/>
+        <w:rPr>
+          <w:b w:val="1"/>
+        </w:rPr>
+      </w:pPr>
+      <w:r>
+        <w:rPr>
+          <w:b w:val="1"/>
+          <w:rtl w:val="0"/>
+        </w:rPr>
+        <w:t xml:space="preserve">LAMBDA</w:t>
+      </w:r>
+    </w:p>
+    <w:p>
+      <w:pPr>
+        <w:spacing w:line="240" w:lineRule="auto"/>
+        <w:rPr/>
+      </w:pPr>
+      <w:r>
+        <w:rPr>
+          <w:rtl w:val="0"/>
+        </w:rPr>
+        <w:t xml:space="preserve">es una funcion, puede aplicarse a un parámetro:</w:t>
+      </w:r>
+    </w:p>
+    <w:p>
+      <w:pPr>
+        <w:spacing w:line="240" w:lineRule="auto"/>
+        <w:rPr/>
+      </w:pPr>
+      <w:r>
+        <w:rPr/>
+        <w:drawing>
+          <wp:inline distB="114300" distT="114300" distL="114300" distR="114300">
+            <wp:extent cx="2933700" cy="847725"/>
+            <wp:effectExtent b="0" l="0" r="0" t="0"/>
+            <wp:docPr id="11" name="image13.png"/>
+            <a:graphic>
+              <a:graphicData uri="http://schemas.openxmlformats.org/drawingml/2006/picture">
+                <pic:pic>
+                  <pic:nvPicPr>
+                    <pic:cNvPr id="0" name="image13.png"/>
+                    <pic:cNvPicPr preferRelativeResize="0"/>
+                  </pic:nvPicPr>
+                  <pic:blipFill>
+                    <a:blip r:embed="rId19"/>
+                    <a:srcRect b="0" l="0" r="0" t="0"/>
+                    <a:stretch>
+                      <a:fillRect/>
+                    </a:stretch>
+                  </pic:blipFill>
+                  <pic:spPr>
+                    <a:xfrm>
+                      <a:off x="0" y="0"/>
+                      <a:ext cx="2933700" cy="847725"/>
+                    </a:xfrm>
+                    <a:prstGeom prst="rect"/>
+                    <a:ln/>
+                  </pic:spPr>
+                </pic:pic>
+              </a:graphicData>
+            </a:graphic>
+          </wp:inline>
+        </w:drawing>
+      </w:r>
+      <w:r>
+        <w:rPr>
+          <w:rtl w:val="0"/>
+        </w:rPr>
+      </w:r>
+      <w:r>
+        <w:drawing>
+          <wp:anchor allowOverlap="1" behindDoc="0" distB="114300" distT="114300" distL="114300" distR="114300" hidden="0" layoutInCell="1" locked="0" relativeHeight="0" simplePos="0">
+            <wp:simplePos x="0" y="0"/>
+            <wp:positionH relativeFrom="column">
+              <wp:posOffset>19051</wp:posOffset>
+            </wp:positionH>
+            <wp:positionV relativeFrom="paragraph">
+              <wp:posOffset>1022350</wp:posOffset>
+            </wp:positionV>
+            <wp:extent cx="3325178" cy="920728"/>
+            <wp:effectExtent b="0" l="0" r="0" t="0"/>
+            <wp:wrapSquare wrapText="bothSides" distB="114300" distT="114300" distL="114300" distR="114300"/>
+            <wp:docPr id="12" name="image11.png"/>
+            <a:graphic>
+              <a:graphicData uri="http://schemas.openxmlformats.org/drawingml/2006/picture">
+                <pic:pic>
+                  <pic:nvPicPr>
+                    <pic:cNvPr id="0" name="image11.png"/>
+                    <pic:cNvPicPr preferRelativeResize="0"/>
+                  </pic:nvPicPr>
+                  <pic:blipFill>
+                    <a:blip r:embed="rId20"/>
+                    <a:srcRect b="0" l="0" r="0" t="0"/>
+                    <a:stretch>
+                      <a:fillRect/>
+                    </a:stretch>
+                  </pic:blipFill>
+                  <pic:spPr>
+                    <a:xfrm>
+                      <a:off x="0" y="0"/>
+                      <a:ext cx="3325178" cy="920728"/>
+                    </a:xfrm>
+                    <a:prstGeom prst="rect"/>
+                    <a:ln/>
+                  </pic:spPr>
+                </pic:pic>
+              </a:graphicData>
+            </a:graphic>
+          </wp:anchor>
+        </w:drawing>
+      </w:r>
+    </w:p>
+    <w:p>
+      <w:pPr>
+        <w:spacing w:line="240" w:lineRule="auto"/>
+        <w:rPr/>
+      </w:pPr>
+      <w:r>
+        <w:rPr>
+          <w:rtl w:val="0"/>
+        </w:rPr>
+        <w:t xml:space="preserve"> Crear la funcion con coeficientes personalizados y posteriormente usarla</w:t>
+      </w:r>
+    </w:p>
+    <w:p>
+      <w:pPr>
+        <w:spacing w:line="240" w:lineRule="auto"/>
+        <w:rPr/>
+      </w:pPr>
+      <w:r>
+        <w:rPr>
+          <w:rtl w:val="0"/>
+        </w:rPr>
+      </w:r>
+    </w:p>
+    <w:p>
+      <w:pPr>
+        <w:spacing w:line="240" w:lineRule="auto"/>
+        <w:rPr/>
+      </w:pPr>
+      <w:r>
+        <w:rPr>
+          <w:rtl w:val="0"/>
+        </w:rPr>
+      </w:r>
+    </w:p>
+    <w:p>
+      <w:pPr>
+        <w:spacing w:line="240" w:lineRule="auto"/>
+        <w:rPr>
+          <w:b w:val="1"/>
+        </w:rPr>
+      </w:pPr>
+      <w:r>
+        <w:rPr>
+          <w:b w:val="1"/>
+          <w:rtl w:val="0"/>
+        </w:rPr>
+        <w:t xml:space="preserve">Funciones de orden superior predefinidas:</w:t>
+      </w:r>
+    </w:p>
+    <w:p>
+      <w:pPr>
+        <w:spacing w:line="240" w:lineRule="auto"/>
+        <w:rPr/>
+      </w:pPr>
+      <w:r>
+        <w:rPr>
+          <w:b w:val="1"/>
+          <w:rtl w:val="0"/>
+        </w:rPr>
+        <w:t xml:space="preserve">map(</w:t>
+      </w:r>
+      <w:r>
+        <w:rPr>
+          <w:rtl w:val="0"/>
+        </w:rPr>
+        <w:t xml:space="preserve">funcion, lista):</w:t>
+      </w:r>
+    </w:p>
+    <w:p>
+      <w:pPr>
+        <w:spacing w:line="240" w:lineRule="auto"/>
+        <w:rPr/>
+      </w:pPr>
+      <w:r>
+        <w:rPr>
+          <w:rtl w:val="0"/>
+        </w:rPr>
+        <w:t xml:space="preserve">Aplica la funcion pasada por parámetro a cada uno de los elementos de la lista. No devuelve una lista ni la genera hasta que es requerido, genera un map. </w:t>
+      </w:r>
+    </w:p>
+    <w:p>
+      <w:pPr>
+        <w:spacing w:line="240" w:lineRule="auto"/>
+        <w:rPr/>
+      </w:pPr>
+      <w:r>
+        <w:rPr>
+          <w:rtl w:val="0"/>
+        </w:rPr>
+        <w:t xml:space="preserve">Para convertirlo sería necesario algo como … = list(map(F1, lista)</w:t>
+      </w:r>
+    </w:p>
+    <w:p>
+      <w:pPr>
+        <w:spacing w:line="240" w:lineRule="auto"/>
+        <w:rPr/>
+      </w:pPr>
+      <w:r>
+        <w:rPr>
+          <w:rtl w:val="0"/>
+        </w:rPr>
+      </w:r>
+    </w:p>
+    <w:p>
+      <w:pPr>
+        <w:spacing w:line="240" w:lineRule="auto"/>
+        <w:rPr/>
+      </w:pPr>
+      <w:r>
+        <w:rPr>
+          <w:b w:val="1"/>
+          <w:rtl w:val="0"/>
+        </w:rPr>
+        <w:t xml:space="preserve">filter(</w:t>
+      </w:r>
+      <w:r>
+        <w:rPr>
+          <w:rtl w:val="0"/>
+        </w:rPr>
+        <w:t xml:space="preserve">funcion, lista): genera lo mismo que map. Devuelve solo los elementos</w:t>
+      </w:r>
+    </w:p>
+    <w:p>
+      <w:pPr>
+        <w:spacing w:line="240" w:lineRule="auto"/>
+        <w:rPr/>
+      </w:pPr>
+      <w:r>
+        <w:rPr>
+          <w:rtl w:val="0"/>
+        </w:rPr>
+        <w:t xml:space="preserve">la funcion debe devolver true o false, y devuelve solo los que den true.</w:t>
+      </w:r>
+    </w:p>
+    <w:p>
+      <w:pPr>
+        <w:spacing w:line="240" w:lineRule="auto"/>
+        <w:rPr/>
+      </w:pPr>
+      <w:r>
+        <w:rPr>
+          <w:rtl w:val="0"/>
+        </w:rPr>
+      </w:r>
+    </w:p>
+    <w:p>
+      <w:pPr>
+        <w:spacing w:line="240" w:lineRule="auto"/>
+        <w:rPr/>
+      </w:pPr>
+      <w:r>
+        <w:rPr>
+          <w:b w:val="1"/>
+          <w:rtl w:val="0"/>
+        </w:rPr>
+        <w:t xml:space="preserve">reduce</w:t>
+      </w:r>
+      <w:r>
+        <w:rPr>
+          <w:rtl w:val="0"/>
+        </w:rPr>
+        <w:t xml:space="preserve">(función, iterable[, valor_inicial]): de libreria functools.</w:t>
+      </w:r>
+    </w:p>
+    <w:p>
+      <w:pPr>
+        <w:spacing w:line="240" w:lineRule="auto"/>
+        <w:rPr/>
+      </w:pPr>
+      <w:r>
+        <w:rPr>
+          <w:rtl w:val="0"/>
+        </w:rPr>
+        <w:t xml:space="preserve">Aplica la función a los dos primeros elementos del iterable.</w:t>
+      </w:r>
+    </w:p>
+    <w:p>
+      <w:pPr>
+        <w:spacing w:line="240" w:lineRule="auto"/>
+        <w:rPr/>
+      </w:pPr>
+      <w:r>
+        <w:rPr>
+          <w:rtl w:val="0"/>
+        </w:rPr>
+        <w:t xml:space="preserve">Luego toma el resultado y lo aplica al siguiente elemento del iterable.</w:t>
+      </w:r>
+    </w:p>
+    <w:p>
+      <w:pPr>
+        <w:spacing w:line="240" w:lineRule="auto"/>
+        <w:rPr/>
+      </w:pPr>
+      <w:r>
+        <w:rPr>
+          <w:rtl w:val="0"/>
+        </w:rPr>
+        <w:t xml:space="preserve">Sigue repitiendo el proceso hasta que haya recorrido todo el iterable.</w:t>
+      </w:r>
+    </w:p>
+    <w:p>
+      <w:pPr>
+        <w:spacing w:line="240" w:lineRule="auto"/>
+        <w:rPr/>
+      </w:pPr>
+      <w:r>
+        <w:rPr>
+          <w:rtl w:val="0"/>
+        </w:rPr>
+        <w:t xml:space="preserve">Devuelve el único valor resultante de esta operación acumulativa.</w:t>
+      </w:r>
+    </w:p>
+    <w:p>
+      <w:pPr>
+        <w:spacing w:line="240" w:lineRule="auto"/>
+        <w:rPr/>
+      </w:pPr>
+      <w:r>
+        <w:rPr>
+          <w:rtl w:val="0"/>
+        </w:rPr>
+      </w:r>
+    </w:p>
+    <w:p>
+      <w:pPr>
+        <w:spacing w:line="240" w:lineRule="auto"/>
+        <w:rPr>
+          <w:b w:val="1"/>
+        </w:rPr>
+      </w:pPr>
+      <w:r>
+        <w:rPr>
+          <w:b w:val="1"/>
+          <w:rtl w:val="0"/>
+        </w:rPr>
+        <w:t xml:space="preserve">Generador perezoso</w:t>
+      </w:r>
+    </w:p>
+    <w:p>
+      <w:pPr>
+        <w:spacing w:line="240" w:lineRule="auto"/>
+        <w:rPr>
+          <w:b w:val="1"/>
+        </w:rPr>
+      </w:pPr>
+      <w:r>
+        <w:rPr>
+          <w:b w:val="1"/>
+        </w:rPr>
+        <w:drawing>
+          <wp:inline distB="114300" distT="114300" distL="114300" distR="114300">
+            <wp:extent cx="5399730" cy="1612900"/>
+            <wp:effectExtent b="0" l="0" r="0" t="0"/>
+            <wp:docPr id="8" name="image15.png"/>
+            <a:graphic>
+              <a:graphicData uri="http://schemas.openxmlformats.org/drawingml/2006/picture">
+                <pic:pic>
+                  <pic:nvPicPr>
+                    <pic:cNvPr id="0" name="image15.png"/>
+                    <pic:cNvPicPr preferRelativeResize="0"/>
+                  </pic:nvPicPr>
+                  <pic:blipFill>
+                    <a:blip r:embed="rId21"/>
+                    <a:srcRect b="0" l="0" r="0" t="0"/>
+                    <a:stretch>
+                      <a:fillRect/>
+                    </a:stretch>
+                  </pic:blipFill>
+                  <pic:spPr>
+                    <a:xfrm>
+                      <a:off x="0" y="0"/>
+                      <a:ext cx="5399730" cy="1612900"/>
+                    </a:xfrm>
+                    <a:prstGeom prst="rect"/>
+                    <a:ln/>
+                  </pic:spPr>
+                </pic:pic>
+              </a:graphicData>
+            </a:graphic>
+          </wp:inline>
+        </w:drawing>
+      </w:r>
+      <w:r>
+        <w:rPr>
+          <w:rtl w:val="0"/>
+        </w:rPr>
+      </w:r>
+    </w:p>
+    <w:p>
+      <w:pPr>
+        <w:spacing w:line="240" w:lineRule="auto"/>
+        <w:rPr/>
+      </w:pPr>
+      <w:r>
+        <w:rPr>
+          <w:rtl w:val="0"/>
+        </w:rPr>
+        <w:t xml:space="preserve">Lo mismo que una lista pero con ( ) en vez de con [ ]</w:t>
+      </w:r>
+    </w:p>
+    <w:p>
+      <w:pPr>
+        <w:spacing w:line="240" w:lineRule="auto"/>
+        <w:rPr/>
+      </w:pPr>
+      <w:r>
+        <w:rPr>
+          <w:b w:val="1"/>
+          <w:rtl w:val="0"/>
+        </w:rPr>
+        <w:t xml:space="preserve">next </w:t>
+      </w:r>
+      <w:r>
+        <w:rPr>
+          <w:rtl w:val="0"/>
+        </w:rPr>
+        <w:t xml:space="preserve">para mostrar siguiente en iterador</w:t>
+      </w:r>
+    </w:p>
+    <w:p>
+      <w:pPr>
+        <w:spacing w:line="240" w:lineRule="auto"/>
+        <w:rPr/>
+      </w:pPr>
+      <w:r>
+        <w:rPr>
+          <w:rtl w:val="0"/>
+        </w:rPr>
+      </w:r>
+    </w:p>
+    <w:p>
+      <w:pPr>
+        <w:spacing w:line="240" w:lineRule="auto"/>
+        <w:rPr>
+          <w:b w:val="1"/>
+        </w:rPr>
+      </w:pPr>
+      <w:r>
+        <w:rPr>
+          <w:b w:val="1"/>
+          <w:rtl w:val="0"/>
+        </w:rPr>
+        <w:t xml:space="preserve">YIELD</w:t>
+      </w:r>
+    </w:p>
+    <w:p>
+      <w:pPr>
+        <w:spacing w:line="240" w:lineRule="auto"/>
+        <w:rPr/>
+      </w:pPr>
+      <w:r>
+        <w:rPr>
+          <w:rtl w:val="0"/>
+        </w:rPr>
+        <w:t xml:space="preserve">quedan a la espera de ser demandados. Para listas infinitas</w:t>
+      </w:r>
+    </w:p>
+    <w:p>
+      <w:pPr>
+        <w:spacing w:line="240" w:lineRule="auto"/>
+        <w:rPr/>
+      </w:pPr>
+      <w:r>
+        <w:rPr/>
+        <w:drawing>
+          <wp:inline distB="114300" distT="114300" distL="114300" distR="114300">
+            <wp:extent cx="2714625" cy="1200150"/>
+            <wp:effectExtent b="0" l="0" r="0" t="0"/>
+            <wp:docPr id="4" name="image7.png"/>
+            <a:graphic>
+              <a:graphicData uri="http://schemas.openxmlformats.org/drawingml/2006/picture">
+                <pic:pic>
+                  <pic:nvPicPr>
+                    <pic:cNvPr id="0" name="image7.png"/>
+                    <pic:cNvPicPr preferRelativeResize="0"/>
+                  </pic:nvPicPr>
+                  <pic:blipFill>
+                    <a:blip r:embed="rId22"/>
+                    <a:srcRect b="0" l="0" r="0" t="0"/>
+                    <a:stretch>
+                      <a:fillRect/>
+                    </a:stretch>
+                  </pic:blipFill>
+                  <pic:spPr>
+                    <a:xfrm>
+                      <a:off x="0" y="0"/>
+                      <a:ext cx="2714625" cy="1200150"/>
+                    </a:xfrm>
+                    <a:prstGeom prst="rect"/>
+                    <a:ln/>
+                  </pic:spPr>
+                </pic:pic>
+              </a:graphicData>
+            </a:graphic>
+          </wp:inline>
+        </w:drawing>
+      </w:r>
+      <w:r>
+        <w:rPr>
+          <w:rtl w:val="0"/>
+        </w:rPr>
+      </w:r>
+    </w:p>
+    <w:p>
+      <w:pPr>
+        <w:spacing w:line="240" w:lineRule="auto"/>
+        <w:rPr>
+          <w:b w:val="1"/>
+        </w:rPr>
       </w:pPr>
       <w:r>
         <w:rPr>
@@ -3812,12 +10071,12 @@
       </w:r>
     </w:p>
     <w:sectPr>
-      <w:headerReference r:id="rId13" w:type="default"/>
-      <w:headerReference r:id="rId14" w:type="first"/>
-      <w:headerReference r:id="rId15" w:type="even"/>
-      <w:footerReference r:id="rId16" w:type="default"/>
-      <w:footerReference r:id="rId17" w:type="first"/>
-      <w:footerReference r:id="rId18" w:type="even"/>
+      <w:headerReference r:id="rId23" w:type="default"/>
+      <w:headerReference r:id="rId24" w:type="first"/>
+      <w:headerReference r:id="rId25" w:type="even"/>
+      <w:footerReference r:id="rId26" w:type="default"/>
+      <w:footerReference r:id="rId27" w:type="first"/>
+      <w:footerReference r:id="rId28" w:type="even"/>
       <w:pgSz w:h="16838" w:w="11906" w:orient="portrait"/>
       <w:pgMar w:bottom="1417" w:top="1417" w:left="1701" w:right="1701" w:header="708" w:footer="708"/>
       <w:pgNumType w:start="1"/>
@@ -4583,6 +10842,116 @@
       </w:rPr>
     </w:lvl>
   </w:abstractNum>
+  <w:abstractNum w:abstractNumId="5">
+    <w:lvl w:ilvl="0">
+      <w:start w:val="1"/>
+      <w:numFmt w:val="bullet"/>
+      <w:lvlText w:val="●"/>
+      <w:lvlJc w:val="left"/>
+      <w:pPr>
+        <w:ind w:left="720" w:hanging="360"/>
+      </w:pPr>
+      <w:rPr>
+        <w:u w:val="none"/>
+      </w:rPr>
+    </w:lvl>
+    <w:lvl w:ilvl="1">
+      <w:start w:val="1"/>
+      <w:numFmt w:val="bullet"/>
+      <w:lvlText w:val="○"/>
+      <w:lvlJc w:val="left"/>
+      <w:pPr>
+        <w:ind w:left="1440" w:hanging="360"/>
+      </w:pPr>
+      <w:rPr>
+        <w:u w:val="none"/>
+      </w:rPr>
+    </w:lvl>
+    <w:lvl w:ilvl="2">
+      <w:start w:val="1"/>
+      <w:numFmt w:val="bullet"/>
+      <w:lvlText w:val="■"/>
+      <w:lvlJc w:val="left"/>
+      <w:pPr>
+        <w:ind w:left="2160" w:hanging="360"/>
+      </w:pPr>
+      <w:rPr>
+        <w:u w:val="none"/>
+      </w:rPr>
+    </w:lvl>
+    <w:lvl w:ilvl="3">
+      <w:start w:val="1"/>
+      <w:numFmt w:val="bullet"/>
+      <w:lvlText w:val="●"/>
+      <w:lvlJc w:val="left"/>
+      <w:pPr>
+        <w:ind w:left="2880" w:hanging="360"/>
+      </w:pPr>
+      <w:rPr>
+        <w:u w:val="none"/>
+      </w:rPr>
+    </w:lvl>
+    <w:lvl w:ilvl="4">
+      <w:start w:val="1"/>
+      <w:numFmt w:val="bullet"/>
+      <w:lvlText w:val="○"/>
+      <w:lvlJc w:val="left"/>
+      <w:pPr>
+        <w:ind w:left="3600" w:hanging="360"/>
+      </w:pPr>
+      <w:rPr>
+        <w:u w:val="none"/>
+      </w:rPr>
+    </w:lvl>
+    <w:lvl w:ilvl="5">
+      <w:start w:val="1"/>
+      <w:numFmt w:val="bullet"/>
+      <w:lvlText w:val="■"/>
+      <w:lvlJc w:val="left"/>
+      <w:pPr>
+        <w:ind w:left="4320" w:hanging="360"/>
+      </w:pPr>
+      <w:rPr>
+        <w:u w:val="none"/>
+      </w:rPr>
+    </w:lvl>
+    <w:lvl w:ilvl="6">
+      <w:start w:val="1"/>
+      <w:numFmt w:val="bullet"/>
+      <w:lvlText w:val="●"/>
+      <w:lvlJc w:val="left"/>
+      <w:pPr>
+        <w:ind w:left="5040" w:hanging="360"/>
+      </w:pPr>
+      <w:rPr>
+        <w:u w:val="none"/>
+      </w:rPr>
+    </w:lvl>
+    <w:lvl w:ilvl="7">
+      <w:start w:val="1"/>
+      <w:numFmt w:val="bullet"/>
+      <w:lvlText w:val="○"/>
+      <w:lvlJc w:val="left"/>
+      <w:pPr>
+        <w:ind w:left="5760" w:hanging="360"/>
+      </w:pPr>
+      <w:rPr>
+        <w:u w:val="none"/>
+      </w:rPr>
+    </w:lvl>
+    <w:lvl w:ilvl="8">
+      <w:start w:val="1"/>
+      <w:numFmt w:val="bullet"/>
+      <w:lvlText w:val="■"/>
+      <w:lvlJc w:val="left"/>
+      <w:pPr>
+        <w:ind w:left="6480" w:hanging="360"/>
+      </w:pPr>
+      <w:rPr>
+        <w:u w:val="none"/>
+      </w:rPr>
+    </w:lvl>
+  </w:abstractNum>
   <w:num w:numId="1">
     <w:abstractNumId w:val="1"/>
   </w:num>
@@ -4594,6 +10963,9 @@
   </w:num>
   <w:num w:numId="4">
     <w:abstractNumId w:val="4"/>
+  </w:num>
+  <w:num w:numId="5">
+    <w:abstractNumId w:val="5"/>
   </w:num>
 </w:numbering>
 </file>
